--- a/flow/20230927_hours/піст-тріодь-05-ГР.docx
+++ b/flow/20230927_hours/піст-тріодь-05-ГР.docx
@@ -46,7 +46,167 @@
         <w:t>Тропар (г. 4):</w:t>
       </w:r>
       <w:r>
-        <w:t xml:space="preserve"> Сві́тлую воскресі́ння про́повідь від а́нгела взна́вши* і пра́дідне осу́дження відки́нувши,* Госпо́дні учени́ці, хва́лячись, апо́столам мо́вили:* Повали́лася смерть, воскре́с Христо́с Бог,* дару́ючи сві́тові вели́ку ми́лість.</w:t>
+        <w:t xml:space="preserve"> </w:t>
+      </w:r>
+      <w:proofErr w:type="spellStart"/>
+      <w:r>
+        <w:t>Сві́тлую</w:t>
+      </w:r>
+      <w:proofErr w:type="spellEnd"/>
+      <w:r>
+        <w:t xml:space="preserve"> </w:t>
+      </w:r>
+      <w:proofErr w:type="spellStart"/>
+      <w:r>
+        <w:t>воскресі́ння</w:t>
+      </w:r>
+      <w:proofErr w:type="spellEnd"/>
+      <w:r>
+        <w:t xml:space="preserve"> </w:t>
+      </w:r>
+      <w:proofErr w:type="spellStart"/>
+      <w:r>
+        <w:t>про́повідь</w:t>
+      </w:r>
+      <w:proofErr w:type="spellEnd"/>
+      <w:r>
+        <w:t xml:space="preserve"> від </w:t>
+      </w:r>
+      <w:proofErr w:type="spellStart"/>
+      <w:r>
+        <w:t>а́нгела</w:t>
+      </w:r>
+      <w:proofErr w:type="spellEnd"/>
+      <w:r>
+        <w:t xml:space="preserve"> </w:t>
+      </w:r>
+      <w:proofErr w:type="spellStart"/>
+      <w:r>
+        <w:t>взна́вши</w:t>
+      </w:r>
+      <w:proofErr w:type="spellEnd"/>
+      <w:r>
+        <w:t xml:space="preserve">* і </w:t>
+      </w:r>
+      <w:proofErr w:type="spellStart"/>
+      <w:r>
+        <w:t>пра́дідне</w:t>
+      </w:r>
+      <w:proofErr w:type="spellEnd"/>
+      <w:r>
+        <w:t xml:space="preserve"> </w:t>
+      </w:r>
+      <w:proofErr w:type="spellStart"/>
+      <w:r>
+        <w:t>осу́дження</w:t>
+      </w:r>
+      <w:proofErr w:type="spellEnd"/>
+      <w:r>
+        <w:t xml:space="preserve"> </w:t>
+      </w:r>
+      <w:proofErr w:type="spellStart"/>
+      <w:r>
+        <w:t>відки́нувши</w:t>
+      </w:r>
+      <w:proofErr w:type="spellEnd"/>
+      <w:r>
+        <w:t xml:space="preserve">,* </w:t>
+      </w:r>
+      <w:proofErr w:type="spellStart"/>
+      <w:r>
+        <w:t>Госпо́дні</w:t>
+      </w:r>
+      <w:proofErr w:type="spellEnd"/>
+      <w:r>
+        <w:t xml:space="preserve"> </w:t>
+      </w:r>
+      <w:proofErr w:type="spellStart"/>
+      <w:r>
+        <w:t>учени́ці</w:t>
+      </w:r>
+      <w:proofErr w:type="spellEnd"/>
+      <w:r>
+        <w:t xml:space="preserve">, </w:t>
+      </w:r>
+      <w:proofErr w:type="spellStart"/>
+      <w:r>
+        <w:t>хва́лячись</w:t>
+      </w:r>
+      <w:proofErr w:type="spellEnd"/>
+      <w:r>
+        <w:t xml:space="preserve">, </w:t>
+      </w:r>
+      <w:proofErr w:type="spellStart"/>
+      <w:r>
+        <w:t>апо́столам</w:t>
+      </w:r>
+      <w:proofErr w:type="spellEnd"/>
+      <w:r>
+        <w:t xml:space="preserve"> </w:t>
+      </w:r>
+      <w:proofErr w:type="spellStart"/>
+      <w:r>
+        <w:t>мо́вили</w:t>
+      </w:r>
+      <w:proofErr w:type="spellEnd"/>
+      <w:r>
+        <w:t xml:space="preserve">:* </w:t>
+      </w:r>
+      <w:proofErr w:type="spellStart"/>
+      <w:r>
+        <w:t>Повали́лася</w:t>
+      </w:r>
+      <w:proofErr w:type="spellEnd"/>
+      <w:r>
+        <w:t xml:space="preserve"> смерть, </w:t>
+      </w:r>
+      <w:proofErr w:type="spellStart"/>
+      <w:r>
+        <w:t>воскре́с</w:t>
+      </w:r>
+      <w:proofErr w:type="spellEnd"/>
+      <w:r>
+        <w:t xml:space="preserve"> </w:t>
+      </w:r>
+      <w:proofErr w:type="spellStart"/>
+      <w:r>
+        <w:t>Христо́с</w:t>
+      </w:r>
+      <w:proofErr w:type="spellEnd"/>
+      <w:r>
+        <w:t xml:space="preserve"> Бог,* </w:t>
+      </w:r>
+      <w:proofErr w:type="spellStart"/>
+      <w:r>
+        <w:t>дару́ючи</w:t>
+      </w:r>
+      <w:proofErr w:type="spellEnd"/>
+      <w:r>
+        <w:t xml:space="preserve"> </w:t>
+      </w:r>
+      <w:proofErr w:type="spellStart"/>
+      <w:r>
+        <w:t>сві́тові</w:t>
+      </w:r>
+      <w:proofErr w:type="spellEnd"/>
+      <w:r>
+        <w:t xml:space="preserve"> </w:t>
+      </w:r>
+      <w:proofErr w:type="spellStart"/>
+      <w:r>
+        <w:t>вели́ку</w:t>
+      </w:r>
+      <w:proofErr w:type="spellEnd"/>
+      <w:r>
+        <w:t xml:space="preserve"> </w:t>
+      </w:r>
+      <w:proofErr w:type="spellStart"/>
+      <w:r>
+        <w:t>ми́лість</w:t>
+      </w:r>
+      <w:proofErr w:type="spellEnd"/>
+      <w:r>
+        <w:t>.</w:t>
       </w:r>
     </w:p>
     <w:p>
@@ -87,7 +247,47 @@
           <w:sz w:val="24"/>
           <w:szCs w:val="24"/>
         </w:rPr>
-        <w:t>З вірою прийшовши на кладязь,* самарянка виділа Тебе, премудрости воду,* якої напившись обильно,* царство вишнє унаслідувала повік* приснославна.</w:t>
+        <w:t xml:space="preserve">З вірою прийшовши на </w:t>
+      </w:r>
+      <w:proofErr w:type="spellStart"/>
+      <w:r>
+        <w:rPr>
+          <w:rFonts w:ascii="Times New Roman" w:eastAsia="Times New Roman" w:hAnsi="Times New Roman" w:cs="Times New Roman"/>
+          <w:color w:val="333333"/>
+          <w:sz w:val="24"/>
+          <w:szCs w:val="24"/>
+        </w:rPr>
+        <w:t>кладязь</w:t>
+      </w:r>
+      <w:proofErr w:type="spellEnd"/>
+      <w:r>
+        <w:rPr>
+          <w:rFonts w:ascii="Times New Roman" w:eastAsia="Times New Roman" w:hAnsi="Times New Roman" w:cs="Times New Roman"/>
+          <w:color w:val="333333"/>
+          <w:sz w:val="24"/>
+          <w:szCs w:val="24"/>
+        </w:rPr>
+        <w:t xml:space="preserve">,* самарянка виділа Тебе, премудрости воду,* якої напившись обильно,* царство вишнє унаслідувала повік* </w:t>
+      </w:r>
+      <w:proofErr w:type="spellStart"/>
+      <w:r>
+        <w:rPr>
+          <w:rFonts w:ascii="Times New Roman" w:eastAsia="Times New Roman" w:hAnsi="Times New Roman" w:cs="Times New Roman"/>
+          <w:color w:val="333333"/>
+          <w:sz w:val="24"/>
+          <w:szCs w:val="24"/>
+        </w:rPr>
+        <w:t>приснославна</w:t>
+      </w:r>
+      <w:proofErr w:type="spellEnd"/>
+      <w:r>
+        <w:rPr>
+          <w:rFonts w:ascii="Times New Roman" w:eastAsia="Times New Roman" w:hAnsi="Times New Roman" w:cs="Times New Roman"/>
+          <w:color w:val="333333"/>
+          <w:sz w:val="24"/>
+          <w:szCs w:val="24"/>
+        </w:rPr>
+        <w:t>.</w:t>
       </w:r>
       <w:r>
         <w:rPr>
@@ -150,7 +350,167 @@
         <w:t>Тропар (г. 4):</w:t>
       </w:r>
       <w:r>
-        <w:t xml:space="preserve"> Сві́тлую воскресі́ння про́повідь від а́нгела взна́вши* і пра́дідне осу́дження відки́нувши,* Госпо́дні учени́ці, хва́лячись, апо́столам мо́вили:* Повали́лася смерть, воскре́с Христо́с Бог,* дару́ючи сві́тові вели́ку ми́лість.</w:t>
+        <w:t xml:space="preserve"> </w:t>
+      </w:r>
+      <w:proofErr w:type="spellStart"/>
+      <w:r>
+        <w:t>Сві́тлую</w:t>
+      </w:r>
+      <w:proofErr w:type="spellEnd"/>
+      <w:r>
+        <w:t xml:space="preserve"> </w:t>
+      </w:r>
+      <w:proofErr w:type="spellStart"/>
+      <w:r>
+        <w:t>воскресі́ння</w:t>
+      </w:r>
+      <w:proofErr w:type="spellEnd"/>
+      <w:r>
+        <w:t xml:space="preserve"> </w:t>
+      </w:r>
+      <w:proofErr w:type="spellStart"/>
+      <w:r>
+        <w:t>про́повідь</w:t>
+      </w:r>
+      <w:proofErr w:type="spellEnd"/>
+      <w:r>
+        <w:t xml:space="preserve"> від </w:t>
+      </w:r>
+      <w:proofErr w:type="spellStart"/>
+      <w:r>
+        <w:t>а́нгела</w:t>
+      </w:r>
+      <w:proofErr w:type="spellEnd"/>
+      <w:r>
+        <w:t xml:space="preserve"> </w:t>
+      </w:r>
+      <w:proofErr w:type="spellStart"/>
+      <w:r>
+        <w:t>взна́вши</w:t>
+      </w:r>
+      <w:proofErr w:type="spellEnd"/>
+      <w:r>
+        <w:t xml:space="preserve">* і </w:t>
+      </w:r>
+      <w:proofErr w:type="spellStart"/>
+      <w:r>
+        <w:t>пра́дідне</w:t>
+      </w:r>
+      <w:proofErr w:type="spellEnd"/>
+      <w:r>
+        <w:t xml:space="preserve"> </w:t>
+      </w:r>
+      <w:proofErr w:type="spellStart"/>
+      <w:r>
+        <w:t>осу́дження</w:t>
+      </w:r>
+      <w:proofErr w:type="spellEnd"/>
+      <w:r>
+        <w:t xml:space="preserve"> </w:t>
+      </w:r>
+      <w:proofErr w:type="spellStart"/>
+      <w:r>
+        <w:t>відки́нувши</w:t>
+      </w:r>
+      <w:proofErr w:type="spellEnd"/>
+      <w:r>
+        <w:t xml:space="preserve">,* </w:t>
+      </w:r>
+      <w:proofErr w:type="spellStart"/>
+      <w:r>
+        <w:t>Госпо́дні</w:t>
+      </w:r>
+      <w:proofErr w:type="spellEnd"/>
+      <w:r>
+        <w:t xml:space="preserve"> </w:t>
+      </w:r>
+      <w:proofErr w:type="spellStart"/>
+      <w:r>
+        <w:t>учени́ці</w:t>
+      </w:r>
+      <w:proofErr w:type="spellEnd"/>
+      <w:r>
+        <w:t xml:space="preserve">, </w:t>
+      </w:r>
+      <w:proofErr w:type="spellStart"/>
+      <w:r>
+        <w:t>хва́лячись</w:t>
+      </w:r>
+      <w:proofErr w:type="spellEnd"/>
+      <w:r>
+        <w:t xml:space="preserve">, </w:t>
+      </w:r>
+      <w:proofErr w:type="spellStart"/>
+      <w:r>
+        <w:t>апо́столам</w:t>
+      </w:r>
+      <w:proofErr w:type="spellEnd"/>
+      <w:r>
+        <w:t xml:space="preserve"> </w:t>
+      </w:r>
+      <w:proofErr w:type="spellStart"/>
+      <w:r>
+        <w:t>мо́вили</w:t>
+      </w:r>
+      <w:proofErr w:type="spellEnd"/>
+      <w:r>
+        <w:t xml:space="preserve">:* </w:t>
+      </w:r>
+      <w:proofErr w:type="spellStart"/>
+      <w:r>
+        <w:t>Повали́лася</w:t>
+      </w:r>
+      <w:proofErr w:type="spellEnd"/>
+      <w:r>
+        <w:t xml:space="preserve"> смерть, </w:t>
+      </w:r>
+      <w:proofErr w:type="spellStart"/>
+      <w:r>
+        <w:t>воскре́с</w:t>
+      </w:r>
+      <w:proofErr w:type="spellEnd"/>
+      <w:r>
+        <w:t xml:space="preserve"> </w:t>
+      </w:r>
+      <w:proofErr w:type="spellStart"/>
+      <w:r>
+        <w:t>Христо́с</w:t>
+      </w:r>
+      <w:proofErr w:type="spellEnd"/>
+      <w:r>
+        <w:t xml:space="preserve"> Бог,* </w:t>
+      </w:r>
+      <w:proofErr w:type="spellStart"/>
+      <w:r>
+        <w:t>дару́ючи</w:t>
+      </w:r>
+      <w:proofErr w:type="spellEnd"/>
+      <w:r>
+        <w:t xml:space="preserve"> </w:t>
+      </w:r>
+      <w:proofErr w:type="spellStart"/>
+      <w:r>
+        <w:t>сві́тові</w:t>
+      </w:r>
+      <w:proofErr w:type="spellEnd"/>
+      <w:r>
+        <w:t xml:space="preserve"> </w:t>
+      </w:r>
+      <w:proofErr w:type="spellStart"/>
+      <w:r>
+        <w:t>вели́ку</w:t>
+      </w:r>
+      <w:proofErr w:type="spellEnd"/>
+      <w:r>
+        <w:t xml:space="preserve"> </w:t>
+      </w:r>
+      <w:proofErr w:type="spellStart"/>
+      <w:r>
+        <w:t>ми́лість</w:t>
+      </w:r>
+      <w:proofErr w:type="spellEnd"/>
+      <w:r>
+        <w:t>.</w:t>
       </w:r>
     </w:p>
     <w:p>
@@ -191,7 +551,47 @@
           <w:sz w:val="24"/>
           <w:szCs w:val="24"/>
         </w:rPr>
-        <w:t>З вірою прийшовши на кладязь,* самарянка виділа Тебе, премудрости воду,* якої напившись обильно,* царство вишнє унаслідувала повік* приснославна.</w:t>
+        <w:t xml:space="preserve">З вірою прийшовши на </w:t>
+      </w:r>
+      <w:proofErr w:type="spellStart"/>
+      <w:r>
+        <w:rPr>
+          <w:rFonts w:ascii="Times New Roman" w:eastAsia="Times New Roman" w:hAnsi="Times New Roman" w:cs="Times New Roman"/>
+          <w:color w:val="333333"/>
+          <w:sz w:val="24"/>
+          <w:szCs w:val="24"/>
+        </w:rPr>
+        <w:t>кладязь</w:t>
+      </w:r>
+      <w:proofErr w:type="spellEnd"/>
+      <w:r>
+        <w:rPr>
+          <w:rFonts w:ascii="Times New Roman" w:eastAsia="Times New Roman" w:hAnsi="Times New Roman" w:cs="Times New Roman"/>
+          <w:color w:val="333333"/>
+          <w:sz w:val="24"/>
+          <w:szCs w:val="24"/>
+        </w:rPr>
+        <w:t xml:space="preserve">,* самарянка виділа Тебе, премудрости воду,* якої напившись обильно,* царство вишнє унаслідувала повік* </w:t>
+      </w:r>
+      <w:proofErr w:type="spellStart"/>
+      <w:r>
+        <w:rPr>
+          <w:rFonts w:ascii="Times New Roman" w:eastAsia="Times New Roman" w:hAnsi="Times New Roman" w:cs="Times New Roman"/>
+          <w:color w:val="333333"/>
+          <w:sz w:val="24"/>
+          <w:szCs w:val="24"/>
+        </w:rPr>
+        <w:t>приснославна</w:t>
+      </w:r>
+      <w:proofErr w:type="spellEnd"/>
+      <w:r>
+        <w:rPr>
+          <w:rFonts w:ascii="Times New Roman" w:eastAsia="Times New Roman" w:hAnsi="Times New Roman" w:cs="Times New Roman"/>
+          <w:color w:val="333333"/>
+          <w:sz w:val="24"/>
+          <w:szCs w:val="24"/>
+        </w:rPr>
+        <w:t>.</w:t>
       </w:r>
       <w:r>
         <w:rPr>
@@ -238,7 +638,167 @@
         <w:t>Тропар (г. 4):</w:t>
       </w:r>
       <w:r>
-        <w:t xml:space="preserve"> Сві́тлую воскресі́ння про́повідь від а́нгела взна́вши* і пра́дідне осу́дження відки́нувши,* Госпо́дні учени́ці, хва́лячись, апо́столам мо́вили:* Повали́лася смерть, воскре́с Христо́с Бог,* дару́ючи сві́тові вели́ку ми́лість.</w:t>
+        <w:t xml:space="preserve"> </w:t>
+      </w:r>
+      <w:proofErr w:type="spellStart"/>
+      <w:r>
+        <w:t>Сві́тлую</w:t>
+      </w:r>
+      <w:proofErr w:type="spellEnd"/>
+      <w:r>
+        <w:t xml:space="preserve"> </w:t>
+      </w:r>
+      <w:proofErr w:type="spellStart"/>
+      <w:r>
+        <w:t>воскресі́ння</w:t>
+      </w:r>
+      <w:proofErr w:type="spellEnd"/>
+      <w:r>
+        <w:t xml:space="preserve"> </w:t>
+      </w:r>
+      <w:proofErr w:type="spellStart"/>
+      <w:r>
+        <w:t>про́повідь</w:t>
+      </w:r>
+      <w:proofErr w:type="spellEnd"/>
+      <w:r>
+        <w:t xml:space="preserve"> від </w:t>
+      </w:r>
+      <w:proofErr w:type="spellStart"/>
+      <w:r>
+        <w:t>а́нгела</w:t>
+      </w:r>
+      <w:proofErr w:type="spellEnd"/>
+      <w:r>
+        <w:t xml:space="preserve"> </w:t>
+      </w:r>
+      <w:proofErr w:type="spellStart"/>
+      <w:r>
+        <w:t>взна́вши</w:t>
+      </w:r>
+      <w:proofErr w:type="spellEnd"/>
+      <w:r>
+        <w:t xml:space="preserve">* і </w:t>
+      </w:r>
+      <w:proofErr w:type="spellStart"/>
+      <w:r>
+        <w:t>пра́дідне</w:t>
+      </w:r>
+      <w:proofErr w:type="spellEnd"/>
+      <w:r>
+        <w:t xml:space="preserve"> </w:t>
+      </w:r>
+      <w:proofErr w:type="spellStart"/>
+      <w:r>
+        <w:t>осу́дження</w:t>
+      </w:r>
+      <w:proofErr w:type="spellEnd"/>
+      <w:r>
+        <w:t xml:space="preserve"> </w:t>
+      </w:r>
+      <w:proofErr w:type="spellStart"/>
+      <w:r>
+        <w:t>відки́нувши</w:t>
+      </w:r>
+      <w:proofErr w:type="spellEnd"/>
+      <w:r>
+        <w:t xml:space="preserve">,* </w:t>
+      </w:r>
+      <w:proofErr w:type="spellStart"/>
+      <w:r>
+        <w:t>Госпо́дні</w:t>
+      </w:r>
+      <w:proofErr w:type="spellEnd"/>
+      <w:r>
+        <w:t xml:space="preserve"> </w:t>
+      </w:r>
+      <w:proofErr w:type="spellStart"/>
+      <w:r>
+        <w:t>учени́ці</w:t>
+      </w:r>
+      <w:proofErr w:type="spellEnd"/>
+      <w:r>
+        <w:t xml:space="preserve">, </w:t>
+      </w:r>
+      <w:proofErr w:type="spellStart"/>
+      <w:r>
+        <w:t>хва́лячись</w:t>
+      </w:r>
+      <w:proofErr w:type="spellEnd"/>
+      <w:r>
+        <w:t xml:space="preserve">, </w:t>
+      </w:r>
+      <w:proofErr w:type="spellStart"/>
+      <w:r>
+        <w:t>апо́столам</w:t>
+      </w:r>
+      <w:proofErr w:type="spellEnd"/>
+      <w:r>
+        <w:t xml:space="preserve"> </w:t>
+      </w:r>
+      <w:proofErr w:type="spellStart"/>
+      <w:r>
+        <w:t>мо́вили</w:t>
+      </w:r>
+      <w:proofErr w:type="spellEnd"/>
+      <w:r>
+        <w:t xml:space="preserve">:* </w:t>
+      </w:r>
+      <w:proofErr w:type="spellStart"/>
+      <w:r>
+        <w:t>Повали́лася</w:t>
+      </w:r>
+      <w:proofErr w:type="spellEnd"/>
+      <w:r>
+        <w:t xml:space="preserve"> смерть, </w:t>
+      </w:r>
+      <w:proofErr w:type="spellStart"/>
+      <w:r>
+        <w:t>воскре́с</w:t>
+      </w:r>
+      <w:proofErr w:type="spellEnd"/>
+      <w:r>
+        <w:t xml:space="preserve"> </w:t>
+      </w:r>
+      <w:proofErr w:type="spellStart"/>
+      <w:r>
+        <w:t>Христо́с</w:t>
+      </w:r>
+      <w:proofErr w:type="spellEnd"/>
+      <w:r>
+        <w:t xml:space="preserve"> Бог,* </w:t>
+      </w:r>
+      <w:proofErr w:type="spellStart"/>
+      <w:r>
+        <w:t>дару́ючи</w:t>
+      </w:r>
+      <w:proofErr w:type="spellEnd"/>
+      <w:r>
+        <w:t xml:space="preserve"> </w:t>
+      </w:r>
+      <w:proofErr w:type="spellStart"/>
+      <w:r>
+        <w:t>сві́тові</w:t>
+      </w:r>
+      <w:proofErr w:type="spellEnd"/>
+      <w:r>
+        <w:t xml:space="preserve"> </w:t>
+      </w:r>
+      <w:proofErr w:type="spellStart"/>
+      <w:r>
+        <w:t>вели́ку</w:t>
+      </w:r>
+      <w:proofErr w:type="spellEnd"/>
+      <w:r>
+        <w:t xml:space="preserve"> </w:t>
+      </w:r>
+      <w:proofErr w:type="spellStart"/>
+      <w:r>
+        <w:t>ми́лість</w:t>
+      </w:r>
+      <w:proofErr w:type="spellEnd"/>
+      <w:r>
+        <w:t>.</w:t>
       </w:r>
     </w:p>
     <w:p>
@@ -279,7 +839,47 @@
           <w:sz w:val="24"/>
           <w:szCs w:val="24"/>
         </w:rPr>
-        <w:t>З вірою прийшовши на кладязь,* самарянка виділа Тебе, премудрости воду,* якої напившись обильно,* царство вишнє унаслідувала повік* приснославна.</w:t>
+        <w:t xml:space="preserve">З вірою прийшовши на </w:t>
+      </w:r>
+      <w:proofErr w:type="spellStart"/>
+      <w:r>
+        <w:rPr>
+          <w:rFonts w:ascii="Times New Roman" w:eastAsia="Times New Roman" w:hAnsi="Times New Roman" w:cs="Times New Roman"/>
+          <w:color w:val="333333"/>
+          <w:sz w:val="24"/>
+          <w:szCs w:val="24"/>
+        </w:rPr>
+        <w:t>кладязь</w:t>
+      </w:r>
+      <w:proofErr w:type="spellEnd"/>
+      <w:r>
+        <w:rPr>
+          <w:rFonts w:ascii="Times New Roman" w:eastAsia="Times New Roman" w:hAnsi="Times New Roman" w:cs="Times New Roman"/>
+          <w:color w:val="333333"/>
+          <w:sz w:val="24"/>
+          <w:szCs w:val="24"/>
+        </w:rPr>
+        <w:t xml:space="preserve">,* самарянка виділа Тебе, премудрости воду,* якої напившись обильно,* царство вишнє унаслідувала повік* </w:t>
+      </w:r>
+      <w:proofErr w:type="spellStart"/>
+      <w:r>
+        <w:rPr>
+          <w:rFonts w:ascii="Times New Roman" w:eastAsia="Times New Roman" w:hAnsi="Times New Roman" w:cs="Times New Roman"/>
+          <w:color w:val="333333"/>
+          <w:sz w:val="24"/>
+          <w:szCs w:val="24"/>
+        </w:rPr>
+        <w:t>приснославна</w:t>
+      </w:r>
+      <w:proofErr w:type="spellEnd"/>
+      <w:r>
+        <w:rPr>
+          <w:rFonts w:ascii="Times New Roman" w:eastAsia="Times New Roman" w:hAnsi="Times New Roman" w:cs="Times New Roman"/>
+          <w:color w:val="333333"/>
+          <w:sz w:val="24"/>
+          <w:szCs w:val="24"/>
+        </w:rPr>
+        <w:t>.</w:t>
       </w:r>
       <w:r>
         <w:rPr>
@@ -338,7 +938,167 @@
         <w:t>Тропар (г. 4):</w:t>
       </w:r>
       <w:r>
-        <w:t xml:space="preserve"> Сві́тлую воскресі́ння про́повідь від а́нгела взна́вши* і пра́дідне осу́дження відки́нувши,* Госпо́дні учени́ці, хва́лячись, апо́столам мо́вили:* Повали́лася смерть, воскре́с Христо́с Бог,* дару́ючи сві́тові вели́ку ми́лість.</w:t>
+        <w:t xml:space="preserve"> </w:t>
+      </w:r>
+      <w:proofErr w:type="spellStart"/>
+      <w:r>
+        <w:t>Сві́тлую</w:t>
+      </w:r>
+      <w:proofErr w:type="spellEnd"/>
+      <w:r>
+        <w:t xml:space="preserve"> </w:t>
+      </w:r>
+      <w:proofErr w:type="spellStart"/>
+      <w:r>
+        <w:t>воскресі́ння</w:t>
+      </w:r>
+      <w:proofErr w:type="spellEnd"/>
+      <w:r>
+        <w:t xml:space="preserve"> </w:t>
+      </w:r>
+      <w:proofErr w:type="spellStart"/>
+      <w:r>
+        <w:t>про́повідь</w:t>
+      </w:r>
+      <w:proofErr w:type="spellEnd"/>
+      <w:r>
+        <w:t xml:space="preserve"> від </w:t>
+      </w:r>
+      <w:proofErr w:type="spellStart"/>
+      <w:r>
+        <w:t>а́нгела</w:t>
+      </w:r>
+      <w:proofErr w:type="spellEnd"/>
+      <w:r>
+        <w:t xml:space="preserve"> </w:t>
+      </w:r>
+      <w:proofErr w:type="spellStart"/>
+      <w:r>
+        <w:t>взна́вши</w:t>
+      </w:r>
+      <w:proofErr w:type="spellEnd"/>
+      <w:r>
+        <w:t xml:space="preserve">* і </w:t>
+      </w:r>
+      <w:proofErr w:type="spellStart"/>
+      <w:r>
+        <w:t>пра́дідне</w:t>
+      </w:r>
+      <w:proofErr w:type="spellEnd"/>
+      <w:r>
+        <w:t xml:space="preserve"> </w:t>
+      </w:r>
+      <w:proofErr w:type="spellStart"/>
+      <w:r>
+        <w:t>осу́дження</w:t>
+      </w:r>
+      <w:proofErr w:type="spellEnd"/>
+      <w:r>
+        <w:t xml:space="preserve"> </w:t>
+      </w:r>
+      <w:proofErr w:type="spellStart"/>
+      <w:r>
+        <w:t>відки́нувши</w:t>
+      </w:r>
+      <w:proofErr w:type="spellEnd"/>
+      <w:r>
+        <w:t xml:space="preserve">,* </w:t>
+      </w:r>
+      <w:proofErr w:type="spellStart"/>
+      <w:r>
+        <w:t>Госпо́дні</w:t>
+      </w:r>
+      <w:proofErr w:type="spellEnd"/>
+      <w:r>
+        <w:t xml:space="preserve"> </w:t>
+      </w:r>
+      <w:proofErr w:type="spellStart"/>
+      <w:r>
+        <w:t>учени́ці</w:t>
+      </w:r>
+      <w:proofErr w:type="spellEnd"/>
+      <w:r>
+        <w:t xml:space="preserve">, </w:t>
+      </w:r>
+      <w:proofErr w:type="spellStart"/>
+      <w:r>
+        <w:t>хва́лячись</w:t>
+      </w:r>
+      <w:proofErr w:type="spellEnd"/>
+      <w:r>
+        <w:t xml:space="preserve">, </w:t>
+      </w:r>
+      <w:proofErr w:type="spellStart"/>
+      <w:r>
+        <w:t>апо́столам</w:t>
+      </w:r>
+      <w:proofErr w:type="spellEnd"/>
+      <w:r>
+        <w:t xml:space="preserve"> </w:t>
+      </w:r>
+      <w:proofErr w:type="spellStart"/>
+      <w:r>
+        <w:t>мо́вили</w:t>
+      </w:r>
+      <w:proofErr w:type="spellEnd"/>
+      <w:r>
+        <w:t xml:space="preserve">:* </w:t>
+      </w:r>
+      <w:proofErr w:type="spellStart"/>
+      <w:r>
+        <w:t>Повали́лася</w:t>
+      </w:r>
+      <w:proofErr w:type="spellEnd"/>
+      <w:r>
+        <w:t xml:space="preserve"> смерть, </w:t>
+      </w:r>
+      <w:proofErr w:type="spellStart"/>
+      <w:r>
+        <w:t>воскре́с</w:t>
+      </w:r>
+      <w:proofErr w:type="spellEnd"/>
+      <w:r>
+        <w:t xml:space="preserve"> </w:t>
+      </w:r>
+      <w:proofErr w:type="spellStart"/>
+      <w:r>
+        <w:t>Христо́с</w:t>
+      </w:r>
+      <w:proofErr w:type="spellEnd"/>
+      <w:r>
+        <w:t xml:space="preserve"> Бог,* </w:t>
+      </w:r>
+      <w:proofErr w:type="spellStart"/>
+      <w:r>
+        <w:t>дару́ючи</w:t>
+      </w:r>
+      <w:proofErr w:type="spellEnd"/>
+      <w:r>
+        <w:t xml:space="preserve"> </w:t>
+      </w:r>
+      <w:proofErr w:type="spellStart"/>
+      <w:r>
+        <w:t>сві́тові</w:t>
+      </w:r>
+      <w:proofErr w:type="spellEnd"/>
+      <w:r>
+        <w:t xml:space="preserve"> </w:t>
+      </w:r>
+      <w:proofErr w:type="spellStart"/>
+      <w:r>
+        <w:t>вели́ку</w:t>
+      </w:r>
+      <w:proofErr w:type="spellEnd"/>
+      <w:r>
+        <w:t xml:space="preserve"> </w:t>
+      </w:r>
+      <w:proofErr w:type="spellStart"/>
+      <w:r>
+        <w:t>ми́лість</w:t>
+      </w:r>
+      <w:proofErr w:type="spellEnd"/>
+      <w:r>
+        <w:t>.</w:t>
       </w:r>
     </w:p>
     <w:p>
@@ -379,7 +1139,47 @@
           <w:sz w:val="24"/>
           <w:szCs w:val="24"/>
         </w:rPr>
-        <w:t>З вірою прийшовши на кладязь,* самарянка виділа Тебе, премудрости воду,* якої напившись обильно,* царство вишнє унаслідувала повік* приснославна.</w:t>
+        <w:t xml:space="preserve">З вірою прийшовши на </w:t>
+      </w:r>
+      <w:proofErr w:type="spellStart"/>
+      <w:r>
+        <w:rPr>
+          <w:rFonts w:ascii="Times New Roman" w:eastAsia="Times New Roman" w:hAnsi="Times New Roman" w:cs="Times New Roman"/>
+          <w:color w:val="333333"/>
+          <w:sz w:val="24"/>
+          <w:szCs w:val="24"/>
+        </w:rPr>
+        <w:t>кладязь</w:t>
+      </w:r>
+      <w:proofErr w:type="spellEnd"/>
+      <w:r>
+        <w:rPr>
+          <w:rFonts w:ascii="Times New Roman" w:eastAsia="Times New Roman" w:hAnsi="Times New Roman" w:cs="Times New Roman"/>
+          <w:color w:val="333333"/>
+          <w:sz w:val="24"/>
+          <w:szCs w:val="24"/>
+        </w:rPr>
+        <w:t xml:space="preserve">,* самарянка виділа Тебе, премудрости воду,* якої напившись обильно,* царство вишнє унаслідувала повік* </w:t>
+      </w:r>
+      <w:proofErr w:type="spellStart"/>
+      <w:r>
+        <w:rPr>
+          <w:rFonts w:ascii="Times New Roman" w:eastAsia="Times New Roman" w:hAnsi="Times New Roman" w:cs="Times New Roman"/>
+          <w:color w:val="333333"/>
+          <w:sz w:val="24"/>
+          <w:szCs w:val="24"/>
+        </w:rPr>
+        <w:t>приснославна</w:t>
+      </w:r>
+      <w:proofErr w:type="spellEnd"/>
+      <w:r>
+        <w:rPr>
+          <w:rFonts w:ascii="Times New Roman" w:eastAsia="Times New Roman" w:hAnsi="Times New Roman" w:cs="Times New Roman"/>
+          <w:color w:val="333333"/>
+          <w:sz w:val="24"/>
+          <w:szCs w:val="24"/>
+        </w:rPr>
+        <w:t>.</w:t>
       </w:r>
       <w:r>
         <w:rPr>
@@ -434,14 +1234,365 @@
         </w:rPr>
         <w:t xml:space="preserve">Тропар (г. 5): </w:t>
       </w:r>
-      <w:r>
-        <w:rPr>
-          <w:rFonts w:ascii="Times New Roman" w:eastAsia="Times New Roman" w:hAnsi="Times New Roman" w:cs="Times New Roman"/>
-          <w:color w:val="333333"/>
-          <w:sz w:val="24"/>
-          <w:szCs w:val="24"/>
-        </w:rPr>
-        <w:t>Собезнача́льне Сло́во Отцю́ і Ду́хові,* від Ді́ви наро́джене на спасі́ння на́ше,* оспіва́ймо, ві́рні, і поклоні́мся,* бо благоволи́в пло́ттю зійти́ на хрест* і смерть перетерпі́ти, і воскреси́ти уме́рлих* сла́вним воскресі́нням Свої́м.</w:t>
+      <w:proofErr w:type="spellStart"/>
+      <w:r>
+        <w:rPr>
+          <w:rFonts w:ascii="Times New Roman" w:eastAsia="Times New Roman" w:hAnsi="Times New Roman" w:cs="Times New Roman"/>
+          <w:color w:val="333333"/>
+          <w:sz w:val="24"/>
+          <w:szCs w:val="24"/>
+        </w:rPr>
+        <w:t>Собезнача́льне</w:t>
+      </w:r>
+      <w:proofErr w:type="spellEnd"/>
+      <w:r>
+        <w:rPr>
+          <w:rFonts w:ascii="Times New Roman" w:eastAsia="Times New Roman" w:hAnsi="Times New Roman" w:cs="Times New Roman"/>
+          <w:color w:val="333333"/>
+          <w:sz w:val="24"/>
+          <w:szCs w:val="24"/>
+        </w:rPr>
+        <w:t xml:space="preserve"> </w:t>
+      </w:r>
+      <w:proofErr w:type="spellStart"/>
+      <w:r>
+        <w:rPr>
+          <w:rFonts w:ascii="Times New Roman" w:eastAsia="Times New Roman" w:hAnsi="Times New Roman" w:cs="Times New Roman"/>
+          <w:color w:val="333333"/>
+          <w:sz w:val="24"/>
+          <w:szCs w:val="24"/>
+        </w:rPr>
+        <w:t>Сло́во</w:t>
+      </w:r>
+      <w:proofErr w:type="spellEnd"/>
+      <w:r>
+        <w:rPr>
+          <w:rFonts w:ascii="Times New Roman" w:eastAsia="Times New Roman" w:hAnsi="Times New Roman" w:cs="Times New Roman"/>
+          <w:color w:val="333333"/>
+          <w:sz w:val="24"/>
+          <w:szCs w:val="24"/>
+        </w:rPr>
+        <w:t xml:space="preserve"> Отцю́ і </w:t>
+      </w:r>
+      <w:proofErr w:type="spellStart"/>
+      <w:r>
+        <w:rPr>
+          <w:rFonts w:ascii="Times New Roman" w:eastAsia="Times New Roman" w:hAnsi="Times New Roman" w:cs="Times New Roman"/>
+          <w:color w:val="333333"/>
+          <w:sz w:val="24"/>
+          <w:szCs w:val="24"/>
+        </w:rPr>
+        <w:t>Ду́хові</w:t>
+      </w:r>
+      <w:proofErr w:type="spellEnd"/>
+      <w:r>
+        <w:rPr>
+          <w:rFonts w:ascii="Times New Roman" w:eastAsia="Times New Roman" w:hAnsi="Times New Roman" w:cs="Times New Roman"/>
+          <w:color w:val="333333"/>
+          <w:sz w:val="24"/>
+          <w:szCs w:val="24"/>
+        </w:rPr>
+        <w:t xml:space="preserve">,* від </w:t>
+      </w:r>
+      <w:proofErr w:type="spellStart"/>
+      <w:r>
+        <w:rPr>
+          <w:rFonts w:ascii="Times New Roman" w:eastAsia="Times New Roman" w:hAnsi="Times New Roman" w:cs="Times New Roman"/>
+          <w:color w:val="333333"/>
+          <w:sz w:val="24"/>
+          <w:szCs w:val="24"/>
+        </w:rPr>
+        <w:t>Ді́ви</w:t>
+      </w:r>
+      <w:proofErr w:type="spellEnd"/>
+      <w:r>
+        <w:rPr>
+          <w:rFonts w:ascii="Times New Roman" w:eastAsia="Times New Roman" w:hAnsi="Times New Roman" w:cs="Times New Roman"/>
+          <w:color w:val="333333"/>
+          <w:sz w:val="24"/>
+          <w:szCs w:val="24"/>
+        </w:rPr>
+        <w:t xml:space="preserve"> </w:t>
+      </w:r>
+      <w:proofErr w:type="spellStart"/>
+      <w:r>
+        <w:rPr>
+          <w:rFonts w:ascii="Times New Roman" w:eastAsia="Times New Roman" w:hAnsi="Times New Roman" w:cs="Times New Roman"/>
+          <w:color w:val="333333"/>
+          <w:sz w:val="24"/>
+          <w:szCs w:val="24"/>
+        </w:rPr>
+        <w:t>наро́джене</w:t>
+      </w:r>
+      <w:proofErr w:type="spellEnd"/>
+      <w:r>
+        <w:rPr>
+          <w:rFonts w:ascii="Times New Roman" w:eastAsia="Times New Roman" w:hAnsi="Times New Roman" w:cs="Times New Roman"/>
+          <w:color w:val="333333"/>
+          <w:sz w:val="24"/>
+          <w:szCs w:val="24"/>
+        </w:rPr>
+        <w:t xml:space="preserve"> на </w:t>
+      </w:r>
+      <w:proofErr w:type="spellStart"/>
+      <w:r>
+        <w:rPr>
+          <w:rFonts w:ascii="Times New Roman" w:eastAsia="Times New Roman" w:hAnsi="Times New Roman" w:cs="Times New Roman"/>
+          <w:color w:val="333333"/>
+          <w:sz w:val="24"/>
+          <w:szCs w:val="24"/>
+        </w:rPr>
+        <w:t>спасі́ння</w:t>
+      </w:r>
+      <w:proofErr w:type="spellEnd"/>
+      <w:r>
+        <w:rPr>
+          <w:rFonts w:ascii="Times New Roman" w:eastAsia="Times New Roman" w:hAnsi="Times New Roman" w:cs="Times New Roman"/>
+          <w:color w:val="333333"/>
+          <w:sz w:val="24"/>
+          <w:szCs w:val="24"/>
+        </w:rPr>
+        <w:t xml:space="preserve"> </w:t>
+      </w:r>
+      <w:proofErr w:type="spellStart"/>
+      <w:r>
+        <w:rPr>
+          <w:rFonts w:ascii="Times New Roman" w:eastAsia="Times New Roman" w:hAnsi="Times New Roman" w:cs="Times New Roman"/>
+          <w:color w:val="333333"/>
+          <w:sz w:val="24"/>
+          <w:szCs w:val="24"/>
+        </w:rPr>
+        <w:t>на́ше</w:t>
+      </w:r>
+      <w:proofErr w:type="spellEnd"/>
+      <w:r>
+        <w:rPr>
+          <w:rFonts w:ascii="Times New Roman" w:eastAsia="Times New Roman" w:hAnsi="Times New Roman" w:cs="Times New Roman"/>
+          <w:color w:val="333333"/>
+          <w:sz w:val="24"/>
+          <w:szCs w:val="24"/>
+        </w:rPr>
+        <w:t xml:space="preserve">,* </w:t>
+      </w:r>
+      <w:proofErr w:type="spellStart"/>
+      <w:r>
+        <w:rPr>
+          <w:rFonts w:ascii="Times New Roman" w:eastAsia="Times New Roman" w:hAnsi="Times New Roman" w:cs="Times New Roman"/>
+          <w:color w:val="333333"/>
+          <w:sz w:val="24"/>
+          <w:szCs w:val="24"/>
+        </w:rPr>
+        <w:t>оспіва́ймо</w:t>
+      </w:r>
+      <w:proofErr w:type="spellEnd"/>
+      <w:r>
+        <w:rPr>
+          <w:rFonts w:ascii="Times New Roman" w:eastAsia="Times New Roman" w:hAnsi="Times New Roman" w:cs="Times New Roman"/>
+          <w:color w:val="333333"/>
+          <w:sz w:val="24"/>
+          <w:szCs w:val="24"/>
+        </w:rPr>
+        <w:t xml:space="preserve">, </w:t>
+      </w:r>
+      <w:proofErr w:type="spellStart"/>
+      <w:r>
+        <w:rPr>
+          <w:rFonts w:ascii="Times New Roman" w:eastAsia="Times New Roman" w:hAnsi="Times New Roman" w:cs="Times New Roman"/>
+          <w:color w:val="333333"/>
+          <w:sz w:val="24"/>
+          <w:szCs w:val="24"/>
+        </w:rPr>
+        <w:t>ві́рні</w:t>
+      </w:r>
+      <w:proofErr w:type="spellEnd"/>
+      <w:r>
+        <w:rPr>
+          <w:rFonts w:ascii="Times New Roman" w:eastAsia="Times New Roman" w:hAnsi="Times New Roman" w:cs="Times New Roman"/>
+          <w:color w:val="333333"/>
+          <w:sz w:val="24"/>
+          <w:szCs w:val="24"/>
+        </w:rPr>
+        <w:t xml:space="preserve">, і </w:t>
+      </w:r>
+      <w:proofErr w:type="spellStart"/>
+      <w:r>
+        <w:rPr>
+          <w:rFonts w:ascii="Times New Roman" w:eastAsia="Times New Roman" w:hAnsi="Times New Roman" w:cs="Times New Roman"/>
+          <w:color w:val="333333"/>
+          <w:sz w:val="24"/>
+          <w:szCs w:val="24"/>
+        </w:rPr>
+        <w:t>поклоні́мся</w:t>
+      </w:r>
+      <w:proofErr w:type="spellEnd"/>
+      <w:r>
+        <w:rPr>
+          <w:rFonts w:ascii="Times New Roman" w:eastAsia="Times New Roman" w:hAnsi="Times New Roman" w:cs="Times New Roman"/>
+          <w:color w:val="333333"/>
+          <w:sz w:val="24"/>
+          <w:szCs w:val="24"/>
+        </w:rPr>
+        <w:t xml:space="preserve">,* бо </w:t>
+      </w:r>
+      <w:proofErr w:type="spellStart"/>
+      <w:r>
+        <w:rPr>
+          <w:rFonts w:ascii="Times New Roman" w:eastAsia="Times New Roman" w:hAnsi="Times New Roman" w:cs="Times New Roman"/>
+          <w:color w:val="333333"/>
+          <w:sz w:val="24"/>
+          <w:szCs w:val="24"/>
+        </w:rPr>
+        <w:t>благоволи́в</w:t>
+      </w:r>
+      <w:proofErr w:type="spellEnd"/>
+      <w:r>
+        <w:rPr>
+          <w:rFonts w:ascii="Times New Roman" w:eastAsia="Times New Roman" w:hAnsi="Times New Roman" w:cs="Times New Roman"/>
+          <w:color w:val="333333"/>
+          <w:sz w:val="24"/>
+          <w:szCs w:val="24"/>
+        </w:rPr>
+        <w:t xml:space="preserve"> </w:t>
+      </w:r>
+      <w:proofErr w:type="spellStart"/>
+      <w:r>
+        <w:rPr>
+          <w:rFonts w:ascii="Times New Roman" w:eastAsia="Times New Roman" w:hAnsi="Times New Roman" w:cs="Times New Roman"/>
+          <w:color w:val="333333"/>
+          <w:sz w:val="24"/>
+          <w:szCs w:val="24"/>
+        </w:rPr>
+        <w:t>пло́ттю</w:t>
+      </w:r>
+      <w:proofErr w:type="spellEnd"/>
+      <w:r>
+        <w:rPr>
+          <w:rFonts w:ascii="Times New Roman" w:eastAsia="Times New Roman" w:hAnsi="Times New Roman" w:cs="Times New Roman"/>
+          <w:color w:val="333333"/>
+          <w:sz w:val="24"/>
+          <w:szCs w:val="24"/>
+        </w:rPr>
+        <w:t xml:space="preserve"> зійти́ на хрест* і смерть </w:t>
+      </w:r>
+      <w:proofErr w:type="spellStart"/>
+      <w:r>
+        <w:rPr>
+          <w:rFonts w:ascii="Times New Roman" w:eastAsia="Times New Roman" w:hAnsi="Times New Roman" w:cs="Times New Roman"/>
+          <w:color w:val="333333"/>
+          <w:sz w:val="24"/>
+          <w:szCs w:val="24"/>
+        </w:rPr>
+        <w:t>перетерпі́ти</w:t>
+      </w:r>
+      <w:proofErr w:type="spellEnd"/>
+      <w:r>
+        <w:rPr>
+          <w:rFonts w:ascii="Times New Roman" w:eastAsia="Times New Roman" w:hAnsi="Times New Roman" w:cs="Times New Roman"/>
+          <w:color w:val="333333"/>
+          <w:sz w:val="24"/>
+          <w:szCs w:val="24"/>
+        </w:rPr>
+        <w:t xml:space="preserve">, і </w:t>
+      </w:r>
+      <w:proofErr w:type="spellStart"/>
+      <w:r>
+        <w:rPr>
+          <w:rFonts w:ascii="Times New Roman" w:eastAsia="Times New Roman" w:hAnsi="Times New Roman" w:cs="Times New Roman"/>
+          <w:color w:val="333333"/>
+          <w:sz w:val="24"/>
+          <w:szCs w:val="24"/>
+        </w:rPr>
+        <w:t>воскреси́ти</w:t>
+      </w:r>
+      <w:proofErr w:type="spellEnd"/>
+      <w:r>
+        <w:rPr>
+          <w:rFonts w:ascii="Times New Roman" w:eastAsia="Times New Roman" w:hAnsi="Times New Roman" w:cs="Times New Roman"/>
+          <w:color w:val="333333"/>
+          <w:sz w:val="24"/>
+          <w:szCs w:val="24"/>
+        </w:rPr>
+        <w:t xml:space="preserve"> </w:t>
+      </w:r>
+      <w:proofErr w:type="spellStart"/>
+      <w:r>
+        <w:rPr>
+          <w:rFonts w:ascii="Times New Roman" w:eastAsia="Times New Roman" w:hAnsi="Times New Roman" w:cs="Times New Roman"/>
+          <w:color w:val="333333"/>
+          <w:sz w:val="24"/>
+          <w:szCs w:val="24"/>
+        </w:rPr>
+        <w:t>уме́рлих</w:t>
+      </w:r>
+      <w:proofErr w:type="spellEnd"/>
+      <w:r>
+        <w:rPr>
+          <w:rFonts w:ascii="Times New Roman" w:eastAsia="Times New Roman" w:hAnsi="Times New Roman" w:cs="Times New Roman"/>
+          <w:color w:val="333333"/>
+          <w:sz w:val="24"/>
+          <w:szCs w:val="24"/>
+        </w:rPr>
+        <w:t xml:space="preserve">* </w:t>
+      </w:r>
+      <w:proofErr w:type="spellStart"/>
+      <w:r>
+        <w:rPr>
+          <w:rFonts w:ascii="Times New Roman" w:eastAsia="Times New Roman" w:hAnsi="Times New Roman" w:cs="Times New Roman"/>
+          <w:color w:val="333333"/>
+          <w:sz w:val="24"/>
+          <w:szCs w:val="24"/>
+        </w:rPr>
+        <w:t>сла́вним</w:t>
+      </w:r>
+      <w:proofErr w:type="spellEnd"/>
+      <w:r>
+        <w:rPr>
+          <w:rFonts w:ascii="Times New Roman" w:eastAsia="Times New Roman" w:hAnsi="Times New Roman" w:cs="Times New Roman"/>
+          <w:color w:val="333333"/>
+          <w:sz w:val="24"/>
+          <w:szCs w:val="24"/>
+        </w:rPr>
+        <w:t xml:space="preserve"> </w:t>
+      </w:r>
+      <w:proofErr w:type="spellStart"/>
+      <w:r>
+        <w:rPr>
+          <w:rFonts w:ascii="Times New Roman" w:eastAsia="Times New Roman" w:hAnsi="Times New Roman" w:cs="Times New Roman"/>
+          <w:color w:val="333333"/>
+          <w:sz w:val="24"/>
+          <w:szCs w:val="24"/>
+        </w:rPr>
+        <w:t>воскресі́нням</w:t>
+      </w:r>
+      <w:proofErr w:type="spellEnd"/>
+      <w:r>
+        <w:rPr>
+          <w:rFonts w:ascii="Times New Roman" w:eastAsia="Times New Roman" w:hAnsi="Times New Roman" w:cs="Times New Roman"/>
+          <w:color w:val="333333"/>
+          <w:sz w:val="24"/>
+          <w:szCs w:val="24"/>
+        </w:rPr>
+        <w:t xml:space="preserve"> </w:t>
+      </w:r>
+      <w:proofErr w:type="spellStart"/>
+      <w:r>
+        <w:rPr>
+          <w:rFonts w:ascii="Times New Roman" w:eastAsia="Times New Roman" w:hAnsi="Times New Roman" w:cs="Times New Roman"/>
+          <w:color w:val="333333"/>
+          <w:sz w:val="24"/>
+          <w:szCs w:val="24"/>
+        </w:rPr>
+        <w:t>Свої́м</w:t>
+      </w:r>
+      <w:proofErr w:type="spellEnd"/>
+      <w:r>
+        <w:rPr>
+          <w:rFonts w:ascii="Times New Roman" w:eastAsia="Times New Roman" w:hAnsi="Times New Roman" w:cs="Times New Roman"/>
+          <w:color w:val="333333"/>
+          <w:sz w:val="24"/>
+          <w:szCs w:val="24"/>
+        </w:rPr>
+        <w:t>.</w:t>
       </w:r>
     </w:p>
     <w:p>
@@ -515,14 +1666,365 @@
         </w:rPr>
         <w:t xml:space="preserve">Тропар (г. 5): </w:t>
       </w:r>
-      <w:r>
-        <w:rPr>
-          <w:rFonts w:ascii="Times New Roman" w:eastAsia="Times New Roman" w:hAnsi="Times New Roman" w:cs="Times New Roman"/>
-          <w:color w:val="333333"/>
-          <w:sz w:val="24"/>
-          <w:szCs w:val="24"/>
-        </w:rPr>
-        <w:t>Собезнача́льне Сло́во Отцю́ і Ду́хові,* від Ді́ви наро́джене на спасі́ння на́ше,* оспіва́ймо, ві́рні, і поклоні́мся,* бо благоволи́в пло́ттю зійти́ на хрест* і смерть перетерпі́ти, і воскреси́ти уме́рлих* сла́вним воскресі́нням Свої́м.</w:t>
+      <w:proofErr w:type="spellStart"/>
+      <w:r>
+        <w:rPr>
+          <w:rFonts w:ascii="Times New Roman" w:eastAsia="Times New Roman" w:hAnsi="Times New Roman" w:cs="Times New Roman"/>
+          <w:color w:val="333333"/>
+          <w:sz w:val="24"/>
+          <w:szCs w:val="24"/>
+        </w:rPr>
+        <w:t>Собезнача́льне</w:t>
+      </w:r>
+      <w:proofErr w:type="spellEnd"/>
+      <w:r>
+        <w:rPr>
+          <w:rFonts w:ascii="Times New Roman" w:eastAsia="Times New Roman" w:hAnsi="Times New Roman" w:cs="Times New Roman"/>
+          <w:color w:val="333333"/>
+          <w:sz w:val="24"/>
+          <w:szCs w:val="24"/>
+        </w:rPr>
+        <w:t xml:space="preserve"> </w:t>
+      </w:r>
+      <w:proofErr w:type="spellStart"/>
+      <w:r>
+        <w:rPr>
+          <w:rFonts w:ascii="Times New Roman" w:eastAsia="Times New Roman" w:hAnsi="Times New Roman" w:cs="Times New Roman"/>
+          <w:color w:val="333333"/>
+          <w:sz w:val="24"/>
+          <w:szCs w:val="24"/>
+        </w:rPr>
+        <w:t>Сло́во</w:t>
+      </w:r>
+      <w:proofErr w:type="spellEnd"/>
+      <w:r>
+        <w:rPr>
+          <w:rFonts w:ascii="Times New Roman" w:eastAsia="Times New Roman" w:hAnsi="Times New Roman" w:cs="Times New Roman"/>
+          <w:color w:val="333333"/>
+          <w:sz w:val="24"/>
+          <w:szCs w:val="24"/>
+        </w:rPr>
+        <w:t xml:space="preserve"> Отцю́ і </w:t>
+      </w:r>
+      <w:proofErr w:type="spellStart"/>
+      <w:r>
+        <w:rPr>
+          <w:rFonts w:ascii="Times New Roman" w:eastAsia="Times New Roman" w:hAnsi="Times New Roman" w:cs="Times New Roman"/>
+          <w:color w:val="333333"/>
+          <w:sz w:val="24"/>
+          <w:szCs w:val="24"/>
+        </w:rPr>
+        <w:t>Ду́хові</w:t>
+      </w:r>
+      <w:proofErr w:type="spellEnd"/>
+      <w:r>
+        <w:rPr>
+          <w:rFonts w:ascii="Times New Roman" w:eastAsia="Times New Roman" w:hAnsi="Times New Roman" w:cs="Times New Roman"/>
+          <w:color w:val="333333"/>
+          <w:sz w:val="24"/>
+          <w:szCs w:val="24"/>
+        </w:rPr>
+        <w:t xml:space="preserve">,* від </w:t>
+      </w:r>
+      <w:proofErr w:type="spellStart"/>
+      <w:r>
+        <w:rPr>
+          <w:rFonts w:ascii="Times New Roman" w:eastAsia="Times New Roman" w:hAnsi="Times New Roman" w:cs="Times New Roman"/>
+          <w:color w:val="333333"/>
+          <w:sz w:val="24"/>
+          <w:szCs w:val="24"/>
+        </w:rPr>
+        <w:t>Ді́ви</w:t>
+      </w:r>
+      <w:proofErr w:type="spellEnd"/>
+      <w:r>
+        <w:rPr>
+          <w:rFonts w:ascii="Times New Roman" w:eastAsia="Times New Roman" w:hAnsi="Times New Roman" w:cs="Times New Roman"/>
+          <w:color w:val="333333"/>
+          <w:sz w:val="24"/>
+          <w:szCs w:val="24"/>
+        </w:rPr>
+        <w:t xml:space="preserve"> </w:t>
+      </w:r>
+      <w:proofErr w:type="spellStart"/>
+      <w:r>
+        <w:rPr>
+          <w:rFonts w:ascii="Times New Roman" w:eastAsia="Times New Roman" w:hAnsi="Times New Roman" w:cs="Times New Roman"/>
+          <w:color w:val="333333"/>
+          <w:sz w:val="24"/>
+          <w:szCs w:val="24"/>
+        </w:rPr>
+        <w:t>наро́джене</w:t>
+      </w:r>
+      <w:proofErr w:type="spellEnd"/>
+      <w:r>
+        <w:rPr>
+          <w:rFonts w:ascii="Times New Roman" w:eastAsia="Times New Roman" w:hAnsi="Times New Roman" w:cs="Times New Roman"/>
+          <w:color w:val="333333"/>
+          <w:sz w:val="24"/>
+          <w:szCs w:val="24"/>
+        </w:rPr>
+        <w:t xml:space="preserve"> на </w:t>
+      </w:r>
+      <w:proofErr w:type="spellStart"/>
+      <w:r>
+        <w:rPr>
+          <w:rFonts w:ascii="Times New Roman" w:eastAsia="Times New Roman" w:hAnsi="Times New Roman" w:cs="Times New Roman"/>
+          <w:color w:val="333333"/>
+          <w:sz w:val="24"/>
+          <w:szCs w:val="24"/>
+        </w:rPr>
+        <w:t>спасі́ння</w:t>
+      </w:r>
+      <w:proofErr w:type="spellEnd"/>
+      <w:r>
+        <w:rPr>
+          <w:rFonts w:ascii="Times New Roman" w:eastAsia="Times New Roman" w:hAnsi="Times New Roman" w:cs="Times New Roman"/>
+          <w:color w:val="333333"/>
+          <w:sz w:val="24"/>
+          <w:szCs w:val="24"/>
+        </w:rPr>
+        <w:t xml:space="preserve"> </w:t>
+      </w:r>
+      <w:proofErr w:type="spellStart"/>
+      <w:r>
+        <w:rPr>
+          <w:rFonts w:ascii="Times New Roman" w:eastAsia="Times New Roman" w:hAnsi="Times New Roman" w:cs="Times New Roman"/>
+          <w:color w:val="333333"/>
+          <w:sz w:val="24"/>
+          <w:szCs w:val="24"/>
+        </w:rPr>
+        <w:t>на́ше</w:t>
+      </w:r>
+      <w:proofErr w:type="spellEnd"/>
+      <w:r>
+        <w:rPr>
+          <w:rFonts w:ascii="Times New Roman" w:eastAsia="Times New Roman" w:hAnsi="Times New Roman" w:cs="Times New Roman"/>
+          <w:color w:val="333333"/>
+          <w:sz w:val="24"/>
+          <w:szCs w:val="24"/>
+        </w:rPr>
+        <w:t xml:space="preserve">,* </w:t>
+      </w:r>
+      <w:proofErr w:type="spellStart"/>
+      <w:r>
+        <w:rPr>
+          <w:rFonts w:ascii="Times New Roman" w:eastAsia="Times New Roman" w:hAnsi="Times New Roman" w:cs="Times New Roman"/>
+          <w:color w:val="333333"/>
+          <w:sz w:val="24"/>
+          <w:szCs w:val="24"/>
+        </w:rPr>
+        <w:t>оспіва́ймо</w:t>
+      </w:r>
+      <w:proofErr w:type="spellEnd"/>
+      <w:r>
+        <w:rPr>
+          <w:rFonts w:ascii="Times New Roman" w:eastAsia="Times New Roman" w:hAnsi="Times New Roman" w:cs="Times New Roman"/>
+          <w:color w:val="333333"/>
+          <w:sz w:val="24"/>
+          <w:szCs w:val="24"/>
+        </w:rPr>
+        <w:t xml:space="preserve">, </w:t>
+      </w:r>
+      <w:proofErr w:type="spellStart"/>
+      <w:r>
+        <w:rPr>
+          <w:rFonts w:ascii="Times New Roman" w:eastAsia="Times New Roman" w:hAnsi="Times New Roman" w:cs="Times New Roman"/>
+          <w:color w:val="333333"/>
+          <w:sz w:val="24"/>
+          <w:szCs w:val="24"/>
+        </w:rPr>
+        <w:t>ві́рні</w:t>
+      </w:r>
+      <w:proofErr w:type="spellEnd"/>
+      <w:r>
+        <w:rPr>
+          <w:rFonts w:ascii="Times New Roman" w:eastAsia="Times New Roman" w:hAnsi="Times New Roman" w:cs="Times New Roman"/>
+          <w:color w:val="333333"/>
+          <w:sz w:val="24"/>
+          <w:szCs w:val="24"/>
+        </w:rPr>
+        <w:t xml:space="preserve">, і </w:t>
+      </w:r>
+      <w:proofErr w:type="spellStart"/>
+      <w:r>
+        <w:rPr>
+          <w:rFonts w:ascii="Times New Roman" w:eastAsia="Times New Roman" w:hAnsi="Times New Roman" w:cs="Times New Roman"/>
+          <w:color w:val="333333"/>
+          <w:sz w:val="24"/>
+          <w:szCs w:val="24"/>
+        </w:rPr>
+        <w:t>поклоні́мся</w:t>
+      </w:r>
+      <w:proofErr w:type="spellEnd"/>
+      <w:r>
+        <w:rPr>
+          <w:rFonts w:ascii="Times New Roman" w:eastAsia="Times New Roman" w:hAnsi="Times New Roman" w:cs="Times New Roman"/>
+          <w:color w:val="333333"/>
+          <w:sz w:val="24"/>
+          <w:szCs w:val="24"/>
+        </w:rPr>
+        <w:t xml:space="preserve">,* бо </w:t>
+      </w:r>
+      <w:proofErr w:type="spellStart"/>
+      <w:r>
+        <w:rPr>
+          <w:rFonts w:ascii="Times New Roman" w:eastAsia="Times New Roman" w:hAnsi="Times New Roman" w:cs="Times New Roman"/>
+          <w:color w:val="333333"/>
+          <w:sz w:val="24"/>
+          <w:szCs w:val="24"/>
+        </w:rPr>
+        <w:t>благоволи́в</w:t>
+      </w:r>
+      <w:proofErr w:type="spellEnd"/>
+      <w:r>
+        <w:rPr>
+          <w:rFonts w:ascii="Times New Roman" w:eastAsia="Times New Roman" w:hAnsi="Times New Roman" w:cs="Times New Roman"/>
+          <w:color w:val="333333"/>
+          <w:sz w:val="24"/>
+          <w:szCs w:val="24"/>
+        </w:rPr>
+        <w:t xml:space="preserve"> </w:t>
+      </w:r>
+      <w:proofErr w:type="spellStart"/>
+      <w:r>
+        <w:rPr>
+          <w:rFonts w:ascii="Times New Roman" w:eastAsia="Times New Roman" w:hAnsi="Times New Roman" w:cs="Times New Roman"/>
+          <w:color w:val="333333"/>
+          <w:sz w:val="24"/>
+          <w:szCs w:val="24"/>
+        </w:rPr>
+        <w:t>пло́ттю</w:t>
+      </w:r>
+      <w:proofErr w:type="spellEnd"/>
+      <w:r>
+        <w:rPr>
+          <w:rFonts w:ascii="Times New Roman" w:eastAsia="Times New Roman" w:hAnsi="Times New Roman" w:cs="Times New Roman"/>
+          <w:color w:val="333333"/>
+          <w:sz w:val="24"/>
+          <w:szCs w:val="24"/>
+        </w:rPr>
+        <w:t xml:space="preserve"> зійти́ на хрест* і смерть </w:t>
+      </w:r>
+      <w:proofErr w:type="spellStart"/>
+      <w:r>
+        <w:rPr>
+          <w:rFonts w:ascii="Times New Roman" w:eastAsia="Times New Roman" w:hAnsi="Times New Roman" w:cs="Times New Roman"/>
+          <w:color w:val="333333"/>
+          <w:sz w:val="24"/>
+          <w:szCs w:val="24"/>
+        </w:rPr>
+        <w:t>перетерпі́ти</w:t>
+      </w:r>
+      <w:proofErr w:type="spellEnd"/>
+      <w:r>
+        <w:rPr>
+          <w:rFonts w:ascii="Times New Roman" w:eastAsia="Times New Roman" w:hAnsi="Times New Roman" w:cs="Times New Roman"/>
+          <w:color w:val="333333"/>
+          <w:sz w:val="24"/>
+          <w:szCs w:val="24"/>
+        </w:rPr>
+        <w:t xml:space="preserve">, і </w:t>
+      </w:r>
+      <w:proofErr w:type="spellStart"/>
+      <w:r>
+        <w:rPr>
+          <w:rFonts w:ascii="Times New Roman" w:eastAsia="Times New Roman" w:hAnsi="Times New Roman" w:cs="Times New Roman"/>
+          <w:color w:val="333333"/>
+          <w:sz w:val="24"/>
+          <w:szCs w:val="24"/>
+        </w:rPr>
+        <w:t>воскреси́ти</w:t>
+      </w:r>
+      <w:proofErr w:type="spellEnd"/>
+      <w:r>
+        <w:rPr>
+          <w:rFonts w:ascii="Times New Roman" w:eastAsia="Times New Roman" w:hAnsi="Times New Roman" w:cs="Times New Roman"/>
+          <w:color w:val="333333"/>
+          <w:sz w:val="24"/>
+          <w:szCs w:val="24"/>
+        </w:rPr>
+        <w:t xml:space="preserve"> </w:t>
+      </w:r>
+      <w:proofErr w:type="spellStart"/>
+      <w:r>
+        <w:rPr>
+          <w:rFonts w:ascii="Times New Roman" w:eastAsia="Times New Roman" w:hAnsi="Times New Roman" w:cs="Times New Roman"/>
+          <w:color w:val="333333"/>
+          <w:sz w:val="24"/>
+          <w:szCs w:val="24"/>
+        </w:rPr>
+        <w:t>уме́рлих</w:t>
+      </w:r>
+      <w:proofErr w:type="spellEnd"/>
+      <w:r>
+        <w:rPr>
+          <w:rFonts w:ascii="Times New Roman" w:eastAsia="Times New Roman" w:hAnsi="Times New Roman" w:cs="Times New Roman"/>
+          <w:color w:val="333333"/>
+          <w:sz w:val="24"/>
+          <w:szCs w:val="24"/>
+        </w:rPr>
+        <w:t xml:space="preserve">* </w:t>
+      </w:r>
+      <w:proofErr w:type="spellStart"/>
+      <w:r>
+        <w:rPr>
+          <w:rFonts w:ascii="Times New Roman" w:eastAsia="Times New Roman" w:hAnsi="Times New Roman" w:cs="Times New Roman"/>
+          <w:color w:val="333333"/>
+          <w:sz w:val="24"/>
+          <w:szCs w:val="24"/>
+        </w:rPr>
+        <w:t>сла́вним</w:t>
+      </w:r>
+      <w:proofErr w:type="spellEnd"/>
+      <w:r>
+        <w:rPr>
+          <w:rFonts w:ascii="Times New Roman" w:eastAsia="Times New Roman" w:hAnsi="Times New Roman" w:cs="Times New Roman"/>
+          <w:color w:val="333333"/>
+          <w:sz w:val="24"/>
+          <w:szCs w:val="24"/>
+        </w:rPr>
+        <w:t xml:space="preserve"> </w:t>
+      </w:r>
+      <w:proofErr w:type="spellStart"/>
+      <w:r>
+        <w:rPr>
+          <w:rFonts w:ascii="Times New Roman" w:eastAsia="Times New Roman" w:hAnsi="Times New Roman" w:cs="Times New Roman"/>
+          <w:color w:val="333333"/>
+          <w:sz w:val="24"/>
+          <w:szCs w:val="24"/>
+        </w:rPr>
+        <w:t>воскресі́нням</w:t>
+      </w:r>
+      <w:proofErr w:type="spellEnd"/>
+      <w:r>
+        <w:rPr>
+          <w:rFonts w:ascii="Times New Roman" w:eastAsia="Times New Roman" w:hAnsi="Times New Roman" w:cs="Times New Roman"/>
+          <w:color w:val="333333"/>
+          <w:sz w:val="24"/>
+          <w:szCs w:val="24"/>
+        </w:rPr>
+        <w:t xml:space="preserve"> </w:t>
+      </w:r>
+      <w:proofErr w:type="spellStart"/>
+      <w:r>
+        <w:rPr>
+          <w:rFonts w:ascii="Times New Roman" w:eastAsia="Times New Roman" w:hAnsi="Times New Roman" w:cs="Times New Roman"/>
+          <w:color w:val="333333"/>
+          <w:sz w:val="24"/>
+          <w:szCs w:val="24"/>
+        </w:rPr>
+        <w:t>Свої́м</w:t>
+      </w:r>
+      <w:proofErr w:type="spellEnd"/>
+      <w:r>
+        <w:rPr>
+          <w:rFonts w:ascii="Times New Roman" w:eastAsia="Times New Roman" w:hAnsi="Times New Roman" w:cs="Times New Roman"/>
+          <w:color w:val="333333"/>
+          <w:sz w:val="24"/>
+          <w:szCs w:val="24"/>
+        </w:rPr>
+        <w:t>.</w:t>
       </w:r>
     </w:p>
     <w:p>
@@ -596,14 +2098,365 @@
         </w:rPr>
         <w:t xml:space="preserve">Тропар (г. 5): </w:t>
       </w:r>
-      <w:r>
-        <w:rPr>
-          <w:rFonts w:ascii="Times New Roman" w:eastAsia="Times New Roman" w:hAnsi="Times New Roman" w:cs="Times New Roman"/>
-          <w:color w:val="333333"/>
-          <w:sz w:val="24"/>
-          <w:szCs w:val="24"/>
-        </w:rPr>
-        <w:t>Собезнача́льне Сло́во Отцю́ і Ду́хові,* від Ді́ви наро́джене на спасі́ння на́ше,* оспіва́ймо, ві́рні, і поклоні́мся,* бо благоволи́в пло́ттю зійти́ на хрест* і смерть перетерпі́ти, і воскреси́ти уме́рлих* сла́вним воскресі́нням Свої́м.</w:t>
+      <w:proofErr w:type="spellStart"/>
+      <w:r>
+        <w:rPr>
+          <w:rFonts w:ascii="Times New Roman" w:eastAsia="Times New Roman" w:hAnsi="Times New Roman" w:cs="Times New Roman"/>
+          <w:color w:val="333333"/>
+          <w:sz w:val="24"/>
+          <w:szCs w:val="24"/>
+        </w:rPr>
+        <w:t>Собезнача́льне</w:t>
+      </w:r>
+      <w:proofErr w:type="spellEnd"/>
+      <w:r>
+        <w:rPr>
+          <w:rFonts w:ascii="Times New Roman" w:eastAsia="Times New Roman" w:hAnsi="Times New Roman" w:cs="Times New Roman"/>
+          <w:color w:val="333333"/>
+          <w:sz w:val="24"/>
+          <w:szCs w:val="24"/>
+        </w:rPr>
+        <w:t xml:space="preserve"> </w:t>
+      </w:r>
+      <w:proofErr w:type="spellStart"/>
+      <w:r>
+        <w:rPr>
+          <w:rFonts w:ascii="Times New Roman" w:eastAsia="Times New Roman" w:hAnsi="Times New Roman" w:cs="Times New Roman"/>
+          <w:color w:val="333333"/>
+          <w:sz w:val="24"/>
+          <w:szCs w:val="24"/>
+        </w:rPr>
+        <w:t>Сло́во</w:t>
+      </w:r>
+      <w:proofErr w:type="spellEnd"/>
+      <w:r>
+        <w:rPr>
+          <w:rFonts w:ascii="Times New Roman" w:eastAsia="Times New Roman" w:hAnsi="Times New Roman" w:cs="Times New Roman"/>
+          <w:color w:val="333333"/>
+          <w:sz w:val="24"/>
+          <w:szCs w:val="24"/>
+        </w:rPr>
+        <w:t xml:space="preserve"> Отцю́ і </w:t>
+      </w:r>
+      <w:proofErr w:type="spellStart"/>
+      <w:r>
+        <w:rPr>
+          <w:rFonts w:ascii="Times New Roman" w:eastAsia="Times New Roman" w:hAnsi="Times New Roman" w:cs="Times New Roman"/>
+          <w:color w:val="333333"/>
+          <w:sz w:val="24"/>
+          <w:szCs w:val="24"/>
+        </w:rPr>
+        <w:t>Ду́хові</w:t>
+      </w:r>
+      <w:proofErr w:type="spellEnd"/>
+      <w:r>
+        <w:rPr>
+          <w:rFonts w:ascii="Times New Roman" w:eastAsia="Times New Roman" w:hAnsi="Times New Roman" w:cs="Times New Roman"/>
+          <w:color w:val="333333"/>
+          <w:sz w:val="24"/>
+          <w:szCs w:val="24"/>
+        </w:rPr>
+        <w:t xml:space="preserve">,* від </w:t>
+      </w:r>
+      <w:proofErr w:type="spellStart"/>
+      <w:r>
+        <w:rPr>
+          <w:rFonts w:ascii="Times New Roman" w:eastAsia="Times New Roman" w:hAnsi="Times New Roman" w:cs="Times New Roman"/>
+          <w:color w:val="333333"/>
+          <w:sz w:val="24"/>
+          <w:szCs w:val="24"/>
+        </w:rPr>
+        <w:t>Ді́ви</w:t>
+      </w:r>
+      <w:proofErr w:type="spellEnd"/>
+      <w:r>
+        <w:rPr>
+          <w:rFonts w:ascii="Times New Roman" w:eastAsia="Times New Roman" w:hAnsi="Times New Roman" w:cs="Times New Roman"/>
+          <w:color w:val="333333"/>
+          <w:sz w:val="24"/>
+          <w:szCs w:val="24"/>
+        </w:rPr>
+        <w:t xml:space="preserve"> </w:t>
+      </w:r>
+      <w:proofErr w:type="spellStart"/>
+      <w:r>
+        <w:rPr>
+          <w:rFonts w:ascii="Times New Roman" w:eastAsia="Times New Roman" w:hAnsi="Times New Roman" w:cs="Times New Roman"/>
+          <w:color w:val="333333"/>
+          <w:sz w:val="24"/>
+          <w:szCs w:val="24"/>
+        </w:rPr>
+        <w:t>наро́джене</w:t>
+      </w:r>
+      <w:proofErr w:type="spellEnd"/>
+      <w:r>
+        <w:rPr>
+          <w:rFonts w:ascii="Times New Roman" w:eastAsia="Times New Roman" w:hAnsi="Times New Roman" w:cs="Times New Roman"/>
+          <w:color w:val="333333"/>
+          <w:sz w:val="24"/>
+          <w:szCs w:val="24"/>
+        </w:rPr>
+        <w:t xml:space="preserve"> на </w:t>
+      </w:r>
+      <w:proofErr w:type="spellStart"/>
+      <w:r>
+        <w:rPr>
+          <w:rFonts w:ascii="Times New Roman" w:eastAsia="Times New Roman" w:hAnsi="Times New Roman" w:cs="Times New Roman"/>
+          <w:color w:val="333333"/>
+          <w:sz w:val="24"/>
+          <w:szCs w:val="24"/>
+        </w:rPr>
+        <w:t>спасі́ння</w:t>
+      </w:r>
+      <w:proofErr w:type="spellEnd"/>
+      <w:r>
+        <w:rPr>
+          <w:rFonts w:ascii="Times New Roman" w:eastAsia="Times New Roman" w:hAnsi="Times New Roman" w:cs="Times New Roman"/>
+          <w:color w:val="333333"/>
+          <w:sz w:val="24"/>
+          <w:szCs w:val="24"/>
+        </w:rPr>
+        <w:t xml:space="preserve"> </w:t>
+      </w:r>
+      <w:proofErr w:type="spellStart"/>
+      <w:r>
+        <w:rPr>
+          <w:rFonts w:ascii="Times New Roman" w:eastAsia="Times New Roman" w:hAnsi="Times New Roman" w:cs="Times New Roman"/>
+          <w:color w:val="333333"/>
+          <w:sz w:val="24"/>
+          <w:szCs w:val="24"/>
+        </w:rPr>
+        <w:t>на́ше</w:t>
+      </w:r>
+      <w:proofErr w:type="spellEnd"/>
+      <w:r>
+        <w:rPr>
+          <w:rFonts w:ascii="Times New Roman" w:eastAsia="Times New Roman" w:hAnsi="Times New Roman" w:cs="Times New Roman"/>
+          <w:color w:val="333333"/>
+          <w:sz w:val="24"/>
+          <w:szCs w:val="24"/>
+        </w:rPr>
+        <w:t xml:space="preserve">,* </w:t>
+      </w:r>
+      <w:proofErr w:type="spellStart"/>
+      <w:r>
+        <w:rPr>
+          <w:rFonts w:ascii="Times New Roman" w:eastAsia="Times New Roman" w:hAnsi="Times New Roman" w:cs="Times New Roman"/>
+          <w:color w:val="333333"/>
+          <w:sz w:val="24"/>
+          <w:szCs w:val="24"/>
+        </w:rPr>
+        <w:t>оспіва́ймо</w:t>
+      </w:r>
+      <w:proofErr w:type="spellEnd"/>
+      <w:r>
+        <w:rPr>
+          <w:rFonts w:ascii="Times New Roman" w:eastAsia="Times New Roman" w:hAnsi="Times New Roman" w:cs="Times New Roman"/>
+          <w:color w:val="333333"/>
+          <w:sz w:val="24"/>
+          <w:szCs w:val="24"/>
+        </w:rPr>
+        <w:t xml:space="preserve">, </w:t>
+      </w:r>
+      <w:proofErr w:type="spellStart"/>
+      <w:r>
+        <w:rPr>
+          <w:rFonts w:ascii="Times New Roman" w:eastAsia="Times New Roman" w:hAnsi="Times New Roman" w:cs="Times New Roman"/>
+          <w:color w:val="333333"/>
+          <w:sz w:val="24"/>
+          <w:szCs w:val="24"/>
+        </w:rPr>
+        <w:t>ві́рні</w:t>
+      </w:r>
+      <w:proofErr w:type="spellEnd"/>
+      <w:r>
+        <w:rPr>
+          <w:rFonts w:ascii="Times New Roman" w:eastAsia="Times New Roman" w:hAnsi="Times New Roman" w:cs="Times New Roman"/>
+          <w:color w:val="333333"/>
+          <w:sz w:val="24"/>
+          <w:szCs w:val="24"/>
+        </w:rPr>
+        <w:t xml:space="preserve">, і </w:t>
+      </w:r>
+      <w:proofErr w:type="spellStart"/>
+      <w:r>
+        <w:rPr>
+          <w:rFonts w:ascii="Times New Roman" w:eastAsia="Times New Roman" w:hAnsi="Times New Roman" w:cs="Times New Roman"/>
+          <w:color w:val="333333"/>
+          <w:sz w:val="24"/>
+          <w:szCs w:val="24"/>
+        </w:rPr>
+        <w:t>поклоні́мся</w:t>
+      </w:r>
+      <w:proofErr w:type="spellEnd"/>
+      <w:r>
+        <w:rPr>
+          <w:rFonts w:ascii="Times New Roman" w:eastAsia="Times New Roman" w:hAnsi="Times New Roman" w:cs="Times New Roman"/>
+          <w:color w:val="333333"/>
+          <w:sz w:val="24"/>
+          <w:szCs w:val="24"/>
+        </w:rPr>
+        <w:t xml:space="preserve">,* бо </w:t>
+      </w:r>
+      <w:proofErr w:type="spellStart"/>
+      <w:r>
+        <w:rPr>
+          <w:rFonts w:ascii="Times New Roman" w:eastAsia="Times New Roman" w:hAnsi="Times New Roman" w:cs="Times New Roman"/>
+          <w:color w:val="333333"/>
+          <w:sz w:val="24"/>
+          <w:szCs w:val="24"/>
+        </w:rPr>
+        <w:t>благоволи́в</w:t>
+      </w:r>
+      <w:proofErr w:type="spellEnd"/>
+      <w:r>
+        <w:rPr>
+          <w:rFonts w:ascii="Times New Roman" w:eastAsia="Times New Roman" w:hAnsi="Times New Roman" w:cs="Times New Roman"/>
+          <w:color w:val="333333"/>
+          <w:sz w:val="24"/>
+          <w:szCs w:val="24"/>
+        </w:rPr>
+        <w:t xml:space="preserve"> </w:t>
+      </w:r>
+      <w:proofErr w:type="spellStart"/>
+      <w:r>
+        <w:rPr>
+          <w:rFonts w:ascii="Times New Roman" w:eastAsia="Times New Roman" w:hAnsi="Times New Roman" w:cs="Times New Roman"/>
+          <w:color w:val="333333"/>
+          <w:sz w:val="24"/>
+          <w:szCs w:val="24"/>
+        </w:rPr>
+        <w:t>пло́ттю</w:t>
+      </w:r>
+      <w:proofErr w:type="spellEnd"/>
+      <w:r>
+        <w:rPr>
+          <w:rFonts w:ascii="Times New Roman" w:eastAsia="Times New Roman" w:hAnsi="Times New Roman" w:cs="Times New Roman"/>
+          <w:color w:val="333333"/>
+          <w:sz w:val="24"/>
+          <w:szCs w:val="24"/>
+        </w:rPr>
+        <w:t xml:space="preserve"> зійти́ на хрест* і смерть </w:t>
+      </w:r>
+      <w:proofErr w:type="spellStart"/>
+      <w:r>
+        <w:rPr>
+          <w:rFonts w:ascii="Times New Roman" w:eastAsia="Times New Roman" w:hAnsi="Times New Roman" w:cs="Times New Roman"/>
+          <w:color w:val="333333"/>
+          <w:sz w:val="24"/>
+          <w:szCs w:val="24"/>
+        </w:rPr>
+        <w:t>перетерпі́ти</w:t>
+      </w:r>
+      <w:proofErr w:type="spellEnd"/>
+      <w:r>
+        <w:rPr>
+          <w:rFonts w:ascii="Times New Roman" w:eastAsia="Times New Roman" w:hAnsi="Times New Roman" w:cs="Times New Roman"/>
+          <w:color w:val="333333"/>
+          <w:sz w:val="24"/>
+          <w:szCs w:val="24"/>
+        </w:rPr>
+        <w:t xml:space="preserve">, і </w:t>
+      </w:r>
+      <w:proofErr w:type="spellStart"/>
+      <w:r>
+        <w:rPr>
+          <w:rFonts w:ascii="Times New Roman" w:eastAsia="Times New Roman" w:hAnsi="Times New Roman" w:cs="Times New Roman"/>
+          <w:color w:val="333333"/>
+          <w:sz w:val="24"/>
+          <w:szCs w:val="24"/>
+        </w:rPr>
+        <w:t>воскреси́ти</w:t>
+      </w:r>
+      <w:proofErr w:type="spellEnd"/>
+      <w:r>
+        <w:rPr>
+          <w:rFonts w:ascii="Times New Roman" w:eastAsia="Times New Roman" w:hAnsi="Times New Roman" w:cs="Times New Roman"/>
+          <w:color w:val="333333"/>
+          <w:sz w:val="24"/>
+          <w:szCs w:val="24"/>
+        </w:rPr>
+        <w:t xml:space="preserve"> </w:t>
+      </w:r>
+      <w:proofErr w:type="spellStart"/>
+      <w:r>
+        <w:rPr>
+          <w:rFonts w:ascii="Times New Roman" w:eastAsia="Times New Roman" w:hAnsi="Times New Roman" w:cs="Times New Roman"/>
+          <w:color w:val="333333"/>
+          <w:sz w:val="24"/>
+          <w:szCs w:val="24"/>
+        </w:rPr>
+        <w:t>уме́рлих</w:t>
+      </w:r>
+      <w:proofErr w:type="spellEnd"/>
+      <w:r>
+        <w:rPr>
+          <w:rFonts w:ascii="Times New Roman" w:eastAsia="Times New Roman" w:hAnsi="Times New Roman" w:cs="Times New Roman"/>
+          <w:color w:val="333333"/>
+          <w:sz w:val="24"/>
+          <w:szCs w:val="24"/>
+        </w:rPr>
+        <w:t xml:space="preserve">* </w:t>
+      </w:r>
+      <w:proofErr w:type="spellStart"/>
+      <w:r>
+        <w:rPr>
+          <w:rFonts w:ascii="Times New Roman" w:eastAsia="Times New Roman" w:hAnsi="Times New Roman" w:cs="Times New Roman"/>
+          <w:color w:val="333333"/>
+          <w:sz w:val="24"/>
+          <w:szCs w:val="24"/>
+        </w:rPr>
+        <w:t>сла́вним</w:t>
+      </w:r>
+      <w:proofErr w:type="spellEnd"/>
+      <w:r>
+        <w:rPr>
+          <w:rFonts w:ascii="Times New Roman" w:eastAsia="Times New Roman" w:hAnsi="Times New Roman" w:cs="Times New Roman"/>
+          <w:color w:val="333333"/>
+          <w:sz w:val="24"/>
+          <w:szCs w:val="24"/>
+        </w:rPr>
+        <w:t xml:space="preserve"> </w:t>
+      </w:r>
+      <w:proofErr w:type="spellStart"/>
+      <w:r>
+        <w:rPr>
+          <w:rFonts w:ascii="Times New Roman" w:eastAsia="Times New Roman" w:hAnsi="Times New Roman" w:cs="Times New Roman"/>
+          <w:color w:val="333333"/>
+          <w:sz w:val="24"/>
+          <w:szCs w:val="24"/>
+        </w:rPr>
+        <w:t>воскресі́нням</w:t>
+      </w:r>
+      <w:proofErr w:type="spellEnd"/>
+      <w:r>
+        <w:rPr>
+          <w:rFonts w:ascii="Times New Roman" w:eastAsia="Times New Roman" w:hAnsi="Times New Roman" w:cs="Times New Roman"/>
+          <w:color w:val="333333"/>
+          <w:sz w:val="24"/>
+          <w:szCs w:val="24"/>
+        </w:rPr>
+        <w:t xml:space="preserve"> </w:t>
+      </w:r>
+      <w:proofErr w:type="spellStart"/>
+      <w:r>
+        <w:rPr>
+          <w:rFonts w:ascii="Times New Roman" w:eastAsia="Times New Roman" w:hAnsi="Times New Roman" w:cs="Times New Roman"/>
+          <w:color w:val="333333"/>
+          <w:sz w:val="24"/>
+          <w:szCs w:val="24"/>
+        </w:rPr>
+        <w:t>Свої́м</w:t>
+      </w:r>
+      <w:proofErr w:type="spellEnd"/>
+      <w:r>
+        <w:rPr>
+          <w:rFonts w:ascii="Times New Roman" w:eastAsia="Times New Roman" w:hAnsi="Times New Roman" w:cs="Times New Roman"/>
+          <w:color w:val="333333"/>
+          <w:sz w:val="24"/>
+          <w:szCs w:val="24"/>
+        </w:rPr>
+        <w:t>.</w:t>
       </w:r>
     </w:p>
     <w:p>
@@ -675,14 +2528,365 @@
         </w:rPr>
         <w:t xml:space="preserve">Тропар (г. 5): </w:t>
       </w:r>
-      <w:r>
-        <w:rPr>
-          <w:rFonts w:ascii="Times New Roman" w:eastAsia="Times New Roman" w:hAnsi="Times New Roman" w:cs="Times New Roman"/>
-          <w:color w:val="333333"/>
-          <w:sz w:val="24"/>
-          <w:szCs w:val="24"/>
-        </w:rPr>
-        <w:t>Собезнача́льне Сло́во Отцю́ і Ду́хові,* від Ді́ви наро́джене на спасі́ння на́ше,* оспіва́ймо, ві́рні, і поклоні́мся,* бо благоволи́в пло́ттю зійти́ на хрест* і смерть перетерпі́ти, і воскреси́ти уме́рлих* сла́вним воскресі́нням Свої́м.</w:t>
+      <w:proofErr w:type="spellStart"/>
+      <w:r>
+        <w:rPr>
+          <w:rFonts w:ascii="Times New Roman" w:eastAsia="Times New Roman" w:hAnsi="Times New Roman" w:cs="Times New Roman"/>
+          <w:color w:val="333333"/>
+          <w:sz w:val="24"/>
+          <w:szCs w:val="24"/>
+        </w:rPr>
+        <w:t>Собезнача́льне</w:t>
+      </w:r>
+      <w:proofErr w:type="spellEnd"/>
+      <w:r>
+        <w:rPr>
+          <w:rFonts w:ascii="Times New Roman" w:eastAsia="Times New Roman" w:hAnsi="Times New Roman" w:cs="Times New Roman"/>
+          <w:color w:val="333333"/>
+          <w:sz w:val="24"/>
+          <w:szCs w:val="24"/>
+        </w:rPr>
+        <w:t xml:space="preserve"> </w:t>
+      </w:r>
+      <w:proofErr w:type="spellStart"/>
+      <w:r>
+        <w:rPr>
+          <w:rFonts w:ascii="Times New Roman" w:eastAsia="Times New Roman" w:hAnsi="Times New Roman" w:cs="Times New Roman"/>
+          <w:color w:val="333333"/>
+          <w:sz w:val="24"/>
+          <w:szCs w:val="24"/>
+        </w:rPr>
+        <w:t>Сло́во</w:t>
+      </w:r>
+      <w:proofErr w:type="spellEnd"/>
+      <w:r>
+        <w:rPr>
+          <w:rFonts w:ascii="Times New Roman" w:eastAsia="Times New Roman" w:hAnsi="Times New Roman" w:cs="Times New Roman"/>
+          <w:color w:val="333333"/>
+          <w:sz w:val="24"/>
+          <w:szCs w:val="24"/>
+        </w:rPr>
+        <w:t xml:space="preserve"> Отцю́ і </w:t>
+      </w:r>
+      <w:proofErr w:type="spellStart"/>
+      <w:r>
+        <w:rPr>
+          <w:rFonts w:ascii="Times New Roman" w:eastAsia="Times New Roman" w:hAnsi="Times New Roman" w:cs="Times New Roman"/>
+          <w:color w:val="333333"/>
+          <w:sz w:val="24"/>
+          <w:szCs w:val="24"/>
+        </w:rPr>
+        <w:t>Ду́хові</w:t>
+      </w:r>
+      <w:proofErr w:type="spellEnd"/>
+      <w:r>
+        <w:rPr>
+          <w:rFonts w:ascii="Times New Roman" w:eastAsia="Times New Roman" w:hAnsi="Times New Roman" w:cs="Times New Roman"/>
+          <w:color w:val="333333"/>
+          <w:sz w:val="24"/>
+          <w:szCs w:val="24"/>
+        </w:rPr>
+        <w:t xml:space="preserve">,* від </w:t>
+      </w:r>
+      <w:proofErr w:type="spellStart"/>
+      <w:r>
+        <w:rPr>
+          <w:rFonts w:ascii="Times New Roman" w:eastAsia="Times New Roman" w:hAnsi="Times New Roman" w:cs="Times New Roman"/>
+          <w:color w:val="333333"/>
+          <w:sz w:val="24"/>
+          <w:szCs w:val="24"/>
+        </w:rPr>
+        <w:t>Ді́ви</w:t>
+      </w:r>
+      <w:proofErr w:type="spellEnd"/>
+      <w:r>
+        <w:rPr>
+          <w:rFonts w:ascii="Times New Roman" w:eastAsia="Times New Roman" w:hAnsi="Times New Roman" w:cs="Times New Roman"/>
+          <w:color w:val="333333"/>
+          <w:sz w:val="24"/>
+          <w:szCs w:val="24"/>
+        </w:rPr>
+        <w:t xml:space="preserve"> </w:t>
+      </w:r>
+      <w:proofErr w:type="spellStart"/>
+      <w:r>
+        <w:rPr>
+          <w:rFonts w:ascii="Times New Roman" w:eastAsia="Times New Roman" w:hAnsi="Times New Roman" w:cs="Times New Roman"/>
+          <w:color w:val="333333"/>
+          <w:sz w:val="24"/>
+          <w:szCs w:val="24"/>
+        </w:rPr>
+        <w:t>наро́джене</w:t>
+      </w:r>
+      <w:proofErr w:type="spellEnd"/>
+      <w:r>
+        <w:rPr>
+          <w:rFonts w:ascii="Times New Roman" w:eastAsia="Times New Roman" w:hAnsi="Times New Roman" w:cs="Times New Roman"/>
+          <w:color w:val="333333"/>
+          <w:sz w:val="24"/>
+          <w:szCs w:val="24"/>
+        </w:rPr>
+        <w:t xml:space="preserve"> на </w:t>
+      </w:r>
+      <w:proofErr w:type="spellStart"/>
+      <w:r>
+        <w:rPr>
+          <w:rFonts w:ascii="Times New Roman" w:eastAsia="Times New Roman" w:hAnsi="Times New Roman" w:cs="Times New Roman"/>
+          <w:color w:val="333333"/>
+          <w:sz w:val="24"/>
+          <w:szCs w:val="24"/>
+        </w:rPr>
+        <w:t>спасі́ння</w:t>
+      </w:r>
+      <w:proofErr w:type="spellEnd"/>
+      <w:r>
+        <w:rPr>
+          <w:rFonts w:ascii="Times New Roman" w:eastAsia="Times New Roman" w:hAnsi="Times New Roman" w:cs="Times New Roman"/>
+          <w:color w:val="333333"/>
+          <w:sz w:val="24"/>
+          <w:szCs w:val="24"/>
+        </w:rPr>
+        <w:t xml:space="preserve"> </w:t>
+      </w:r>
+      <w:proofErr w:type="spellStart"/>
+      <w:r>
+        <w:rPr>
+          <w:rFonts w:ascii="Times New Roman" w:eastAsia="Times New Roman" w:hAnsi="Times New Roman" w:cs="Times New Roman"/>
+          <w:color w:val="333333"/>
+          <w:sz w:val="24"/>
+          <w:szCs w:val="24"/>
+        </w:rPr>
+        <w:t>на́ше</w:t>
+      </w:r>
+      <w:proofErr w:type="spellEnd"/>
+      <w:r>
+        <w:rPr>
+          <w:rFonts w:ascii="Times New Roman" w:eastAsia="Times New Roman" w:hAnsi="Times New Roman" w:cs="Times New Roman"/>
+          <w:color w:val="333333"/>
+          <w:sz w:val="24"/>
+          <w:szCs w:val="24"/>
+        </w:rPr>
+        <w:t xml:space="preserve">,* </w:t>
+      </w:r>
+      <w:proofErr w:type="spellStart"/>
+      <w:r>
+        <w:rPr>
+          <w:rFonts w:ascii="Times New Roman" w:eastAsia="Times New Roman" w:hAnsi="Times New Roman" w:cs="Times New Roman"/>
+          <w:color w:val="333333"/>
+          <w:sz w:val="24"/>
+          <w:szCs w:val="24"/>
+        </w:rPr>
+        <w:t>оспіва́ймо</w:t>
+      </w:r>
+      <w:proofErr w:type="spellEnd"/>
+      <w:r>
+        <w:rPr>
+          <w:rFonts w:ascii="Times New Roman" w:eastAsia="Times New Roman" w:hAnsi="Times New Roman" w:cs="Times New Roman"/>
+          <w:color w:val="333333"/>
+          <w:sz w:val="24"/>
+          <w:szCs w:val="24"/>
+        </w:rPr>
+        <w:t xml:space="preserve">, </w:t>
+      </w:r>
+      <w:proofErr w:type="spellStart"/>
+      <w:r>
+        <w:rPr>
+          <w:rFonts w:ascii="Times New Roman" w:eastAsia="Times New Roman" w:hAnsi="Times New Roman" w:cs="Times New Roman"/>
+          <w:color w:val="333333"/>
+          <w:sz w:val="24"/>
+          <w:szCs w:val="24"/>
+        </w:rPr>
+        <w:t>ві́рні</w:t>
+      </w:r>
+      <w:proofErr w:type="spellEnd"/>
+      <w:r>
+        <w:rPr>
+          <w:rFonts w:ascii="Times New Roman" w:eastAsia="Times New Roman" w:hAnsi="Times New Roman" w:cs="Times New Roman"/>
+          <w:color w:val="333333"/>
+          <w:sz w:val="24"/>
+          <w:szCs w:val="24"/>
+        </w:rPr>
+        <w:t xml:space="preserve">, і </w:t>
+      </w:r>
+      <w:proofErr w:type="spellStart"/>
+      <w:r>
+        <w:rPr>
+          <w:rFonts w:ascii="Times New Roman" w:eastAsia="Times New Roman" w:hAnsi="Times New Roman" w:cs="Times New Roman"/>
+          <w:color w:val="333333"/>
+          <w:sz w:val="24"/>
+          <w:szCs w:val="24"/>
+        </w:rPr>
+        <w:t>поклоні́мся</w:t>
+      </w:r>
+      <w:proofErr w:type="spellEnd"/>
+      <w:r>
+        <w:rPr>
+          <w:rFonts w:ascii="Times New Roman" w:eastAsia="Times New Roman" w:hAnsi="Times New Roman" w:cs="Times New Roman"/>
+          <w:color w:val="333333"/>
+          <w:sz w:val="24"/>
+          <w:szCs w:val="24"/>
+        </w:rPr>
+        <w:t xml:space="preserve">,* бо </w:t>
+      </w:r>
+      <w:proofErr w:type="spellStart"/>
+      <w:r>
+        <w:rPr>
+          <w:rFonts w:ascii="Times New Roman" w:eastAsia="Times New Roman" w:hAnsi="Times New Roman" w:cs="Times New Roman"/>
+          <w:color w:val="333333"/>
+          <w:sz w:val="24"/>
+          <w:szCs w:val="24"/>
+        </w:rPr>
+        <w:t>благоволи́в</w:t>
+      </w:r>
+      <w:proofErr w:type="spellEnd"/>
+      <w:r>
+        <w:rPr>
+          <w:rFonts w:ascii="Times New Roman" w:eastAsia="Times New Roman" w:hAnsi="Times New Roman" w:cs="Times New Roman"/>
+          <w:color w:val="333333"/>
+          <w:sz w:val="24"/>
+          <w:szCs w:val="24"/>
+        </w:rPr>
+        <w:t xml:space="preserve"> </w:t>
+      </w:r>
+      <w:proofErr w:type="spellStart"/>
+      <w:r>
+        <w:rPr>
+          <w:rFonts w:ascii="Times New Roman" w:eastAsia="Times New Roman" w:hAnsi="Times New Roman" w:cs="Times New Roman"/>
+          <w:color w:val="333333"/>
+          <w:sz w:val="24"/>
+          <w:szCs w:val="24"/>
+        </w:rPr>
+        <w:t>пло́ттю</w:t>
+      </w:r>
+      <w:proofErr w:type="spellEnd"/>
+      <w:r>
+        <w:rPr>
+          <w:rFonts w:ascii="Times New Roman" w:eastAsia="Times New Roman" w:hAnsi="Times New Roman" w:cs="Times New Roman"/>
+          <w:color w:val="333333"/>
+          <w:sz w:val="24"/>
+          <w:szCs w:val="24"/>
+        </w:rPr>
+        <w:t xml:space="preserve"> зійти́ на хрест* і смерть </w:t>
+      </w:r>
+      <w:proofErr w:type="spellStart"/>
+      <w:r>
+        <w:rPr>
+          <w:rFonts w:ascii="Times New Roman" w:eastAsia="Times New Roman" w:hAnsi="Times New Roman" w:cs="Times New Roman"/>
+          <w:color w:val="333333"/>
+          <w:sz w:val="24"/>
+          <w:szCs w:val="24"/>
+        </w:rPr>
+        <w:t>перетерпі́ти</w:t>
+      </w:r>
+      <w:proofErr w:type="spellEnd"/>
+      <w:r>
+        <w:rPr>
+          <w:rFonts w:ascii="Times New Roman" w:eastAsia="Times New Roman" w:hAnsi="Times New Roman" w:cs="Times New Roman"/>
+          <w:color w:val="333333"/>
+          <w:sz w:val="24"/>
+          <w:szCs w:val="24"/>
+        </w:rPr>
+        <w:t xml:space="preserve">, і </w:t>
+      </w:r>
+      <w:proofErr w:type="spellStart"/>
+      <w:r>
+        <w:rPr>
+          <w:rFonts w:ascii="Times New Roman" w:eastAsia="Times New Roman" w:hAnsi="Times New Roman" w:cs="Times New Roman"/>
+          <w:color w:val="333333"/>
+          <w:sz w:val="24"/>
+          <w:szCs w:val="24"/>
+        </w:rPr>
+        <w:t>воскреси́ти</w:t>
+      </w:r>
+      <w:proofErr w:type="spellEnd"/>
+      <w:r>
+        <w:rPr>
+          <w:rFonts w:ascii="Times New Roman" w:eastAsia="Times New Roman" w:hAnsi="Times New Roman" w:cs="Times New Roman"/>
+          <w:color w:val="333333"/>
+          <w:sz w:val="24"/>
+          <w:szCs w:val="24"/>
+        </w:rPr>
+        <w:t xml:space="preserve"> </w:t>
+      </w:r>
+      <w:proofErr w:type="spellStart"/>
+      <w:r>
+        <w:rPr>
+          <w:rFonts w:ascii="Times New Roman" w:eastAsia="Times New Roman" w:hAnsi="Times New Roman" w:cs="Times New Roman"/>
+          <w:color w:val="333333"/>
+          <w:sz w:val="24"/>
+          <w:szCs w:val="24"/>
+        </w:rPr>
+        <w:t>уме́рлих</w:t>
+      </w:r>
+      <w:proofErr w:type="spellEnd"/>
+      <w:r>
+        <w:rPr>
+          <w:rFonts w:ascii="Times New Roman" w:eastAsia="Times New Roman" w:hAnsi="Times New Roman" w:cs="Times New Roman"/>
+          <w:color w:val="333333"/>
+          <w:sz w:val="24"/>
+          <w:szCs w:val="24"/>
+        </w:rPr>
+        <w:t xml:space="preserve">* </w:t>
+      </w:r>
+      <w:proofErr w:type="spellStart"/>
+      <w:r>
+        <w:rPr>
+          <w:rFonts w:ascii="Times New Roman" w:eastAsia="Times New Roman" w:hAnsi="Times New Roman" w:cs="Times New Roman"/>
+          <w:color w:val="333333"/>
+          <w:sz w:val="24"/>
+          <w:szCs w:val="24"/>
+        </w:rPr>
+        <w:t>сла́вним</w:t>
+      </w:r>
+      <w:proofErr w:type="spellEnd"/>
+      <w:r>
+        <w:rPr>
+          <w:rFonts w:ascii="Times New Roman" w:eastAsia="Times New Roman" w:hAnsi="Times New Roman" w:cs="Times New Roman"/>
+          <w:color w:val="333333"/>
+          <w:sz w:val="24"/>
+          <w:szCs w:val="24"/>
+        </w:rPr>
+        <w:t xml:space="preserve"> </w:t>
+      </w:r>
+      <w:proofErr w:type="spellStart"/>
+      <w:r>
+        <w:rPr>
+          <w:rFonts w:ascii="Times New Roman" w:eastAsia="Times New Roman" w:hAnsi="Times New Roman" w:cs="Times New Roman"/>
+          <w:color w:val="333333"/>
+          <w:sz w:val="24"/>
+          <w:szCs w:val="24"/>
+        </w:rPr>
+        <w:t>воскресі́нням</w:t>
+      </w:r>
+      <w:proofErr w:type="spellEnd"/>
+      <w:r>
+        <w:rPr>
+          <w:rFonts w:ascii="Times New Roman" w:eastAsia="Times New Roman" w:hAnsi="Times New Roman" w:cs="Times New Roman"/>
+          <w:color w:val="333333"/>
+          <w:sz w:val="24"/>
+          <w:szCs w:val="24"/>
+        </w:rPr>
+        <w:t xml:space="preserve"> </w:t>
+      </w:r>
+      <w:proofErr w:type="spellStart"/>
+      <w:r>
+        <w:rPr>
+          <w:rFonts w:ascii="Times New Roman" w:eastAsia="Times New Roman" w:hAnsi="Times New Roman" w:cs="Times New Roman"/>
+          <w:color w:val="333333"/>
+          <w:sz w:val="24"/>
+          <w:szCs w:val="24"/>
+        </w:rPr>
+        <w:t>Свої́м</w:t>
+      </w:r>
+      <w:proofErr w:type="spellEnd"/>
+      <w:r>
+        <w:rPr>
+          <w:rFonts w:ascii="Times New Roman" w:eastAsia="Times New Roman" w:hAnsi="Times New Roman" w:cs="Times New Roman"/>
+          <w:color w:val="333333"/>
+          <w:sz w:val="24"/>
+          <w:szCs w:val="24"/>
+        </w:rPr>
+        <w:t>.</w:t>
       </w:r>
     </w:p>
     <w:p>
@@ -741,19 +2945,21 @@
     </w:p>
     <w:p>
       <w:pPr>
-        <w:spacing w:after="0" w:line="240" w:lineRule="auto"/>
-        <w:ind w:left="0" w:hanging="2"/>
-        <w:jc w:val="both"/>
-        <w:rPr>
-          <w:rFonts w:ascii="Times New Roman" w:eastAsia="Times New Roman" w:hAnsi="Times New Roman" w:cs="Times New Roman"/>
+        <w:spacing w:after="280" w:line="240" w:lineRule="auto"/>
+        <w:ind w:left="0" w:hanging="2"/>
+        <w:rPr>
+          <w:rFonts w:ascii="Times New Roman" w:eastAsia="Times New Roman" w:hAnsi="Times New Roman" w:cs="Times New Roman"/>
+          <w:color w:val="333333"/>
           <w:sz w:val="24"/>
           <w:szCs w:val="24"/>
         </w:rPr>
       </w:pPr>
       <w:bookmarkStart w:id="15" w:name="_heading=h.26in1rg" w:colFirst="0" w:colLast="0"/>
       <w:bookmarkStart w:id="16" w:name="_heading=h.lnxbz9" w:colFirst="0" w:colLast="0"/>
+      <w:bookmarkStart w:id="17" w:name="_heading=h.pz5n8i59ef51" w:colFirst="0" w:colLast="0"/>
       <w:bookmarkEnd w:id="15"/>
       <w:bookmarkEnd w:id="16"/>
+      <w:bookmarkEnd w:id="17"/>
       <w:r>
         <w:rPr>
           <w:rFonts w:ascii="Times New Roman" w:eastAsia="Times New Roman" w:hAnsi="Times New Roman" w:cs="Times New Roman"/>
@@ -762,36 +2968,68 @@
           <w:sz w:val="24"/>
           <w:szCs w:val="24"/>
         </w:rPr>
-        <w:t xml:space="preserve">Тропар (г. 4): </w:t>
-      </w:r>
-      <w:r>
-        <w:rPr>
-          <w:rFonts w:ascii="Times New Roman" w:eastAsia="Times New Roman" w:hAnsi="Times New Roman" w:cs="Times New Roman"/>
-          <w:sz w:val="24"/>
-          <w:szCs w:val="24"/>
-        </w:rPr>
-        <w:t>Христо́с воскре́с із ме́ртвих, сме́ртю смерть подола́в, і тим, що в гроба́х, життя́</w:t>
-      </w:r>
-      <w:r>
-        <w:rPr>
-          <w:rFonts w:ascii="MS Shell Dlg 2" w:eastAsia="MS Shell Dlg 2" w:hAnsi="MS Shell Dlg 2" w:cs="MS Shell Dlg 2"/>
-          <w:sz w:val="17"/>
-          <w:szCs w:val="17"/>
-        </w:rPr>
-        <w:t xml:space="preserve"> </w:t>
-      </w:r>
-      <w:r>
-        <w:rPr>
-          <w:rFonts w:ascii="Times New Roman" w:eastAsia="Times New Roman" w:hAnsi="Times New Roman" w:cs="Times New Roman"/>
-          <w:sz w:val="24"/>
-          <w:szCs w:val="24"/>
-        </w:rPr>
-        <w:t>дарува́в.</w:t>
-      </w:r>
-    </w:p>
-    <w:p>
-      <w:pPr>
-        <w:ind w:left="0" w:hanging="2"/>
+        <w:t>Тропар (г. 4):</w:t>
+      </w:r>
+      <w:r>
+        <w:rPr>
+          <w:rFonts w:ascii="Times New Roman" w:eastAsia="Times New Roman" w:hAnsi="Times New Roman" w:cs="Times New Roman"/>
+          <w:color w:val="333333"/>
+          <w:sz w:val="24"/>
+          <w:szCs w:val="24"/>
+        </w:rPr>
+        <w:t xml:space="preserve"> Вознісся Ти у славі, Христе Боже наш,* радість сотворивши ученикам </w:t>
+      </w:r>
+      <w:proofErr w:type="spellStart"/>
+      <w:r>
+        <w:rPr>
+          <w:rFonts w:ascii="Times New Roman" w:eastAsia="Times New Roman" w:hAnsi="Times New Roman" w:cs="Times New Roman"/>
+          <w:color w:val="333333"/>
+          <w:sz w:val="24"/>
+          <w:szCs w:val="24"/>
+        </w:rPr>
+        <w:t>обітуванням</w:t>
+      </w:r>
+      <w:proofErr w:type="spellEnd"/>
+      <w:r>
+        <w:rPr>
+          <w:rFonts w:ascii="Times New Roman" w:eastAsia="Times New Roman" w:hAnsi="Times New Roman" w:cs="Times New Roman"/>
+          <w:color w:val="333333"/>
+          <w:sz w:val="24"/>
+          <w:szCs w:val="24"/>
+        </w:rPr>
+        <w:t xml:space="preserve"> Святого Духа,* утвердивши їх благословенням,* бо Ти єси Син Божий, </w:t>
+      </w:r>
+      <w:proofErr w:type="spellStart"/>
+      <w:r>
+        <w:rPr>
+          <w:rFonts w:ascii="Times New Roman" w:eastAsia="Times New Roman" w:hAnsi="Times New Roman" w:cs="Times New Roman"/>
+          <w:color w:val="333333"/>
+          <w:sz w:val="24"/>
+          <w:szCs w:val="24"/>
+        </w:rPr>
+        <w:t>ізбавитель</w:t>
+      </w:r>
+      <w:proofErr w:type="spellEnd"/>
+      <w:r>
+        <w:rPr>
+          <w:rFonts w:ascii="Times New Roman" w:eastAsia="Times New Roman" w:hAnsi="Times New Roman" w:cs="Times New Roman"/>
+          <w:color w:val="333333"/>
+          <w:sz w:val="24"/>
+          <w:szCs w:val="24"/>
+        </w:rPr>
+        <w:t xml:space="preserve"> світу.</w:t>
+      </w:r>
+    </w:p>
+    <w:p>
+      <w:pPr>
+        <w:spacing w:after="288" w:line="240" w:lineRule="auto"/>
+        <w:ind w:left="0" w:hanging="2"/>
+        <w:rPr>
+          <w:rFonts w:ascii="Times New Roman" w:eastAsia="Times New Roman" w:hAnsi="Times New Roman" w:cs="Times New Roman"/>
+          <w:color w:val="FF0000"/>
+          <w:sz w:val="24"/>
+          <w:szCs w:val="24"/>
+        </w:rPr>
       </w:pPr>
       <w:r>
         <w:rPr>
@@ -801,24 +3039,16 @@
           <w:sz w:val="24"/>
           <w:szCs w:val="24"/>
         </w:rPr>
-        <w:t>Кондак (г. 8):</w:t>
-      </w:r>
-      <w:r>
-        <w:rPr>
-          <w:rFonts w:ascii="Times New Roman" w:eastAsia="Times New Roman" w:hAnsi="Times New Roman" w:cs="Times New Roman"/>
-          <w:sz w:val="24"/>
-          <w:szCs w:val="24"/>
-        </w:rPr>
-        <w:t xml:space="preserve"> </w:t>
-      </w:r>
-      <w:r>
-        <w:rPr>
-          <w:rFonts w:ascii="Times New Roman" w:eastAsia="Times New Roman" w:hAnsi="Times New Roman" w:cs="Times New Roman"/>
-          <w:color w:val="333333"/>
-          <w:sz w:val="24"/>
-          <w:szCs w:val="24"/>
-        </w:rPr>
-        <w:t>Хоч і у гріб зійшов Ти, Безсмертний,* та адову зруйнував Ти силу,* і воскрес єси як переможець, Христе Боже,* жінкам-мироносицям звістивши: Радуйтеся,* і Твоїм апостолам мир даруєш,* падшим подаєш воскресіння.</w:t>
+        <w:t>Кондак (г. 6):</w:t>
+      </w:r>
+      <w:r>
+        <w:rPr>
+          <w:rFonts w:ascii="Times New Roman" w:eastAsia="Times New Roman" w:hAnsi="Times New Roman" w:cs="Times New Roman"/>
+          <w:color w:val="333333"/>
+          <w:sz w:val="24"/>
+          <w:szCs w:val="24"/>
+        </w:rPr>
+        <w:t xml:space="preserve"> Сповнивши промисел щодо нас* і те, що на землі, з’єднавши з небесним,* вознісся Ти у славі, Христе Боже наш,* ніяк не відлучаючись, але невідступно перебуваючи,* Ти кличеш до тих, що люблять Тебе:* Я з вами і ніхто проти вас.</w:t>
       </w:r>
     </w:p>
     <w:p>
@@ -827,91 +3057,114 @@
         <w:spacing w:after="288" w:line="240" w:lineRule="auto"/>
         <w:ind w:left="1" w:hanging="3"/>
       </w:pPr>
-      <w:bookmarkStart w:id="17" w:name="_heading=h.pz5n8i59ef51" w:colFirst="0" w:colLast="0"/>
-      <w:bookmarkEnd w:id="17"/>
       <w:r>
         <w:t>10 травня. + Св. ап. Симона Зилота.</w:t>
       </w:r>
     </w:p>
     <w:p>
       <w:pPr>
+        <w:spacing w:after="280" w:line="240" w:lineRule="auto"/>
+        <w:ind w:left="0" w:hanging="2"/>
+        <w:rPr>
+          <w:rFonts w:ascii="Times New Roman" w:eastAsia="Times New Roman" w:hAnsi="Times New Roman" w:cs="Times New Roman"/>
+          <w:color w:val="333333"/>
+          <w:sz w:val="24"/>
+          <w:szCs w:val="24"/>
+        </w:rPr>
+      </w:pPr>
+      <w:bookmarkStart w:id="18" w:name="_heading=h.35nkun2" w:colFirst="0" w:colLast="0"/>
+      <w:bookmarkStart w:id="19" w:name="_heading=h.1ksv4uv" w:colFirst="0" w:colLast="0"/>
+      <w:bookmarkEnd w:id="18"/>
+      <w:bookmarkEnd w:id="19"/>
+      <w:r>
+        <w:rPr>
+          <w:rFonts w:ascii="Times New Roman" w:eastAsia="Times New Roman" w:hAnsi="Times New Roman" w:cs="Times New Roman"/>
+          <w:i/>
+          <w:color w:val="FF4400"/>
+          <w:sz w:val="24"/>
+          <w:szCs w:val="24"/>
+        </w:rPr>
+        <w:t>Тропар (г. 4):</w:t>
+      </w:r>
+      <w:r>
+        <w:rPr>
+          <w:rFonts w:ascii="Times New Roman" w:eastAsia="Times New Roman" w:hAnsi="Times New Roman" w:cs="Times New Roman"/>
+          <w:color w:val="333333"/>
+          <w:sz w:val="24"/>
+          <w:szCs w:val="24"/>
+        </w:rPr>
+        <w:t xml:space="preserve"> Вознісся Ти у славі, Христе Боже наш,* радість сотворивши ученикам </w:t>
+      </w:r>
+      <w:proofErr w:type="spellStart"/>
+      <w:r>
+        <w:rPr>
+          <w:rFonts w:ascii="Times New Roman" w:eastAsia="Times New Roman" w:hAnsi="Times New Roman" w:cs="Times New Roman"/>
+          <w:color w:val="333333"/>
+          <w:sz w:val="24"/>
+          <w:szCs w:val="24"/>
+        </w:rPr>
+        <w:t>обітуванням</w:t>
+      </w:r>
+      <w:proofErr w:type="spellEnd"/>
+      <w:r>
+        <w:rPr>
+          <w:rFonts w:ascii="Times New Roman" w:eastAsia="Times New Roman" w:hAnsi="Times New Roman" w:cs="Times New Roman"/>
+          <w:color w:val="333333"/>
+          <w:sz w:val="24"/>
+          <w:szCs w:val="24"/>
+        </w:rPr>
+        <w:t xml:space="preserve"> Святого Духа,* утвердивши їх благословенням,* бо Ти єси Син Божий, </w:t>
+      </w:r>
+      <w:proofErr w:type="spellStart"/>
+      <w:r>
+        <w:rPr>
+          <w:rFonts w:ascii="Times New Roman" w:eastAsia="Times New Roman" w:hAnsi="Times New Roman" w:cs="Times New Roman"/>
+          <w:color w:val="333333"/>
+          <w:sz w:val="24"/>
+          <w:szCs w:val="24"/>
+        </w:rPr>
+        <w:t>ізбавитель</w:t>
+      </w:r>
+      <w:proofErr w:type="spellEnd"/>
+      <w:r>
+        <w:rPr>
+          <w:rFonts w:ascii="Times New Roman" w:eastAsia="Times New Roman" w:hAnsi="Times New Roman" w:cs="Times New Roman"/>
+          <w:color w:val="333333"/>
+          <w:sz w:val="24"/>
+          <w:szCs w:val="24"/>
+        </w:rPr>
+        <w:t xml:space="preserve"> світу.</w:t>
+      </w:r>
+    </w:p>
+    <w:p>
+      <w:pPr>
         <w:spacing w:after="288" w:line="240" w:lineRule="auto"/>
         <w:ind w:left="0" w:hanging="2"/>
         <w:rPr>
           <w:rFonts w:ascii="Times New Roman" w:eastAsia="Times New Roman" w:hAnsi="Times New Roman" w:cs="Times New Roman"/>
-          <w:sz w:val="24"/>
-          <w:szCs w:val="24"/>
-        </w:rPr>
-      </w:pPr>
-      <w:bookmarkStart w:id="18" w:name="_heading=h.35nkun2" w:colFirst="0" w:colLast="0"/>
-      <w:bookmarkEnd w:id="18"/>
-      <w:r>
-        <w:rPr>
-          <w:rFonts w:ascii="Times New Roman" w:eastAsia="Times New Roman" w:hAnsi="Times New Roman" w:cs="Times New Roman"/>
-          <w:i/>
           <w:color w:val="FF0000"/>
           <w:sz w:val="24"/>
           <w:szCs w:val="24"/>
         </w:rPr>
-        <w:t>Тропар (г. 3):</w:t>
-      </w:r>
-      <w:r>
-        <w:rPr>
-          <w:rFonts w:ascii="Times New Roman" w:eastAsia="Times New Roman" w:hAnsi="Times New Roman" w:cs="Times New Roman"/>
-          <w:color w:val="FF0000"/>
-          <w:sz w:val="24"/>
-          <w:szCs w:val="24"/>
-        </w:rPr>
-        <w:t xml:space="preserve"> </w:t>
-      </w:r>
-      <w:r>
-        <w:rPr>
-          <w:rFonts w:ascii="Times New Roman" w:eastAsia="Times New Roman" w:hAnsi="Times New Roman" w:cs="Times New Roman"/>
-          <w:sz w:val="24"/>
-          <w:szCs w:val="24"/>
-        </w:rPr>
-        <w:t>Апостоле святий Симоне,* моли милостивого Бога,* щоб відпущення прогрішень подав душам нашим.</w:t>
-      </w:r>
-    </w:p>
-    <w:p>
-      <w:pPr>
-        <w:spacing w:after="288" w:line="240" w:lineRule="auto"/>
-        <w:ind w:left="0" w:hanging="2"/>
-        <w:rPr>
-          <w:rFonts w:ascii="Times New Roman" w:eastAsia="Times New Roman" w:hAnsi="Times New Roman" w:cs="Times New Roman"/>
-          <w:color w:val="FF0000"/>
-          <w:sz w:val="24"/>
-          <w:szCs w:val="24"/>
-        </w:rPr>
-      </w:pPr>
-      <w:bookmarkStart w:id="19" w:name="_heading=h.1ksv4uv" w:colFirst="0" w:colLast="0"/>
-      <w:bookmarkEnd w:id="19"/>
-      <w:r>
-        <w:rPr>
-          <w:rFonts w:ascii="Times New Roman" w:eastAsia="Times New Roman" w:hAnsi="Times New Roman" w:cs="Times New Roman"/>
-          <w:i/>
-          <w:color w:val="FF0000"/>
-          <w:sz w:val="24"/>
-          <w:szCs w:val="24"/>
-        </w:rPr>
-        <w:t>Кондак (г. 2):</w:t>
-      </w:r>
-      <w:r>
-        <w:rPr>
-          <w:rFonts w:ascii="Times New Roman" w:eastAsia="Times New Roman" w:hAnsi="Times New Roman" w:cs="Times New Roman"/>
-          <w:color w:val="FF0000"/>
-          <w:sz w:val="24"/>
-          <w:szCs w:val="24"/>
-        </w:rPr>
-        <w:t xml:space="preserve"> </w:t>
-      </w:r>
-      <w:r>
-        <w:rPr>
-          <w:rFonts w:ascii="Times New Roman" w:eastAsia="Times New Roman" w:hAnsi="Times New Roman" w:cs="Times New Roman"/>
-          <w:sz w:val="24"/>
-          <w:szCs w:val="24"/>
-        </w:rPr>
-        <w:t>У похвалі всі ублажім Симона богомовного,* що ясно поклав премудрости учення в душах благочестивих,* бо Престолові слави нині предстоїть і з безплотними веселиться,* молячись неперестанно за всіх нас.</w:t>
+      </w:pPr>
+      <w:r>
+        <w:rPr>
+          <w:rFonts w:ascii="Times New Roman" w:eastAsia="Times New Roman" w:hAnsi="Times New Roman" w:cs="Times New Roman"/>
+          <w:i/>
+          <w:color w:val="FF4400"/>
+          <w:sz w:val="24"/>
+          <w:szCs w:val="24"/>
+        </w:rPr>
+        <w:t>Кондак (г. 6):</w:t>
+      </w:r>
+      <w:r>
+        <w:rPr>
+          <w:rFonts w:ascii="Times New Roman" w:eastAsia="Times New Roman" w:hAnsi="Times New Roman" w:cs="Times New Roman"/>
+          <w:color w:val="333333"/>
+          <w:sz w:val="24"/>
+          <w:szCs w:val="24"/>
+        </w:rPr>
+        <w:t xml:space="preserve"> Сповнивши промисел щодо нас* і те, що на землі, з’єднавши з небесним,* вознісся Ти у славі, Христе Боже наш,* ніяк не відлучаючись, але невідступно перебуваючи,* Ти кличеш до тих, що люблять Тебе:* Я з вами і ніхто проти вас.</w:t>
       </w:r>
     </w:p>
     <w:p>
@@ -920,10 +3173,83 @@
         <w:spacing w:after="288" w:line="240" w:lineRule="auto"/>
         <w:ind w:left="1" w:hanging="3"/>
       </w:pPr>
-      <w:bookmarkStart w:id="20" w:name="_heading=h.4itqqmd2tg68" w:colFirst="0" w:colLast="0"/>
+      <w:r>
+        <w:t xml:space="preserve">11 травня. + Свв. рівноапп. Кирила й Методія, учителів слов’янських. </w:t>
+      </w:r>
+    </w:p>
+    <w:p>
+      <w:pPr>
+        <w:spacing w:after="280" w:line="240" w:lineRule="auto"/>
+        <w:ind w:left="0" w:hanging="2"/>
+        <w:rPr>
+          <w:rFonts w:ascii="Times New Roman" w:eastAsia="Times New Roman" w:hAnsi="Times New Roman" w:cs="Times New Roman"/>
+          <w:color w:val="333333"/>
+          <w:sz w:val="24"/>
+          <w:szCs w:val="24"/>
+        </w:rPr>
+      </w:pPr>
+      <w:bookmarkStart w:id="20" w:name="_heading=h.44sinio" w:colFirst="0" w:colLast="0"/>
+      <w:bookmarkStart w:id="21" w:name="_heading=h.ekvpkn6eq996" w:colFirst="0" w:colLast="0"/>
       <w:bookmarkEnd w:id="20"/>
-      <w:r>
-        <w:t xml:space="preserve">11 травня. + Свв. рівноапп. Кирила й Методія, учителів слов’янських. </w:t>
+      <w:bookmarkEnd w:id="21"/>
+      <w:r>
+        <w:rPr>
+          <w:rFonts w:ascii="Times New Roman" w:eastAsia="Times New Roman" w:hAnsi="Times New Roman" w:cs="Times New Roman"/>
+          <w:i/>
+          <w:color w:val="FF4400"/>
+          <w:sz w:val="24"/>
+          <w:szCs w:val="24"/>
+        </w:rPr>
+        <w:t>Тропар (г. 4):</w:t>
+      </w:r>
+      <w:r>
+        <w:rPr>
+          <w:rFonts w:ascii="Times New Roman" w:eastAsia="Times New Roman" w:hAnsi="Times New Roman" w:cs="Times New Roman"/>
+          <w:color w:val="333333"/>
+          <w:sz w:val="24"/>
+          <w:szCs w:val="24"/>
+        </w:rPr>
+        <w:t xml:space="preserve"> Вознісся Ти у славі, Христе Боже наш,* радість сотворивши ученикам </w:t>
+      </w:r>
+      <w:proofErr w:type="spellStart"/>
+      <w:r>
+        <w:rPr>
+          <w:rFonts w:ascii="Times New Roman" w:eastAsia="Times New Roman" w:hAnsi="Times New Roman" w:cs="Times New Roman"/>
+          <w:color w:val="333333"/>
+          <w:sz w:val="24"/>
+          <w:szCs w:val="24"/>
+        </w:rPr>
+        <w:t>обітуванням</w:t>
+      </w:r>
+      <w:proofErr w:type="spellEnd"/>
+      <w:r>
+        <w:rPr>
+          <w:rFonts w:ascii="Times New Roman" w:eastAsia="Times New Roman" w:hAnsi="Times New Roman" w:cs="Times New Roman"/>
+          <w:color w:val="333333"/>
+          <w:sz w:val="24"/>
+          <w:szCs w:val="24"/>
+        </w:rPr>
+        <w:t xml:space="preserve"> Святого Духа,* утвердивши їх благословенням,* бо Ти єси Син Божий, </w:t>
+      </w:r>
+      <w:proofErr w:type="spellStart"/>
+      <w:r>
+        <w:rPr>
+          <w:rFonts w:ascii="Times New Roman" w:eastAsia="Times New Roman" w:hAnsi="Times New Roman" w:cs="Times New Roman"/>
+          <w:color w:val="333333"/>
+          <w:sz w:val="24"/>
+          <w:szCs w:val="24"/>
+        </w:rPr>
+        <w:t>ізбавитель</w:t>
+      </w:r>
+      <w:proofErr w:type="spellEnd"/>
+      <w:r>
+        <w:rPr>
+          <w:rFonts w:ascii="Times New Roman" w:eastAsia="Times New Roman" w:hAnsi="Times New Roman" w:cs="Times New Roman"/>
+          <w:color w:val="333333"/>
+          <w:sz w:val="24"/>
+          <w:szCs w:val="24"/>
+        </w:rPr>
+        <w:t xml:space="preserve"> світу.</w:t>
       </w:r>
     </w:p>
     <w:p>
@@ -932,69 +3258,29 @@
         <w:ind w:left="0" w:hanging="2"/>
         <w:rPr>
           <w:rFonts w:ascii="Times New Roman" w:eastAsia="Times New Roman" w:hAnsi="Times New Roman" w:cs="Times New Roman"/>
-          <w:sz w:val="24"/>
-          <w:szCs w:val="24"/>
-        </w:rPr>
-      </w:pPr>
-      <w:bookmarkStart w:id="21" w:name="_heading=h.44sinio" w:colFirst="0" w:colLast="0"/>
-      <w:bookmarkEnd w:id="21"/>
-      <w:r>
-        <w:rPr>
-          <w:rFonts w:ascii="Times New Roman" w:eastAsia="Times New Roman" w:hAnsi="Times New Roman" w:cs="Times New Roman"/>
-          <w:i/>
           <w:color w:val="FF0000"/>
           <w:sz w:val="24"/>
           <w:szCs w:val="24"/>
         </w:rPr>
-        <w:t>Тропар (г. 4):</w:t>
-      </w:r>
-      <w:r>
-        <w:rPr>
-          <w:rFonts w:ascii="Times New Roman" w:eastAsia="Times New Roman" w:hAnsi="Times New Roman" w:cs="Times New Roman"/>
-          <w:color w:val="FF0000"/>
-          <w:sz w:val="24"/>
-          <w:szCs w:val="24"/>
-        </w:rPr>
-        <w:t xml:space="preserve"> </w:t>
-      </w:r>
-      <w:r>
-        <w:rPr>
-          <w:rFonts w:ascii="Times New Roman" w:eastAsia="Times New Roman" w:hAnsi="Times New Roman" w:cs="Times New Roman"/>
-          <w:sz w:val="24"/>
-          <w:szCs w:val="24"/>
-        </w:rPr>
-        <w:t>До апостолів подібні і слов’янських країн учителі,* Кириле й Методію богомудрі,* Владику всіх моліть,* щоб усі народи слов’янські утвердив у православ’ю й однодумності,* умирив світ і спас душі наші.</w:t>
-      </w:r>
-    </w:p>
-    <w:p>
-      <w:pPr>
-        <w:spacing w:after="288" w:line="240" w:lineRule="auto"/>
-        <w:ind w:left="0" w:hanging="2"/>
-        <w:rPr>
-          <w:rFonts w:ascii="Times New Roman" w:eastAsia="Times New Roman" w:hAnsi="Times New Roman" w:cs="Times New Roman"/>
-          <w:sz w:val="24"/>
-          <w:szCs w:val="24"/>
-        </w:rPr>
-      </w:pPr>
-      <w:bookmarkStart w:id="22" w:name="_heading=h.2jxsxqh" w:colFirst="0" w:colLast="0"/>
-      <w:bookmarkEnd w:id="22"/>
-      <w:r>
-        <w:rPr>
-          <w:rFonts w:ascii="Times New Roman" w:eastAsia="Times New Roman" w:hAnsi="Times New Roman" w:cs="Times New Roman"/>
-          <w:i/>
-          <w:color w:val="FF0000"/>
-          <w:sz w:val="24"/>
-          <w:szCs w:val="24"/>
-        </w:rPr>
-        <w:t>Кондак (г. 3):</w:t>
-      </w:r>
-      <w:r>
-        <w:rPr>
-          <w:rFonts w:ascii="Times New Roman" w:eastAsia="Times New Roman" w:hAnsi="Times New Roman" w:cs="Times New Roman"/>
-          <w:sz w:val="24"/>
-          <w:szCs w:val="24"/>
-        </w:rPr>
-        <w:t xml:space="preserve"> Священну двійку просвітителів наших вшануймо* – тих, що перекладом божественних Писань відкрили нам джерело богознання,* з якого аж до нині обильно черпаючи,* ми блаженними величаємо вас, Кириле й Методію,* що предстоїте перед престолом Всевишнього і тепло молитесь за душі наші.</w:t>
+      </w:pPr>
+      <w:r>
+        <w:rPr>
+          <w:rFonts w:ascii="Times New Roman" w:eastAsia="Times New Roman" w:hAnsi="Times New Roman" w:cs="Times New Roman"/>
+          <w:i/>
+          <w:color w:val="FF4400"/>
+          <w:sz w:val="24"/>
+          <w:szCs w:val="24"/>
+        </w:rPr>
+        <w:t>Кондак (г. 6):</w:t>
+      </w:r>
+      <w:r>
+        <w:rPr>
+          <w:rFonts w:ascii="Times New Roman" w:eastAsia="Times New Roman" w:hAnsi="Times New Roman" w:cs="Times New Roman"/>
+          <w:color w:val="333333"/>
+          <w:sz w:val="24"/>
+          <w:szCs w:val="24"/>
+        </w:rPr>
+        <w:t xml:space="preserve"> Сповнивши промисел щодо нас* і те, що на землі, з’єднавши з небесним,* вознісся Ти у славі, Христе Боже наш,* ніяк не відлучаючись, але невідступно перебуваючи,* Ти кличеш до тих, що люблять Тебе:* Я з вами і ніхто проти вас.</w:t>
       </w:r>
     </w:p>
     <w:p>
@@ -1003,14 +3289,83 @@
         <w:spacing w:after="288" w:line="240" w:lineRule="auto"/>
         <w:ind w:left="0" w:hanging="2"/>
       </w:pPr>
-      <w:bookmarkStart w:id="23" w:name="_heading=h.ekvpkn6eq996" w:colFirst="0" w:colLast="0"/>
-      <w:bookmarkEnd w:id="23"/>
       <w:r>
         <w:t>В той сам день св. свщмч. Мокія.</w:t>
       </w:r>
     </w:p>
     <w:p>
       <w:pPr>
+        <w:spacing w:after="280" w:line="240" w:lineRule="auto"/>
+        <w:ind w:left="0" w:hanging="2"/>
+        <w:rPr>
+          <w:rFonts w:ascii="Times New Roman" w:eastAsia="Times New Roman" w:hAnsi="Times New Roman" w:cs="Times New Roman"/>
+          <w:color w:val="333333"/>
+          <w:sz w:val="24"/>
+          <w:szCs w:val="24"/>
+        </w:rPr>
+      </w:pPr>
+      <w:r>
+        <w:rPr>
+          <w:rFonts w:ascii="Times New Roman" w:eastAsia="Times New Roman" w:hAnsi="Times New Roman" w:cs="Times New Roman"/>
+          <w:i/>
+          <w:color w:val="FF4400"/>
+          <w:sz w:val="24"/>
+          <w:szCs w:val="24"/>
+        </w:rPr>
+        <w:t>Тропар (г. 4):</w:t>
+      </w:r>
+      <w:r>
+        <w:rPr>
+          <w:rFonts w:ascii="Times New Roman" w:eastAsia="Times New Roman" w:hAnsi="Times New Roman" w:cs="Times New Roman"/>
+          <w:color w:val="333333"/>
+          <w:sz w:val="24"/>
+          <w:szCs w:val="24"/>
+        </w:rPr>
+        <w:t xml:space="preserve"> Вознісся Ти у славі, Христе Боже наш,* радість сотворивши ученикам </w:t>
+      </w:r>
+      <w:proofErr w:type="spellStart"/>
+      <w:r>
+        <w:rPr>
+          <w:rFonts w:ascii="Times New Roman" w:eastAsia="Times New Roman" w:hAnsi="Times New Roman" w:cs="Times New Roman"/>
+          <w:color w:val="333333"/>
+          <w:sz w:val="24"/>
+          <w:szCs w:val="24"/>
+        </w:rPr>
+        <w:t>обітуванням</w:t>
+      </w:r>
+      <w:proofErr w:type="spellEnd"/>
+      <w:r>
+        <w:rPr>
+          <w:rFonts w:ascii="Times New Roman" w:eastAsia="Times New Roman" w:hAnsi="Times New Roman" w:cs="Times New Roman"/>
+          <w:color w:val="333333"/>
+          <w:sz w:val="24"/>
+          <w:szCs w:val="24"/>
+        </w:rPr>
+        <w:t xml:space="preserve"> Святого Духа,* утвердивши їх благословенням,* бо Ти єси Син Божий, </w:t>
+      </w:r>
+      <w:proofErr w:type="spellStart"/>
+      <w:r>
+        <w:rPr>
+          <w:rFonts w:ascii="Times New Roman" w:eastAsia="Times New Roman" w:hAnsi="Times New Roman" w:cs="Times New Roman"/>
+          <w:color w:val="333333"/>
+          <w:sz w:val="24"/>
+          <w:szCs w:val="24"/>
+        </w:rPr>
+        <w:t>ізбавитель</w:t>
+      </w:r>
+      <w:proofErr w:type="spellEnd"/>
+      <w:r>
+        <w:rPr>
+          <w:rFonts w:ascii="Times New Roman" w:eastAsia="Times New Roman" w:hAnsi="Times New Roman" w:cs="Times New Roman"/>
+          <w:color w:val="333333"/>
+          <w:sz w:val="24"/>
+          <w:szCs w:val="24"/>
+        </w:rPr>
+        <w:t xml:space="preserve"> світу.</w:t>
+      </w:r>
+    </w:p>
+    <w:p>
+      <w:pPr>
         <w:spacing w:after="288" w:line="240" w:lineRule="auto"/>
         <w:ind w:left="0" w:hanging="2"/>
         <w:rPr>
@@ -1024,68 +3379,20 @@
         <w:rPr>
           <w:rFonts w:ascii="Times New Roman" w:eastAsia="Times New Roman" w:hAnsi="Times New Roman" w:cs="Times New Roman"/>
           <w:i/>
-          <w:color w:val="FF0000"/>
-          <w:sz w:val="24"/>
-          <w:szCs w:val="24"/>
-        </w:rPr>
-        <w:t xml:space="preserve">Тропар (г. 2): </w:t>
-      </w:r>
-      <w:r>
-        <w:rPr>
-          <w:rFonts w:ascii="Times New Roman" w:eastAsia="Times New Roman" w:hAnsi="Times New Roman" w:cs="Times New Roman"/>
-          <w:sz w:val="24"/>
-          <w:szCs w:val="24"/>
-          <w:highlight w:val="white"/>
-        </w:rPr>
-        <w:t>I звичаїв апостолів причасником і їх намісником стався ти,* знайшов ти шлях, богонатхненний, як дійти до видіння.* Задля того слово істини справляючи,* і задля віри постраждав ти аж до крови, священномученику Мокію</w:t>
-      </w:r>
-      <w:r>
-        <w:rPr>
-          <w:rFonts w:ascii="Times New Roman" w:eastAsia="Times New Roman" w:hAnsi="Times New Roman" w:cs="Times New Roman"/>
-          <w:i/>
-          <w:sz w:val="24"/>
-          <w:szCs w:val="24"/>
-          <w:highlight w:val="white"/>
-        </w:rPr>
-        <w:t xml:space="preserve">, </w:t>
-      </w:r>
-      <w:r>
-        <w:rPr>
-          <w:rFonts w:ascii="Times New Roman" w:eastAsia="Times New Roman" w:hAnsi="Times New Roman" w:cs="Times New Roman"/>
-          <w:sz w:val="24"/>
-          <w:szCs w:val="24"/>
-          <w:highlight w:val="white"/>
-        </w:rPr>
-        <w:t>моли Христа Бога, щоб спаслися душі наші.</w:t>
-      </w:r>
-    </w:p>
-    <w:p>
-      <w:pPr>
-        <w:spacing w:after="288" w:line="240" w:lineRule="auto"/>
-        <w:ind w:left="0" w:hanging="2"/>
-        <w:rPr>
-          <w:rFonts w:ascii="Times New Roman" w:eastAsia="Times New Roman" w:hAnsi="Times New Roman" w:cs="Times New Roman"/>
-          <w:sz w:val="24"/>
-          <w:szCs w:val="24"/>
-        </w:rPr>
-      </w:pPr>
-      <w:r>
-        <w:rPr>
-          <w:rFonts w:ascii="Times New Roman" w:eastAsia="Times New Roman" w:hAnsi="Times New Roman" w:cs="Times New Roman"/>
-          <w:i/>
-          <w:color w:val="FF0000"/>
-          <w:sz w:val="24"/>
-          <w:szCs w:val="24"/>
-        </w:rPr>
-        <w:t>Кондак (г. 2):</w:t>
-      </w:r>
-      <w:r>
-        <w:rPr>
-          <w:rFonts w:ascii="Times New Roman" w:eastAsia="Times New Roman" w:hAnsi="Times New Roman" w:cs="Times New Roman"/>
-          <w:sz w:val="24"/>
-          <w:szCs w:val="24"/>
-        </w:rPr>
-        <w:t xml:space="preserve"> Озброївшись щитом віри,* нечестивих напади стер ти, священномученику,* і вінець від Христа взяв єси, Мокію,* тому й з ангелами радуючись, спасай від бід, тих,* які оспівують тебе, молячись безперестанно за всіх нас.</w:t>
+          <w:color w:val="FF4400"/>
+          <w:sz w:val="24"/>
+          <w:szCs w:val="24"/>
+        </w:rPr>
+        <w:t>Кондак (г. 6):</w:t>
+      </w:r>
+      <w:r>
+        <w:rPr>
+          <w:rFonts w:ascii="Times New Roman" w:eastAsia="Times New Roman" w:hAnsi="Times New Roman" w:cs="Times New Roman"/>
+          <w:color w:val="333333"/>
+          <w:sz w:val="24"/>
+          <w:szCs w:val="24"/>
+        </w:rPr>
+        <w:t xml:space="preserve"> Сповнивши промисел щодо нас* і те, що на землі, з’єднавши з небесним,* вознісся Ти у славі, Христе Боже наш,* ніяк не відлучаючись, але невідступно перебуваючи,* Ти кличеш до тих, що люблять Тебе:* Я з вами і ніхто проти вас.</w:t>
       </w:r>
     </w:p>
     <w:p>
@@ -1106,8 +3413,8 @@
         <w:spacing w:after="288" w:line="240" w:lineRule="auto"/>
         <w:ind w:left="1" w:hanging="3"/>
       </w:pPr>
-      <w:bookmarkStart w:id="24" w:name="_heading=h.4bc1h46ivt3w" w:colFirst="0" w:colLast="0"/>
-      <w:bookmarkEnd w:id="24"/>
+      <w:bookmarkStart w:id="22" w:name="_heading=h.4bc1h46ivt3w" w:colFirst="0" w:colLast="0"/>
+      <w:bookmarkEnd w:id="22"/>
       <w:r>
         <w:lastRenderedPageBreak/>
         <w:t>12 травня.  Свв. отців Епіфанія, єп. Кипрського, і Германа, патр. Царгородського.</w:t>
@@ -1115,160 +3422,104 @@
     </w:p>
     <w:p>
       <w:pPr>
+        <w:spacing w:after="280" w:line="240" w:lineRule="auto"/>
+        <w:ind w:left="0" w:hanging="2"/>
+        <w:rPr>
+          <w:rFonts w:ascii="Times New Roman" w:eastAsia="Times New Roman" w:hAnsi="Times New Roman" w:cs="Times New Roman"/>
+          <w:color w:val="333333"/>
+          <w:sz w:val="24"/>
+          <w:szCs w:val="24"/>
+        </w:rPr>
+      </w:pPr>
+      <w:r>
+        <w:rPr>
+          <w:rFonts w:ascii="Times New Roman" w:eastAsia="Times New Roman" w:hAnsi="Times New Roman" w:cs="Times New Roman"/>
+          <w:i/>
+          <w:color w:val="FF4400"/>
+          <w:sz w:val="24"/>
+          <w:szCs w:val="24"/>
+        </w:rPr>
+        <w:t>Тропар (г. 4):</w:t>
+      </w:r>
+      <w:r>
+        <w:rPr>
+          <w:rFonts w:ascii="Times New Roman" w:eastAsia="Times New Roman" w:hAnsi="Times New Roman" w:cs="Times New Roman"/>
+          <w:color w:val="333333"/>
+          <w:sz w:val="24"/>
+          <w:szCs w:val="24"/>
+        </w:rPr>
+        <w:t xml:space="preserve"> Вознісся Ти у славі, Христе Боже наш,* радість сотворивши ученикам </w:t>
+      </w:r>
+      <w:proofErr w:type="spellStart"/>
+      <w:r>
+        <w:rPr>
+          <w:rFonts w:ascii="Times New Roman" w:eastAsia="Times New Roman" w:hAnsi="Times New Roman" w:cs="Times New Roman"/>
+          <w:color w:val="333333"/>
+          <w:sz w:val="24"/>
+          <w:szCs w:val="24"/>
+        </w:rPr>
+        <w:t>обітуванням</w:t>
+      </w:r>
+      <w:proofErr w:type="spellEnd"/>
+      <w:r>
+        <w:rPr>
+          <w:rFonts w:ascii="Times New Roman" w:eastAsia="Times New Roman" w:hAnsi="Times New Roman" w:cs="Times New Roman"/>
+          <w:color w:val="333333"/>
+          <w:sz w:val="24"/>
+          <w:szCs w:val="24"/>
+        </w:rPr>
+        <w:t xml:space="preserve"> Святого Духа,* утвердивши їх благословенням,* бо Ти єси Син Божий, </w:t>
+      </w:r>
+      <w:proofErr w:type="spellStart"/>
+      <w:r>
+        <w:rPr>
+          <w:rFonts w:ascii="Times New Roman" w:eastAsia="Times New Roman" w:hAnsi="Times New Roman" w:cs="Times New Roman"/>
+          <w:color w:val="333333"/>
+          <w:sz w:val="24"/>
+          <w:szCs w:val="24"/>
+        </w:rPr>
+        <w:t>ізбавитель</w:t>
+      </w:r>
+      <w:proofErr w:type="spellEnd"/>
+      <w:r>
+        <w:rPr>
+          <w:rFonts w:ascii="Times New Roman" w:eastAsia="Times New Roman" w:hAnsi="Times New Roman" w:cs="Times New Roman"/>
+          <w:color w:val="333333"/>
+          <w:sz w:val="24"/>
+          <w:szCs w:val="24"/>
+        </w:rPr>
+        <w:t xml:space="preserve"> світу.</w:t>
+      </w:r>
+    </w:p>
+    <w:p>
+      <w:pPr>
         <w:spacing w:after="288" w:line="240" w:lineRule="auto"/>
         <w:ind w:left="0" w:hanging="2"/>
         <w:rPr>
           <w:rFonts w:ascii="Times New Roman" w:eastAsia="Times New Roman" w:hAnsi="Times New Roman" w:cs="Times New Roman"/>
-          <w:sz w:val="24"/>
-          <w:szCs w:val="24"/>
-          <w:highlight w:val="white"/>
-        </w:rPr>
-      </w:pPr>
-      <w:r>
-        <w:rPr>
-          <w:rFonts w:ascii="Times New Roman" w:eastAsia="Times New Roman" w:hAnsi="Times New Roman" w:cs="Times New Roman"/>
-          <w:i/>
           <w:color w:val="FF0000"/>
           <w:sz w:val="24"/>
           <w:szCs w:val="24"/>
-          <w:highlight w:val="white"/>
-        </w:rPr>
-        <w:t>Тропар (г. 4):</w:t>
-      </w:r>
-      <w:r>
-        <w:rPr>
-          <w:rFonts w:ascii="Times New Roman" w:eastAsia="Times New Roman" w:hAnsi="Times New Roman" w:cs="Times New Roman"/>
-          <w:color w:val="FF0000"/>
-          <w:sz w:val="24"/>
-          <w:szCs w:val="24"/>
-          <w:highlight w:val="white"/>
-        </w:rPr>
-        <w:t xml:space="preserve"> </w:t>
-      </w:r>
-      <w:r>
-        <w:rPr>
-          <w:rFonts w:ascii="Times New Roman" w:eastAsia="Times New Roman" w:hAnsi="Times New Roman" w:cs="Times New Roman"/>
-          <w:sz w:val="24"/>
-          <w:szCs w:val="24"/>
-          <w:highlight w:val="white"/>
-        </w:rPr>
-        <w:t>Боже отців наших,* що чиниш завжди з нами по твоїй кротості,* не віддали милости твоєї від нас,* але молитвами їх у мирі направ життя наше.</w:t>
-      </w:r>
-    </w:p>
-    <w:p>
-      <w:pPr>
-        <w:spacing w:after="288" w:line="240" w:lineRule="auto"/>
-        <w:ind w:left="0" w:hanging="2"/>
-        <w:rPr>
-          <w:rFonts w:ascii="Times New Roman" w:eastAsia="Times New Roman" w:hAnsi="Times New Roman" w:cs="Times New Roman"/>
-          <w:sz w:val="24"/>
-          <w:szCs w:val="24"/>
-        </w:rPr>
-      </w:pPr>
-      <w:r>
-        <w:rPr>
-          <w:rFonts w:ascii="Times New Roman" w:eastAsia="Times New Roman" w:hAnsi="Times New Roman" w:cs="Times New Roman"/>
-          <w:i/>
-          <w:color w:val="FF0000"/>
-          <w:sz w:val="24"/>
-          <w:szCs w:val="24"/>
-          <w:highlight w:val="white"/>
-        </w:rPr>
-        <w:t>Кондак (г. 4):</w:t>
-      </w:r>
-      <w:r>
-        <w:rPr>
-          <w:rFonts w:ascii="Times New Roman" w:eastAsia="Times New Roman" w:hAnsi="Times New Roman" w:cs="Times New Roman"/>
-          <w:sz w:val="24"/>
-          <w:szCs w:val="24"/>
-          <w:highlight w:val="white"/>
-        </w:rPr>
-        <w:t xml:space="preserve"> Священноначальників двійко чудних, возхвалімо, вірні,</w:t>
-      </w:r>
-      <w:r>
-        <w:rPr>
-          <w:rFonts w:ascii="Times New Roman" w:eastAsia="Times New Roman" w:hAnsi="Times New Roman" w:cs="Times New Roman"/>
-          <w:sz w:val="24"/>
-          <w:szCs w:val="24"/>
-        </w:rPr>
-        <w:t>*</w:t>
-      </w:r>
-      <w:r>
-        <w:rPr>
-          <w:rFonts w:ascii="Times New Roman" w:eastAsia="Times New Roman" w:hAnsi="Times New Roman" w:cs="Times New Roman"/>
-          <w:sz w:val="24"/>
-          <w:szCs w:val="24"/>
-          <w:highlight w:val="white"/>
-        </w:rPr>
-        <w:t xml:space="preserve"> з Германом належно й божественного Епіфанія,</w:t>
-      </w:r>
-      <w:r>
-        <w:rPr>
-          <w:rFonts w:ascii="Times New Roman" w:eastAsia="Times New Roman" w:hAnsi="Times New Roman" w:cs="Times New Roman"/>
-          <w:sz w:val="24"/>
-          <w:szCs w:val="24"/>
-        </w:rPr>
-        <w:t>*</w:t>
-      </w:r>
-      <w:r>
-        <w:rPr>
-          <w:rFonts w:ascii="Times New Roman" w:eastAsia="Times New Roman" w:hAnsi="Times New Roman" w:cs="Times New Roman"/>
-          <w:sz w:val="24"/>
-          <w:szCs w:val="24"/>
-          <w:highlight w:val="white"/>
-        </w:rPr>
-        <w:t xml:space="preserve"> вони бо попалили безбожних полки,</w:t>
-      </w:r>
-      <w:r>
-        <w:rPr>
-          <w:rFonts w:ascii="Times New Roman" w:eastAsia="Times New Roman" w:hAnsi="Times New Roman" w:cs="Times New Roman"/>
-          <w:sz w:val="24"/>
-          <w:szCs w:val="24"/>
-        </w:rPr>
-        <w:t>*</w:t>
-      </w:r>
-      <w:r>
-        <w:rPr>
-          <w:rFonts w:ascii="Times New Roman" w:eastAsia="Times New Roman" w:hAnsi="Times New Roman" w:cs="Times New Roman"/>
-          <w:sz w:val="24"/>
-          <w:szCs w:val="24"/>
-          <w:highlight w:val="white"/>
-        </w:rPr>
-        <w:t xml:space="preserve"> догмати премудрі виклавши, всім православним,</w:t>
-      </w:r>
-      <w:r>
-        <w:rPr>
-          <w:rFonts w:ascii="Times New Roman" w:eastAsia="Times New Roman" w:hAnsi="Times New Roman" w:cs="Times New Roman"/>
-          <w:sz w:val="24"/>
-          <w:szCs w:val="24"/>
-        </w:rPr>
-        <w:t>*</w:t>
-      </w:r>
-      <w:r>
-        <w:rPr>
-          <w:rFonts w:ascii="Times New Roman" w:eastAsia="Times New Roman" w:hAnsi="Times New Roman" w:cs="Times New Roman"/>
-          <w:sz w:val="24"/>
-          <w:szCs w:val="24"/>
-          <w:highlight w:val="white"/>
-        </w:rPr>
-        <w:t xml:space="preserve"> які завжди оспівують величне таїнство</w:t>
-      </w:r>
-      <w:r>
-        <w:rPr>
-          <w:rFonts w:ascii="Times New Roman" w:eastAsia="Times New Roman" w:hAnsi="Times New Roman" w:cs="Times New Roman"/>
-          <w:sz w:val="24"/>
-          <w:szCs w:val="24"/>
-        </w:rPr>
-        <w:t>*</w:t>
-      </w:r>
-      <w:r>
-        <w:rPr>
-          <w:rFonts w:ascii="Times New Roman" w:eastAsia="Times New Roman" w:hAnsi="Times New Roman" w:cs="Times New Roman"/>
-          <w:sz w:val="24"/>
-          <w:szCs w:val="24"/>
-          <w:highlight w:val="white"/>
-        </w:rPr>
-        <w:t xml:space="preserve"> благочестя.</w:t>
+        </w:rPr>
+      </w:pPr>
+      <w:r>
+        <w:rPr>
+          <w:rFonts w:ascii="Times New Roman" w:eastAsia="Times New Roman" w:hAnsi="Times New Roman" w:cs="Times New Roman"/>
+          <w:i/>
+          <w:color w:val="FF4400"/>
+          <w:sz w:val="24"/>
+          <w:szCs w:val="24"/>
+        </w:rPr>
+        <w:t>Кондак (г. 6):</w:t>
+      </w:r>
+      <w:r>
+        <w:rPr>
+          <w:rFonts w:ascii="Times New Roman" w:eastAsia="Times New Roman" w:hAnsi="Times New Roman" w:cs="Times New Roman"/>
+          <w:color w:val="333333"/>
+          <w:sz w:val="24"/>
+          <w:szCs w:val="24"/>
+        </w:rPr>
+        <w:t xml:space="preserve"> Сповнивши промисел щодо нас* і те, що на землі, з’єднавши з небесним,* вознісся Ти у славі, Христе Боже наш,* ніяк не відлучаючись, але невідступно перебуваючи,* Ти кличеш до тих, що люблять Тебе:* Я з вами і ніхто проти вас.</w:t>
       </w:r>
     </w:p>
     <w:p>
@@ -1289,14 +3540,87 @@
         <w:spacing w:after="288" w:line="240" w:lineRule="auto"/>
         <w:ind w:left="1" w:hanging="3"/>
       </w:pPr>
-      <w:bookmarkStart w:id="25" w:name="_heading=h.5xr0oqcko02k" w:colFirst="0" w:colLast="0"/>
-      <w:bookmarkEnd w:id="25"/>
+      <w:bookmarkStart w:id="23" w:name="_heading=h.5xr0oqcko02k" w:colFirst="0" w:colLast="0"/>
+      <w:bookmarkEnd w:id="23"/>
       <w:r>
         <w:t>13 травня.  Св. мчц. Гликерії.</w:t>
       </w:r>
     </w:p>
     <w:p>
       <w:pPr>
+        <w:spacing w:after="280" w:line="240" w:lineRule="auto"/>
+        <w:ind w:left="0" w:hanging="2"/>
+        <w:rPr>
+          <w:rFonts w:ascii="Times New Roman" w:eastAsia="Times New Roman" w:hAnsi="Times New Roman" w:cs="Times New Roman"/>
+          <w:color w:val="333333"/>
+          <w:sz w:val="24"/>
+          <w:szCs w:val="24"/>
+        </w:rPr>
+      </w:pPr>
+      <w:bookmarkStart w:id="24" w:name="_heading=h.z337ya" w:colFirst="0" w:colLast="0"/>
+      <w:bookmarkEnd w:id="24"/>
+      <w:r>
+        <w:rPr>
+          <w:rFonts w:ascii="Times New Roman" w:eastAsia="Times New Roman" w:hAnsi="Times New Roman" w:cs="Times New Roman"/>
+          <w:i/>
+          <w:color w:val="FF4400"/>
+          <w:sz w:val="24"/>
+          <w:szCs w:val="24"/>
+        </w:rPr>
+        <w:t>Тропар (г. 4):</w:t>
+      </w:r>
+      <w:r>
+        <w:rPr>
+          <w:rFonts w:ascii="Times New Roman" w:eastAsia="Times New Roman" w:hAnsi="Times New Roman" w:cs="Times New Roman"/>
+          <w:color w:val="333333"/>
+          <w:sz w:val="24"/>
+          <w:szCs w:val="24"/>
+        </w:rPr>
+        <w:t xml:space="preserve"> Вознісся Ти у славі, Христе Боже наш,* радість сотворивши ученикам </w:t>
+      </w:r>
+      <w:proofErr w:type="spellStart"/>
+      <w:r>
+        <w:rPr>
+          <w:rFonts w:ascii="Times New Roman" w:eastAsia="Times New Roman" w:hAnsi="Times New Roman" w:cs="Times New Roman"/>
+          <w:color w:val="333333"/>
+          <w:sz w:val="24"/>
+          <w:szCs w:val="24"/>
+        </w:rPr>
+        <w:t>обітуванням</w:t>
+      </w:r>
+      <w:proofErr w:type="spellEnd"/>
+      <w:r>
+        <w:rPr>
+          <w:rFonts w:ascii="Times New Roman" w:eastAsia="Times New Roman" w:hAnsi="Times New Roman" w:cs="Times New Roman"/>
+          <w:color w:val="333333"/>
+          <w:sz w:val="24"/>
+          <w:szCs w:val="24"/>
+        </w:rPr>
+        <w:t xml:space="preserve"> Святого Духа,* утвердивши їх благословенням,* бо Ти єси Син Божий, </w:t>
+      </w:r>
+      <w:proofErr w:type="spellStart"/>
+      <w:r>
+        <w:rPr>
+          <w:rFonts w:ascii="Times New Roman" w:eastAsia="Times New Roman" w:hAnsi="Times New Roman" w:cs="Times New Roman"/>
+          <w:color w:val="333333"/>
+          <w:sz w:val="24"/>
+          <w:szCs w:val="24"/>
+        </w:rPr>
+        <w:t>ізбавитель</w:t>
+      </w:r>
+      <w:proofErr w:type="spellEnd"/>
+      <w:r>
+        <w:rPr>
+          <w:rFonts w:ascii="Times New Roman" w:eastAsia="Times New Roman" w:hAnsi="Times New Roman" w:cs="Times New Roman"/>
+          <w:color w:val="333333"/>
+          <w:sz w:val="24"/>
+          <w:szCs w:val="24"/>
+        </w:rPr>
+        <w:t xml:space="preserve"> світу.</w:t>
+      </w:r>
+    </w:p>
+    <w:p>
+      <w:pPr>
         <w:spacing w:after="288" w:line="240" w:lineRule="auto"/>
         <w:ind w:left="0" w:hanging="2"/>
         <w:rPr>
@@ -1306,57 +3630,24 @@
           <w:szCs w:val="24"/>
         </w:rPr>
       </w:pPr>
-      <w:bookmarkStart w:id="26" w:name="_heading=h.z337ya" w:colFirst="0" w:colLast="0"/>
-      <w:bookmarkEnd w:id="26"/>
-      <w:r>
-        <w:rPr>
-          <w:rFonts w:ascii="Times New Roman" w:eastAsia="Times New Roman" w:hAnsi="Times New Roman" w:cs="Times New Roman"/>
-          <w:i/>
-          <w:color w:val="FF0000"/>
-          <w:sz w:val="24"/>
-          <w:szCs w:val="24"/>
-          <w:highlight w:val="white"/>
-        </w:rPr>
-        <w:t xml:space="preserve">Тропар (г. 4): </w:t>
-      </w:r>
-      <w:r>
-        <w:rPr>
-          <w:rFonts w:ascii="Times New Roman" w:eastAsia="Times New Roman" w:hAnsi="Times New Roman" w:cs="Times New Roman"/>
-          <w:sz w:val="24"/>
-          <w:szCs w:val="24"/>
-        </w:rPr>
-        <w:t>Агниця твоя, Ісусе, Глікерія,* кличе великим голосом:* Тебе, жениху мій, люблю, і тебе шукаючи, страдаю,* і разом з тобою розпинаюся, і погребаюся хрещенням твоїм,* і терплю ради тебе, щоб і царствувати в тобі,* і вмираю за тебе, щоб і жити з тобою,* та як жертву непорочну прийми мене, що з любов’ю пожертвувалася Тобі.* Її молитвами, як милостивий, спаси душі наші.</w:t>
-      </w:r>
-    </w:p>
-    <w:p>
-      <w:pPr>
-        <w:spacing w:after="288" w:line="240" w:lineRule="auto"/>
-        <w:ind w:left="0" w:hanging="2"/>
-        <w:rPr>
-          <w:rFonts w:ascii="Times New Roman" w:eastAsia="Times New Roman" w:hAnsi="Times New Roman" w:cs="Times New Roman"/>
-          <w:sz w:val="24"/>
-          <w:szCs w:val="24"/>
-        </w:rPr>
-      </w:pPr>
-      <w:bookmarkStart w:id="27" w:name="_heading=h.3j2qqm3" w:colFirst="0" w:colLast="0"/>
-      <w:bookmarkEnd w:id="27"/>
-      <w:r>
-        <w:rPr>
-          <w:rFonts w:ascii="Times New Roman" w:eastAsia="Times New Roman" w:hAnsi="Times New Roman" w:cs="Times New Roman"/>
-          <w:i/>
-          <w:color w:val="FF0000"/>
-          <w:sz w:val="24"/>
-          <w:szCs w:val="24"/>
-        </w:rPr>
-        <w:t>Кондак (г. 3):</w:t>
-      </w:r>
-      <w:r>
-        <w:rPr>
-          <w:rFonts w:ascii="Times New Roman" w:eastAsia="Times New Roman" w:hAnsi="Times New Roman" w:cs="Times New Roman"/>
-          <w:sz w:val="24"/>
-          <w:szCs w:val="24"/>
-        </w:rPr>
-        <w:t xml:space="preserve"> Діву Богородицю Марію люблячи,* зберегла нетлінним дівство твоє.* З любов’ю ж до Господа ревно діючи,* постраждала єси мужньо аж до смерті.* Тому й подвійним вінцем тебе, діво мученице,* вінчає Христос Бог.</w:t>
+      <w:r>
+        <w:rPr>
+          <w:rFonts w:ascii="Times New Roman" w:eastAsia="Times New Roman" w:hAnsi="Times New Roman" w:cs="Times New Roman"/>
+          <w:i/>
+          <w:color w:val="FF4400"/>
+          <w:sz w:val="24"/>
+          <w:szCs w:val="24"/>
+        </w:rPr>
+        <w:t>Кондак (г. 6):</w:t>
+      </w:r>
+      <w:r>
+        <w:rPr>
+          <w:rFonts w:ascii="Times New Roman" w:eastAsia="Times New Roman" w:hAnsi="Times New Roman" w:cs="Times New Roman"/>
+          <w:color w:val="333333"/>
+          <w:sz w:val="24"/>
+          <w:szCs w:val="24"/>
+        </w:rPr>
+        <w:t xml:space="preserve"> Сповнивши промисел щодо нас* і те, що на землі, з’єднавши з небесним,* вознісся Ти у славі, Христе Боже наш,* ніяк не відлучаючись, але невідступно перебуваючи,* Ти кличеш до тих, що люблять Тебе:* Я з вами і ніхто проти вас.</w:t>
       </w:r>
     </w:p>
     <w:p>
@@ -1377,114 +3668,114 @@
         <w:spacing w:after="288" w:line="240" w:lineRule="auto"/>
         <w:ind w:left="1" w:hanging="3"/>
       </w:pPr>
-      <w:bookmarkStart w:id="28" w:name="_heading=h.ha10rwif89ao" w:colFirst="0" w:colLast="0"/>
-      <w:bookmarkEnd w:id="28"/>
+      <w:bookmarkStart w:id="25" w:name="_heading=h.ha10rwif89ao" w:colFirst="0" w:colLast="0"/>
+      <w:bookmarkEnd w:id="25"/>
       <w:r>
         <w:t>14 травня. Св. мч. Ісидора.</w:t>
       </w:r>
     </w:p>
     <w:p>
       <w:pPr>
+        <w:spacing w:after="280" w:line="240" w:lineRule="auto"/>
+        <w:ind w:left="0" w:hanging="2"/>
+        <w:rPr>
+          <w:rFonts w:ascii="Times New Roman" w:eastAsia="Times New Roman" w:hAnsi="Times New Roman" w:cs="Times New Roman"/>
+          <w:color w:val="333333"/>
+          <w:sz w:val="24"/>
+          <w:szCs w:val="24"/>
+        </w:rPr>
+      </w:pPr>
+      <w:bookmarkStart w:id="26" w:name="_heading=h.1y810tw" w:colFirst="0" w:colLast="0"/>
+      <w:bookmarkEnd w:id="26"/>
+      <w:r>
+        <w:rPr>
+          <w:rFonts w:ascii="Times New Roman" w:eastAsia="Times New Roman" w:hAnsi="Times New Roman" w:cs="Times New Roman"/>
+          <w:i/>
+          <w:color w:val="FF4400"/>
+          <w:sz w:val="24"/>
+          <w:szCs w:val="24"/>
+        </w:rPr>
+        <w:t>Тропар (г. 4):</w:t>
+      </w:r>
+      <w:r>
+        <w:rPr>
+          <w:rFonts w:ascii="Times New Roman" w:eastAsia="Times New Roman" w:hAnsi="Times New Roman" w:cs="Times New Roman"/>
+          <w:color w:val="333333"/>
+          <w:sz w:val="24"/>
+          <w:szCs w:val="24"/>
+        </w:rPr>
+        <w:t xml:space="preserve"> Вознісся Ти у славі, Христе Боже наш,* радість сотворивши ученикам </w:t>
+      </w:r>
+      <w:proofErr w:type="spellStart"/>
+      <w:r>
+        <w:rPr>
+          <w:rFonts w:ascii="Times New Roman" w:eastAsia="Times New Roman" w:hAnsi="Times New Roman" w:cs="Times New Roman"/>
+          <w:color w:val="333333"/>
+          <w:sz w:val="24"/>
+          <w:szCs w:val="24"/>
+        </w:rPr>
+        <w:t>обітуванням</w:t>
+      </w:r>
+      <w:proofErr w:type="spellEnd"/>
+      <w:r>
+        <w:rPr>
+          <w:rFonts w:ascii="Times New Roman" w:eastAsia="Times New Roman" w:hAnsi="Times New Roman" w:cs="Times New Roman"/>
+          <w:color w:val="333333"/>
+          <w:sz w:val="24"/>
+          <w:szCs w:val="24"/>
+        </w:rPr>
+        <w:t xml:space="preserve"> Святого Духа,* утвердивши їх благословенням,* бо Ти єси Син Божий, </w:t>
+      </w:r>
+      <w:proofErr w:type="spellStart"/>
+      <w:r>
+        <w:rPr>
+          <w:rFonts w:ascii="Times New Roman" w:eastAsia="Times New Roman" w:hAnsi="Times New Roman" w:cs="Times New Roman"/>
+          <w:color w:val="333333"/>
+          <w:sz w:val="24"/>
+          <w:szCs w:val="24"/>
+        </w:rPr>
+        <w:t>ізбавитель</w:t>
+      </w:r>
+      <w:proofErr w:type="spellEnd"/>
+      <w:r>
+        <w:rPr>
+          <w:rFonts w:ascii="Times New Roman" w:eastAsia="Times New Roman" w:hAnsi="Times New Roman" w:cs="Times New Roman"/>
+          <w:color w:val="333333"/>
+          <w:sz w:val="24"/>
+          <w:szCs w:val="24"/>
+        </w:rPr>
+        <w:t xml:space="preserve"> світу.</w:t>
+      </w:r>
+    </w:p>
+    <w:p>
+      <w:pPr>
         <w:spacing w:after="288" w:line="240" w:lineRule="auto"/>
         <w:ind w:left="0" w:hanging="2"/>
         <w:rPr>
           <w:rFonts w:ascii="Times New Roman" w:eastAsia="Times New Roman" w:hAnsi="Times New Roman" w:cs="Times New Roman"/>
-          <w:sz w:val="24"/>
-          <w:szCs w:val="24"/>
-        </w:rPr>
-      </w:pPr>
-      <w:bookmarkStart w:id="29" w:name="_heading=h.1y810tw" w:colFirst="0" w:colLast="0"/>
-      <w:bookmarkEnd w:id="29"/>
-      <w:r>
-        <w:rPr>
-          <w:rFonts w:ascii="Times New Roman" w:eastAsia="Times New Roman" w:hAnsi="Times New Roman" w:cs="Times New Roman"/>
-          <w:i/>
           <w:color w:val="FF0000"/>
           <w:sz w:val="24"/>
           <w:szCs w:val="24"/>
-          <w:highlight w:val="white"/>
-        </w:rPr>
-        <w:t>Тропар (г. 4):</w:t>
-      </w:r>
-      <w:r>
-        <w:rPr>
-          <w:rFonts w:ascii="Times New Roman" w:eastAsia="Times New Roman" w:hAnsi="Times New Roman" w:cs="Times New Roman"/>
-          <w:color w:val="FF0000"/>
-          <w:sz w:val="24"/>
-          <w:szCs w:val="24"/>
-          <w:highlight w:val="white"/>
-        </w:rPr>
-        <w:t xml:space="preserve"> </w:t>
-      </w:r>
-      <w:r>
-        <w:rPr>
-          <w:rFonts w:ascii="Times New Roman" w:eastAsia="Times New Roman" w:hAnsi="Times New Roman" w:cs="Times New Roman"/>
-          <w:sz w:val="24"/>
-          <w:szCs w:val="24"/>
-          <w:highlight w:val="white"/>
-        </w:rPr>
-        <w:t>Мученик Твій, Господи, Ісидор,* у стражданнях своїх прийняв вінці нетлінні від тебе, Бога нашого.* Мавши бо кріпость твою, мучителів подолав,* сокрушив і демонів зухвальства безсильні.* Його молитвами спаси душі наші.</w:t>
-      </w:r>
-    </w:p>
-    <w:p>
-      <w:pPr>
-        <w:spacing w:after="288" w:line="240" w:lineRule="auto"/>
-        <w:ind w:left="0" w:hanging="2"/>
-        <w:rPr>
-          <w:rFonts w:ascii="Times New Roman" w:eastAsia="Times New Roman" w:hAnsi="Times New Roman" w:cs="Times New Roman"/>
-          <w:sz w:val="24"/>
-          <w:szCs w:val="24"/>
-        </w:rPr>
-      </w:pPr>
-      <w:r>
-        <w:rPr>
-          <w:rFonts w:ascii="Times New Roman" w:eastAsia="Times New Roman" w:hAnsi="Times New Roman" w:cs="Times New Roman"/>
-          <w:i/>
-          <w:color w:val="FF0000"/>
-          <w:sz w:val="24"/>
-          <w:szCs w:val="24"/>
-        </w:rPr>
-        <w:lastRenderedPageBreak/>
-        <w:t>Кондак (г. 4):</w:t>
-      </w:r>
-      <w:r>
-        <w:rPr>
-          <w:rFonts w:ascii="Times New Roman" w:eastAsia="Times New Roman" w:hAnsi="Times New Roman" w:cs="Times New Roman"/>
-          <w:sz w:val="24"/>
-          <w:szCs w:val="24"/>
-        </w:rPr>
-        <w:t xml:space="preserve"> Управителем превеликим явився єси* вселенній, святий, молитвами твоїми до Бога.* Тому й оспівуємо тебе днесь,* мученику богомудрий, Ісидоре преславний.</w:t>
-      </w:r>
-    </w:p>
-    <w:p>
-      <w:pPr>
-        <w:spacing w:after="288" w:line="240" w:lineRule="auto"/>
-        <w:ind w:left="0" w:hanging="2"/>
-        <w:rPr>
-          <w:rFonts w:ascii="Times New Roman" w:eastAsia="Times New Roman" w:hAnsi="Times New Roman" w:cs="Times New Roman"/>
-          <w:sz w:val="24"/>
-          <w:szCs w:val="24"/>
-        </w:rPr>
-      </w:pPr>
-      <w:bookmarkStart w:id="30" w:name="_heading=h.4i7ojhp" w:colFirst="0" w:colLast="0"/>
-      <w:bookmarkEnd w:id="30"/>
-      <w:r>
-        <w:rPr>
-          <w:rFonts w:ascii="Times New Roman" w:eastAsia="Times New Roman" w:hAnsi="Times New Roman" w:cs="Times New Roman"/>
-          <w:i/>
-          <w:color w:val="FF0000"/>
-          <w:sz w:val="24"/>
-          <w:szCs w:val="24"/>
-        </w:rPr>
-        <w:t xml:space="preserve">Інший кондак (г. 3): </w:t>
-      </w:r>
-      <w:r>
-        <w:rPr>
-          <w:rFonts w:ascii="Times New Roman" w:eastAsia="Times New Roman" w:hAnsi="Times New Roman" w:cs="Times New Roman"/>
-          <w:sz w:val="24"/>
-          <w:szCs w:val="24"/>
-        </w:rPr>
-        <w:t>Повставши проти змія, отримав ти перемогу, мученику Ісидоре,* як світильник з Єгипту,* який підсонячну осяює для всіх возсіяв єси,* рухаючись до того, який возсіяв від діви-отроковиці.* Задля нього і заколений бувши, страстотерпче,* як жертву пахучу приніс себе.</w:t>
+        </w:rPr>
+      </w:pPr>
+      <w:r>
+        <w:rPr>
+          <w:rFonts w:ascii="Times New Roman" w:eastAsia="Times New Roman" w:hAnsi="Times New Roman" w:cs="Times New Roman"/>
+          <w:i/>
+          <w:color w:val="FF4400"/>
+          <w:sz w:val="24"/>
+          <w:szCs w:val="24"/>
+        </w:rPr>
+        <w:t>Кондак (г. 6):</w:t>
+      </w:r>
+      <w:r>
+        <w:rPr>
+          <w:rFonts w:ascii="Times New Roman" w:eastAsia="Times New Roman" w:hAnsi="Times New Roman" w:cs="Times New Roman"/>
+          <w:color w:val="333333"/>
+          <w:sz w:val="24"/>
+          <w:szCs w:val="24"/>
+        </w:rPr>
+        <w:t xml:space="preserve"> Сповнивши промисел щодо нас* і те, що на землі, з’єднавши з небесним,* вознісся Ти у славі, Христе Боже наш,* ніяк не відлучаючись, але невідступно перебуваючи,* Ти кличеш до тих, що люблять Тебе:* Я з вами і ніхто проти вас.</w:t>
       </w:r>
     </w:p>
     <w:p>
@@ -1505,14 +3796,85 @@
         <w:spacing w:after="288" w:line="240" w:lineRule="auto"/>
         <w:ind w:left="1" w:hanging="3"/>
       </w:pPr>
-      <w:bookmarkStart w:id="31" w:name="_heading=h.4fn5jblhmt8a" w:colFirst="0" w:colLast="0"/>
-      <w:bookmarkEnd w:id="31"/>
+      <w:bookmarkStart w:id="27" w:name="_heading=h.4fn5jblhmt8a" w:colFirst="0" w:colLast="0"/>
+      <w:bookmarkEnd w:id="27"/>
       <w:r>
         <w:t>15 травня. Прп. Пахомія Великого.</w:t>
       </w:r>
     </w:p>
     <w:p>
       <w:pPr>
+        <w:spacing w:after="280" w:line="240" w:lineRule="auto"/>
+        <w:ind w:left="0" w:hanging="2"/>
+        <w:rPr>
+          <w:rFonts w:ascii="Times New Roman" w:eastAsia="Times New Roman" w:hAnsi="Times New Roman" w:cs="Times New Roman"/>
+          <w:color w:val="333333"/>
+          <w:sz w:val="24"/>
+          <w:szCs w:val="24"/>
+        </w:rPr>
+      </w:pPr>
+      <w:r>
+        <w:rPr>
+          <w:rFonts w:ascii="Times New Roman" w:eastAsia="Times New Roman" w:hAnsi="Times New Roman" w:cs="Times New Roman"/>
+          <w:i/>
+          <w:color w:val="FF4400"/>
+          <w:sz w:val="24"/>
+          <w:szCs w:val="24"/>
+        </w:rPr>
+        <w:t>Тропар (г. 4):</w:t>
+      </w:r>
+      <w:r>
+        <w:rPr>
+          <w:rFonts w:ascii="Times New Roman" w:eastAsia="Times New Roman" w:hAnsi="Times New Roman" w:cs="Times New Roman"/>
+          <w:color w:val="333333"/>
+          <w:sz w:val="24"/>
+          <w:szCs w:val="24"/>
+        </w:rPr>
+        <w:t xml:space="preserve"> Вознісся Ти у славі, Христе Боже наш,* радість сотворивши ученикам </w:t>
+      </w:r>
+      <w:proofErr w:type="spellStart"/>
+      <w:r>
+        <w:rPr>
+          <w:rFonts w:ascii="Times New Roman" w:eastAsia="Times New Roman" w:hAnsi="Times New Roman" w:cs="Times New Roman"/>
+          <w:color w:val="333333"/>
+          <w:sz w:val="24"/>
+          <w:szCs w:val="24"/>
+        </w:rPr>
+        <w:t>обітуванням</w:t>
+      </w:r>
+      <w:proofErr w:type="spellEnd"/>
+      <w:r>
+        <w:rPr>
+          <w:rFonts w:ascii="Times New Roman" w:eastAsia="Times New Roman" w:hAnsi="Times New Roman" w:cs="Times New Roman"/>
+          <w:color w:val="333333"/>
+          <w:sz w:val="24"/>
+          <w:szCs w:val="24"/>
+        </w:rPr>
+        <w:t xml:space="preserve"> Святого Духа,* утвердивши їх благословенням,* бо Ти єси Син Божий, </w:t>
+      </w:r>
+      <w:proofErr w:type="spellStart"/>
+      <w:r>
+        <w:rPr>
+          <w:rFonts w:ascii="Times New Roman" w:eastAsia="Times New Roman" w:hAnsi="Times New Roman" w:cs="Times New Roman"/>
+          <w:color w:val="333333"/>
+          <w:sz w:val="24"/>
+          <w:szCs w:val="24"/>
+        </w:rPr>
+        <w:t>ізбавитель</w:t>
+      </w:r>
+      <w:proofErr w:type="spellEnd"/>
+      <w:r>
+        <w:rPr>
+          <w:rFonts w:ascii="Times New Roman" w:eastAsia="Times New Roman" w:hAnsi="Times New Roman" w:cs="Times New Roman"/>
+          <w:color w:val="333333"/>
+          <w:sz w:val="24"/>
+          <w:szCs w:val="24"/>
+        </w:rPr>
+        <w:t xml:space="preserve"> світу.</w:t>
+      </w:r>
+    </w:p>
+    <w:p>
+      <w:pPr>
         <w:spacing w:after="288" w:line="240" w:lineRule="auto"/>
         <w:ind w:left="0" w:hanging="2"/>
         <w:rPr>
@@ -1526,69 +3888,30 @@
         <w:rPr>
           <w:rFonts w:ascii="Times New Roman" w:eastAsia="Times New Roman" w:hAnsi="Times New Roman" w:cs="Times New Roman"/>
           <w:i/>
-          <w:color w:val="FF0000"/>
-          <w:sz w:val="24"/>
-          <w:szCs w:val="24"/>
-          <w:highlight w:val="white"/>
-        </w:rPr>
-        <w:t>Тропар (г. 8):</w:t>
-      </w:r>
-      <w:r>
-        <w:rPr>
-          <w:rFonts w:ascii="Times New Roman" w:eastAsia="Times New Roman" w:hAnsi="Times New Roman" w:cs="Times New Roman"/>
-          <w:color w:val="FF0000"/>
-          <w:sz w:val="24"/>
-          <w:szCs w:val="24"/>
-          <w:highlight w:val="white"/>
-        </w:rPr>
-        <w:t xml:space="preserve"> </w:t>
-      </w:r>
-      <w:r>
-        <w:rPr>
-          <w:rFonts w:ascii="Times New Roman" w:eastAsia="Times New Roman" w:hAnsi="Times New Roman" w:cs="Times New Roman"/>
-          <w:sz w:val="24"/>
-          <w:szCs w:val="24"/>
-          <w:highlight w:val="white"/>
-        </w:rPr>
-        <w:t>Потоками сліз твоїх ти неродючу пустиню управив* і з глибини зітханнями ти в трудах приніс стократні плоди,* і був ти світильником вселенної, сіяючи чудесами, Пахомію, отче наш.* Моли Христа Бога, щоб спаслися душі наші.</w:t>
-      </w:r>
-    </w:p>
-    <w:p>
-      <w:pPr>
-        <w:spacing w:after="288" w:line="240" w:lineRule="auto"/>
-        <w:ind w:left="0" w:hanging="2"/>
-        <w:rPr>
-          <w:rFonts w:ascii="Times New Roman" w:eastAsia="Times New Roman" w:hAnsi="Times New Roman" w:cs="Times New Roman"/>
-          <w:sz w:val="24"/>
-          <w:szCs w:val="24"/>
-        </w:rPr>
-      </w:pPr>
-      <w:r>
-        <w:rPr>
-          <w:rFonts w:ascii="Times New Roman" w:eastAsia="Times New Roman" w:hAnsi="Times New Roman" w:cs="Times New Roman"/>
-          <w:i/>
-          <w:color w:val="FF0000"/>
-          <w:sz w:val="24"/>
-          <w:szCs w:val="24"/>
-        </w:rPr>
-        <w:t>Кондак (г. 2):</w:t>
-      </w:r>
-      <w:r>
-        <w:rPr>
-          <w:rFonts w:ascii="Times New Roman" w:eastAsia="Times New Roman" w:hAnsi="Times New Roman" w:cs="Times New Roman"/>
-          <w:b/>
-          <w:sz w:val="24"/>
-          <w:szCs w:val="24"/>
-        </w:rPr>
-        <w:t xml:space="preserve"> </w:t>
-      </w:r>
-      <w:r>
-        <w:rPr>
-          <w:rFonts w:ascii="Times New Roman" w:eastAsia="Times New Roman" w:hAnsi="Times New Roman" w:cs="Times New Roman"/>
-          <w:sz w:val="24"/>
-          <w:szCs w:val="24"/>
-        </w:rPr>
-        <w:t>Ясним світлом показався ти на краях землі,* пустиню зробив містами многих монахів;* себе самого розіп’яв, хрест свій на рам’я взяв* і повздержністю тіло виснажив,* моли безупинно за всіх нас.</w:t>
+          <w:color w:val="FF4400"/>
+          <w:sz w:val="24"/>
+          <w:szCs w:val="24"/>
+        </w:rPr>
+        <w:t>Кондак (г. 6):</w:t>
+      </w:r>
+      <w:r>
+        <w:rPr>
+          <w:rFonts w:ascii="Times New Roman" w:eastAsia="Times New Roman" w:hAnsi="Times New Roman" w:cs="Times New Roman"/>
+          <w:color w:val="333333"/>
+          <w:sz w:val="24"/>
+          <w:szCs w:val="24"/>
+        </w:rPr>
+        <w:t xml:space="preserve"> Сповнивши промисел щодо нас* і те, що на землі, з’єднавши з небесним,* вознісся Ти у славі, Христе Боже наш,* ніяк не відлучаючись, але </w:t>
+      </w:r>
+      <w:r>
+        <w:rPr>
+          <w:rFonts w:ascii="Times New Roman" w:eastAsia="Times New Roman" w:hAnsi="Times New Roman" w:cs="Times New Roman"/>
+          <w:color w:val="333333"/>
+          <w:sz w:val="24"/>
+          <w:szCs w:val="24"/>
+        </w:rPr>
+        <w:lastRenderedPageBreak/>
+        <w:t>невідступно перебуваючи,* Ти кличеш до тих, що люблять Тебе:* Я з вами і ніхто проти вас.</w:t>
       </w:r>
     </w:p>
     <w:p>
@@ -1609,85 +3932,116 @@
         <w:spacing w:after="288" w:line="240" w:lineRule="auto"/>
         <w:ind w:left="1" w:hanging="3"/>
       </w:pPr>
-      <w:bookmarkStart w:id="32" w:name="_heading=h.azaewa62gvjf" w:colFirst="0" w:colLast="0"/>
-      <w:bookmarkEnd w:id="32"/>
+      <w:bookmarkStart w:id="28" w:name="_heading=h.azaewa62gvjf" w:colFirst="0" w:colLast="0"/>
+      <w:bookmarkEnd w:id="28"/>
       <w:r>
         <w:t>16 травня.  Прп. Теодора Освященного, учня св. Пахомія.</w:t>
       </w:r>
     </w:p>
     <w:p>
       <w:pPr>
+        <w:spacing w:after="280" w:line="240" w:lineRule="auto"/>
+        <w:ind w:left="0" w:hanging="2"/>
+        <w:rPr>
+          <w:rFonts w:ascii="Times New Roman" w:eastAsia="Times New Roman" w:hAnsi="Times New Roman" w:cs="Times New Roman"/>
+          <w:color w:val="333333"/>
+          <w:sz w:val="24"/>
+          <w:szCs w:val="24"/>
+        </w:rPr>
+      </w:pPr>
+      <w:bookmarkStart w:id="29" w:name="_heading=h.2xcytpi" w:colFirst="0" w:colLast="0"/>
+      <w:bookmarkStart w:id="30" w:name="_heading=h.ung7mgpylqs1" w:colFirst="0" w:colLast="0"/>
+      <w:bookmarkEnd w:id="29"/>
+      <w:bookmarkEnd w:id="30"/>
+      <w:r>
+        <w:rPr>
+          <w:rFonts w:ascii="Times New Roman" w:eastAsia="Times New Roman" w:hAnsi="Times New Roman" w:cs="Times New Roman"/>
+          <w:i/>
+          <w:color w:val="FF4400"/>
+          <w:sz w:val="24"/>
+          <w:szCs w:val="24"/>
+        </w:rPr>
+        <w:t>Тропар (г. 4):</w:t>
+      </w:r>
+      <w:r>
+        <w:rPr>
+          <w:rFonts w:ascii="Times New Roman" w:eastAsia="Times New Roman" w:hAnsi="Times New Roman" w:cs="Times New Roman"/>
+          <w:color w:val="333333"/>
+          <w:sz w:val="24"/>
+          <w:szCs w:val="24"/>
+        </w:rPr>
+        <w:t xml:space="preserve"> Вознісся Ти у славі, Христе Боже наш,* радість сотворивши ученикам </w:t>
+      </w:r>
+      <w:proofErr w:type="spellStart"/>
+      <w:r>
+        <w:rPr>
+          <w:rFonts w:ascii="Times New Roman" w:eastAsia="Times New Roman" w:hAnsi="Times New Roman" w:cs="Times New Roman"/>
+          <w:color w:val="333333"/>
+          <w:sz w:val="24"/>
+          <w:szCs w:val="24"/>
+        </w:rPr>
+        <w:t>обітуванням</w:t>
+      </w:r>
+      <w:proofErr w:type="spellEnd"/>
+      <w:r>
+        <w:rPr>
+          <w:rFonts w:ascii="Times New Roman" w:eastAsia="Times New Roman" w:hAnsi="Times New Roman" w:cs="Times New Roman"/>
+          <w:color w:val="333333"/>
+          <w:sz w:val="24"/>
+          <w:szCs w:val="24"/>
+        </w:rPr>
+        <w:t xml:space="preserve"> Святого Духа,* утвердивши їх благословенням,* бо Ти єси Син Божий, </w:t>
+      </w:r>
+      <w:proofErr w:type="spellStart"/>
+      <w:r>
+        <w:rPr>
+          <w:rFonts w:ascii="Times New Roman" w:eastAsia="Times New Roman" w:hAnsi="Times New Roman" w:cs="Times New Roman"/>
+          <w:color w:val="333333"/>
+          <w:sz w:val="24"/>
+          <w:szCs w:val="24"/>
+        </w:rPr>
+        <w:t>ізбавитель</w:t>
+      </w:r>
+      <w:proofErr w:type="spellEnd"/>
+      <w:r>
+        <w:rPr>
+          <w:rFonts w:ascii="Times New Roman" w:eastAsia="Times New Roman" w:hAnsi="Times New Roman" w:cs="Times New Roman"/>
+          <w:color w:val="333333"/>
+          <w:sz w:val="24"/>
+          <w:szCs w:val="24"/>
+        </w:rPr>
+        <w:t xml:space="preserve"> світу.</w:t>
+      </w:r>
+    </w:p>
+    <w:p>
+      <w:pPr>
         <w:spacing w:after="288" w:line="240" w:lineRule="auto"/>
         <w:ind w:left="0" w:hanging="2"/>
         <w:rPr>
           <w:rFonts w:ascii="Times New Roman" w:eastAsia="Times New Roman" w:hAnsi="Times New Roman" w:cs="Times New Roman"/>
-          <w:sz w:val="24"/>
-          <w:szCs w:val="24"/>
-          <w:highlight w:val="white"/>
-        </w:rPr>
-      </w:pPr>
-      <w:bookmarkStart w:id="33" w:name="_heading=h.2xcytpi" w:colFirst="0" w:colLast="0"/>
-      <w:bookmarkEnd w:id="33"/>
-      <w:r>
-        <w:rPr>
-          <w:rFonts w:ascii="Times New Roman" w:eastAsia="Times New Roman" w:hAnsi="Times New Roman" w:cs="Times New Roman"/>
-          <w:i/>
           <w:color w:val="FF0000"/>
           <w:sz w:val="24"/>
           <w:szCs w:val="24"/>
-          <w:highlight w:val="white"/>
-        </w:rPr>
-        <w:t>Тропар (г. 1):</w:t>
-      </w:r>
-      <w:r>
-        <w:rPr>
-          <w:rFonts w:ascii="Times New Roman" w:eastAsia="Times New Roman" w:hAnsi="Times New Roman" w:cs="Times New Roman"/>
-          <w:color w:val="FF0000"/>
-          <w:sz w:val="24"/>
-          <w:szCs w:val="24"/>
-          <w:highlight w:val="white"/>
-        </w:rPr>
-        <w:t xml:space="preserve"> </w:t>
-      </w:r>
-      <w:r>
-        <w:rPr>
-          <w:rFonts w:ascii="Times New Roman" w:eastAsia="Times New Roman" w:hAnsi="Times New Roman" w:cs="Times New Roman"/>
-          <w:sz w:val="24"/>
-          <w:szCs w:val="24"/>
-          <w:highlight w:val="white"/>
-        </w:rPr>
-        <w:t>Пустинним жителем і в тілі ангелом,* і чудотворцем показав ти себе, богоносний отче наш Теодоре.* Постом, чуванням, молитвою небесні дарування прийнявши,* зціляєш недужих і душі, що з вірою прибігають до тебе.* Слава тому, що дав тобі кріпость,* слава тому, що вінчав тебе,* слава тому, що діє тобою всім зцілення.</w:t>
-      </w:r>
-    </w:p>
-    <w:p>
-      <w:pPr>
-        <w:spacing w:after="288" w:line="240" w:lineRule="auto"/>
-        <w:ind w:left="0" w:hanging="2"/>
-        <w:rPr>
-          <w:rFonts w:ascii="Times New Roman" w:eastAsia="Times New Roman" w:hAnsi="Times New Roman" w:cs="Times New Roman"/>
-          <w:sz w:val="24"/>
-          <w:szCs w:val="24"/>
-        </w:rPr>
-      </w:pPr>
-      <w:bookmarkStart w:id="34" w:name="_heading=h.1ci93xb" w:colFirst="0" w:colLast="0"/>
-      <w:bookmarkEnd w:id="34"/>
-      <w:r>
-        <w:rPr>
-          <w:rFonts w:ascii="Times New Roman" w:eastAsia="Times New Roman" w:hAnsi="Times New Roman" w:cs="Times New Roman"/>
-          <w:i/>
-          <w:color w:val="FF0000"/>
-          <w:sz w:val="24"/>
-          <w:szCs w:val="24"/>
-        </w:rPr>
-        <w:t>Кондак (г. 2):</w:t>
-      </w:r>
-      <w:r>
-        <w:rPr>
-          <w:rFonts w:ascii="Times New Roman" w:eastAsia="Times New Roman" w:hAnsi="Times New Roman" w:cs="Times New Roman"/>
-          <w:sz w:val="24"/>
-          <w:szCs w:val="24"/>
-        </w:rPr>
-        <w:t xml:space="preserve"> В домі Божому, як фінік, процвів єси,* плоди ж чеснот Господеві приніс,* постом особливим, отче преподобний.* Тому й ублажаємо тебе, як співстоятеля безплотних.</w:t>
+        </w:rPr>
+      </w:pPr>
+      <w:r>
+        <w:rPr>
+          <w:rFonts w:ascii="Times New Roman" w:eastAsia="Times New Roman" w:hAnsi="Times New Roman" w:cs="Times New Roman"/>
+          <w:i/>
+          <w:color w:val="FF4400"/>
+          <w:sz w:val="24"/>
+          <w:szCs w:val="24"/>
+        </w:rPr>
+        <w:t>Кондак (г. 6):</w:t>
+      </w:r>
+      <w:r>
+        <w:rPr>
+          <w:rFonts w:ascii="Times New Roman" w:eastAsia="Times New Roman" w:hAnsi="Times New Roman" w:cs="Times New Roman"/>
+          <w:color w:val="333333"/>
+          <w:sz w:val="24"/>
+          <w:szCs w:val="24"/>
+        </w:rPr>
+        <w:t xml:space="preserve"> Сповнивши промисел щодо нас* і те, що на землі, з’єднавши з небесним,* вознісся Ти у славі, Христе Боже наш,* ніяк не відлучаючись, але невідступно перебуваючи,* Ти кличеш до тих, що люблять Тебе:* Я з вами і ніхто проти вас.</w:t>
       </w:r>
     </w:p>
     <w:p>
@@ -1696,155 +4050,114 @@
         <w:spacing w:after="288" w:line="240" w:lineRule="auto"/>
         <w:ind w:left="1" w:hanging="3"/>
       </w:pPr>
-      <w:bookmarkStart w:id="35" w:name="_heading=h.ung7mgpylqs1" w:colFirst="0" w:colLast="0"/>
-      <w:bookmarkEnd w:id="35"/>
       <w:r>
         <w:t>17 травня.  Св. ап. Андроніка і тих, що з ним.</w:t>
       </w:r>
     </w:p>
     <w:p>
       <w:pPr>
+        <w:spacing w:after="280" w:line="240" w:lineRule="auto"/>
+        <w:ind w:left="0" w:hanging="2"/>
+        <w:rPr>
+          <w:rFonts w:ascii="Times New Roman" w:eastAsia="Times New Roman" w:hAnsi="Times New Roman" w:cs="Times New Roman"/>
+          <w:color w:val="333333"/>
+          <w:sz w:val="24"/>
+          <w:szCs w:val="24"/>
+        </w:rPr>
+      </w:pPr>
+      <w:bookmarkStart w:id="31" w:name="_heading=h.3whwml4" w:colFirst="0" w:colLast="0"/>
+      <w:bookmarkStart w:id="32" w:name="_heading=h.5idf8gm4gz18" w:colFirst="0" w:colLast="0"/>
+      <w:bookmarkEnd w:id="31"/>
+      <w:bookmarkEnd w:id="32"/>
+      <w:r>
+        <w:rPr>
+          <w:rFonts w:ascii="Times New Roman" w:eastAsia="Times New Roman" w:hAnsi="Times New Roman" w:cs="Times New Roman"/>
+          <w:i/>
+          <w:color w:val="FF4400"/>
+          <w:sz w:val="24"/>
+          <w:szCs w:val="24"/>
+        </w:rPr>
+        <w:t>Тропар (г. 4):</w:t>
+      </w:r>
+      <w:r>
+        <w:rPr>
+          <w:rFonts w:ascii="Times New Roman" w:eastAsia="Times New Roman" w:hAnsi="Times New Roman" w:cs="Times New Roman"/>
+          <w:color w:val="333333"/>
+          <w:sz w:val="24"/>
+          <w:szCs w:val="24"/>
+        </w:rPr>
+        <w:t xml:space="preserve"> Вознісся Ти у славі, Христе Боже наш,* радість сотворивши ученикам </w:t>
+      </w:r>
+      <w:proofErr w:type="spellStart"/>
+      <w:r>
+        <w:rPr>
+          <w:rFonts w:ascii="Times New Roman" w:eastAsia="Times New Roman" w:hAnsi="Times New Roman" w:cs="Times New Roman"/>
+          <w:color w:val="333333"/>
+          <w:sz w:val="24"/>
+          <w:szCs w:val="24"/>
+        </w:rPr>
+        <w:t>обітуванням</w:t>
+      </w:r>
+      <w:proofErr w:type="spellEnd"/>
+      <w:r>
+        <w:rPr>
+          <w:rFonts w:ascii="Times New Roman" w:eastAsia="Times New Roman" w:hAnsi="Times New Roman" w:cs="Times New Roman"/>
+          <w:color w:val="333333"/>
+          <w:sz w:val="24"/>
+          <w:szCs w:val="24"/>
+        </w:rPr>
+        <w:t xml:space="preserve"> Святого Духа,* утвердивши їх благословенням,* бо Ти єси Син Божий, </w:t>
+      </w:r>
+      <w:proofErr w:type="spellStart"/>
+      <w:r>
+        <w:rPr>
+          <w:rFonts w:ascii="Times New Roman" w:eastAsia="Times New Roman" w:hAnsi="Times New Roman" w:cs="Times New Roman"/>
+          <w:color w:val="333333"/>
+          <w:sz w:val="24"/>
+          <w:szCs w:val="24"/>
+        </w:rPr>
+        <w:t>ізбавитель</w:t>
+      </w:r>
+      <w:proofErr w:type="spellEnd"/>
+      <w:r>
+        <w:rPr>
+          <w:rFonts w:ascii="Times New Roman" w:eastAsia="Times New Roman" w:hAnsi="Times New Roman" w:cs="Times New Roman"/>
+          <w:color w:val="333333"/>
+          <w:sz w:val="24"/>
+          <w:szCs w:val="24"/>
+        </w:rPr>
+        <w:t xml:space="preserve"> світу.</w:t>
+      </w:r>
+    </w:p>
+    <w:p>
+      <w:pPr>
         <w:spacing w:after="288" w:line="240" w:lineRule="auto"/>
         <w:ind w:left="0" w:hanging="2"/>
         <w:rPr>
           <w:rFonts w:ascii="Times New Roman" w:eastAsia="Times New Roman" w:hAnsi="Times New Roman" w:cs="Times New Roman"/>
-          <w:sz w:val="24"/>
-          <w:szCs w:val="24"/>
-          <w:highlight w:val="white"/>
-        </w:rPr>
-      </w:pPr>
-      <w:bookmarkStart w:id="36" w:name="_heading=h.3whwml4" w:colFirst="0" w:colLast="0"/>
-      <w:bookmarkEnd w:id="36"/>
-      <w:r>
-        <w:rPr>
-          <w:rFonts w:ascii="Times New Roman" w:eastAsia="Times New Roman" w:hAnsi="Times New Roman" w:cs="Times New Roman"/>
-          <w:i/>
           <w:color w:val="FF0000"/>
           <w:sz w:val="24"/>
           <w:szCs w:val="24"/>
-          <w:highlight w:val="white"/>
-        </w:rPr>
-        <w:t>Тропар (г. 3):</w:t>
-      </w:r>
-      <w:r>
-        <w:rPr>
-          <w:rFonts w:ascii="Times New Roman" w:eastAsia="Times New Roman" w:hAnsi="Times New Roman" w:cs="Times New Roman"/>
-          <w:color w:val="FF0000"/>
-          <w:sz w:val="24"/>
-          <w:szCs w:val="24"/>
-          <w:highlight w:val="white"/>
-        </w:rPr>
-        <w:t xml:space="preserve"> </w:t>
-      </w:r>
-      <w:r>
-        <w:rPr>
-          <w:rFonts w:ascii="Times New Roman" w:eastAsia="Times New Roman" w:hAnsi="Times New Roman" w:cs="Times New Roman"/>
-          <w:sz w:val="24"/>
-          <w:szCs w:val="24"/>
-          <w:highlight w:val="white"/>
-        </w:rPr>
-        <w:t>Апостоли святі, моліть милостивого Бога,* щоб відпущення прогрішень подав душам нашим.</w:t>
-      </w:r>
-    </w:p>
-    <w:p>
-      <w:pPr>
-        <w:spacing w:after="288" w:line="240" w:lineRule="auto"/>
-        <w:ind w:left="0" w:hanging="2"/>
-        <w:rPr>
-          <w:rFonts w:ascii="Times New Roman" w:eastAsia="Times New Roman" w:hAnsi="Times New Roman" w:cs="Times New Roman"/>
-          <w:sz w:val="24"/>
-          <w:szCs w:val="24"/>
-        </w:rPr>
-      </w:pPr>
-      <w:bookmarkStart w:id="37" w:name="_heading=h.2bn6wsx" w:colFirst="0" w:colLast="0"/>
-      <w:bookmarkEnd w:id="37"/>
-      <w:r>
-        <w:rPr>
-          <w:rFonts w:ascii="Times New Roman" w:eastAsia="Times New Roman" w:hAnsi="Times New Roman" w:cs="Times New Roman"/>
-          <w:i/>
-          <w:color w:val="FF0000"/>
-          <w:sz w:val="24"/>
-          <w:szCs w:val="24"/>
-          <w:highlight w:val="white"/>
-        </w:rPr>
-        <w:t>Кондак (г. 8):</w:t>
-      </w:r>
-      <w:r>
-        <w:rPr>
-          <w:rFonts w:ascii="Times New Roman" w:eastAsia="Times New Roman" w:hAnsi="Times New Roman" w:cs="Times New Roman"/>
-          <w:sz w:val="24"/>
-          <w:szCs w:val="24"/>
-          <w:highlight w:val="white"/>
-        </w:rPr>
-        <w:t xml:space="preserve"> Зорю пресвітлу, яка світлом богорозуміння просвітила народи,</w:t>
-      </w:r>
-      <w:r>
-        <w:rPr>
-          <w:rFonts w:ascii="Times New Roman" w:eastAsia="Times New Roman" w:hAnsi="Times New Roman" w:cs="Times New Roman"/>
-          <w:sz w:val="24"/>
-          <w:szCs w:val="24"/>
-        </w:rPr>
-        <w:t>*</w:t>
-      </w:r>
-      <w:r>
-        <w:rPr>
-          <w:rFonts w:ascii="Times New Roman" w:eastAsia="Times New Roman" w:hAnsi="Times New Roman" w:cs="Times New Roman"/>
-          <w:sz w:val="24"/>
-          <w:szCs w:val="24"/>
-          <w:highlight w:val="white"/>
-        </w:rPr>
-        <w:t xml:space="preserve"> апостола Христового Андроніка возхвалімо</w:t>
-      </w:r>
-      <w:r>
-        <w:rPr>
-          <w:rFonts w:ascii="Times New Roman" w:eastAsia="Times New Roman" w:hAnsi="Times New Roman" w:cs="Times New Roman"/>
-          <w:sz w:val="24"/>
-          <w:szCs w:val="24"/>
-        </w:rPr>
-        <w:t>*</w:t>
-      </w:r>
-      <w:r>
-        <w:rPr>
-          <w:rFonts w:ascii="Times New Roman" w:eastAsia="Times New Roman" w:hAnsi="Times New Roman" w:cs="Times New Roman"/>
-          <w:sz w:val="24"/>
-          <w:szCs w:val="24"/>
-          <w:highlight w:val="white"/>
-        </w:rPr>
-        <w:t xml:space="preserve"> і з ним Юнію премудру,</w:t>
-      </w:r>
-      <w:r>
-        <w:rPr>
-          <w:rFonts w:ascii="Times New Roman" w:eastAsia="Times New Roman" w:hAnsi="Times New Roman" w:cs="Times New Roman"/>
-          <w:sz w:val="24"/>
-          <w:szCs w:val="24"/>
-        </w:rPr>
-        <w:t>*</w:t>
-      </w:r>
-      <w:r>
-        <w:rPr>
-          <w:rFonts w:ascii="Times New Roman" w:eastAsia="Times New Roman" w:hAnsi="Times New Roman" w:cs="Times New Roman"/>
-          <w:sz w:val="24"/>
-          <w:szCs w:val="24"/>
-          <w:highlight w:val="white"/>
-        </w:rPr>
-        <w:t xml:space="preserve"> яка у благовісті потрудилась, співаючи:</w:t>
-      </w:r>
-      <w:r>
-        <w:rPr>
-          <w:rFonts w:ascii="Times New Roman" w:eastAsia="Times New Roman" w:hAnsi="Times New Roman" w:cs="Times New Roman"/>
-          <w:sz w:val="24"/>
-          <w:szCs w:val="24"/>
-        </w:rPr>
-        <w:t>*</w:t>
-      </w:r>
-      <w:r>
-        <w:rPr>
-          <w:rFonts w:ascii="Times New Roman" w:eastAsia="Times New Roman" w:hAnsi="Times New Roman" w:cs="Times New Roman"/>
-          <w:sz w:val="24"/>
-          <w:szCs w:val="24"/>
-          <w:highlight w:val="white"/>
-        </w:rPr>
-        <w:t xml:space="preserve"> моліть Христа Бога безперестанно за всіх нас.</w:t>
+        </w:rPr>
+      </w:pPr>
+      <w:r>
+        <w:rPr>
+          <w:rFonts w:ascii="Times New Roman" w:eastAsia="Times New Roman" w:hAnsi="Times New Roman" w:cs="Times New Roman"/>
+          <w:i/>
+          <w:color w:val="FF4400"/>
+          <w:sz w:val="24"/>
+          <w:szCs w:val="24"/>
+        </w:rPr>
+        <w:t>Кондак (г. 6):</w:t>
+      </w:r>
+      <w:r>
+        <w:rPr>
+          <w:rFonts w:ascii="Times New Roman" w:eastAsia="Times New Roman" w:hAnsi="Times New Roman" w:cs="Times New Roman"/>
+          <w:color w:val="333333"/>
+          <w:sz w:val="24"/>
+          <w:szCs w:val="24"/>
+        </w:rPr>
+        <w:t xml:space="preserve"> Сповнивши промисел щодо нас* і те, що на землі, з’єднавши з небесним,* вознісся Ти у славі, Христе Боже наш,* ніяк не відлучаючись, але невідступно перебуваючи,* Ти кличеш до тих, що люблять Тебе:* Я з вами і ніхто проти вас.</w:t>
       </w:r>
     </w:p>
     <w:p>
@@ -1853,10 +4166,7 @@
         <w:spacing w:after="288" w:line="240" w:lineRule="auto"/>
         <w:ind w:left="1" w:hanging="3"/>
       </w:pPr>
-      <w:bookmarkStart w:id="38" w:name="_heading=h.5idf8gm4gz18" w:colFirst="0" w:colLast="0"/>
-      <w:bookmarkEnd w:id="38"/>
-      <w:r>
-        <w:lastRenderedPageBreak/>
+      <w:r>
         <w:t>18 травня.  Св. мч. Теодота, що в Анкарі. Свв. мчч. Петра, Діонисія і тих, що з ними. Свв. семи дів.</w:t>
       </w:r>
     </w:p>
@@ -1871,8 +4181,8 @@
           <w:highlight w:val="white"/>
         </w:rPr>
       </w:pPr>
-      <w:bookmarkStart w:id="39" w:name="_heading=h.qsh70q" w:colFirst="0" w:colLast="0"/>
-      <w:bookmarkEnd w:id="39"/>
+      <w:bookmarkStart w:id="33" w:name="_heading=h.qsh70q" w:colFirst="0" w:colLast="0"/>
+      <w:bookmarkEnd w:id="33"/>
       <w:r>
         <w:rPr>
           <w:rFonts w:ascii="Times New Roman" w:eastAsia="Times New Roman" w:hAnsi="Times New Roman" w:cs="Times New Roman"/>
@@ -1914,8 +4224,8 @@
           <w:szCs w:val="24"/>
         </w:rPr>
       </w:pPr>
-      <w:bookmarkStart w:id="40" w:name="_heading=h.3as4poj" w:colFirst="0" w:colLast="0"/>
-      <w:bookmarkEnd w:id="40"/>
+      <w:bookmarkStart w:id="34" w:name="_heading=h.3as4poj" w:colFirst="0" w:colLast="0"/>
+      <w:bookmarkEnd w:id="34"/>
       <w:r>
         <w:rPr>
           <w:rFonts w:ascii="Times New Roman" w:eastAsia="Times New Roman" w:hAnsi="Times New Roman" w:cs="Times New Roman"/>
@@ -2003,8 +4313,8 @@
         <w:ind w:left="1" w:hanging="3"/>
         <w:jc w:val="both"/>
       </w:pPr>
-      <w:bookmarkStart w:id="41" w:name="_heading=h.tso34cadjdns" w:colFirst="0" w:colLast="0"/>
-      <w:bookmarkEnd w:id="41"/>
+      <w:bookmarkStart w:id="35" w:name="_heading=h.tso34cadjdns" w:colFirst="0" w:colLast="0"/>
+      <w:bookmarkEnd w:id="35"/>
       <w:r>
         <w:t>19</w:t>
       </w:r>
@@ -2015,7 +4325,15 @@
         <w:t xml:space="preserve"> травня. </w:t>
       </w:r>
       <w:r>
-        <w:t xml:space="preserve"> Св. свщмч. Патрикія, єп. Пруського, і тих, що з ним.</w:t>
+        <w:t xml:space="preserve"> Св. свщмч. Патрикія, єп. </w:t>
+      </w:r>
+      <w:proofErr w:type="spellStart"/>
+      <w:r>
+        <w:t>Пруського</w:t>
+      </w:r>
+      <w:proofErr w:type="spellEnd"/>
+      <w:r>
+        <w:t>, і тих, що з ним.</w:t>
       </w:r>
     </w:p>
     <w:p>
@@ -2108,7 +4426,47 @@
           <w:szCs w:val="24"/>
           <w:highlight w:val="white"/>
         </w:rPr>
-        <w:t>Як світлосяйний, священства добротою і мучеництва кров’ю прикрашений, із співстраждальцями твоїми Патрикію, Христові предстоячи, поминай нас як страдник прецінний.</w:t>
+        <w:t xml:space="preserve">Як </w:t>
+      </w:r>
+      <w:proofErr w:type="spellStart"/>
+      <w:r>
+        <w:rPr>
+          <w:rFonts w:ascii="Times New Roman" w:eastAsia="Times New Roman" w:hAnsi="Times New Roman" w:cs="Times New Roman"/>
+          <w:sz w:val="24"/>
+          <w:szCs w:val="24"/>
+          <w:highlight w:val="white"/>
+        </w:rPr>
+        <w:t>світлосяйний</w:t>
+      </w:r>
+      <w:proofErr w:type="spellEnd"/>
+      <w:r>
+        <w:rPr>
+          <w:rFonts w:ascii="Times New Roman" w:eastAsia="Times New Roman" w:hAnsi="Times New Roman" w:cs="Times New Roman"/>
+          <w:sz w:val="24"/>
+          <w:szCs w:val="24"/>
+          <w:highlight w:val="white"/>
+        </w:rPr>
+        <w:t xml:space="preserve">, священства добротою і мучеництва кров’ю прикрашений, із співстраждальцями твоїми Патрикію, Христові предстоячи, поминай нас як страдник </w:t>
+      </w:r>
+      <w:proofErr w:type="spellStart"/>
+      <w:r>
+        <w:rPr>
+          <w:rFonts w:ascii="Times New Roman" w:eastAsia="Times New Roman" w:hAnsi="Times New Roman" w:cs="Times New Roman"/>
+          <w:sz w:val="24"/>
+          <w:szCs w:val="24"/>
+          <w:highlight w:val="white"/>
+        </w:rPr>
+        <w:t>прецінний</w:t>
+      </w:r>
+      <w:proofErr w:type="spellEnd"/>
+      <w:r>
+        <w:rPr>
+          <w:rFonts w:ascii="Times New Roman" w:eastAsia="Times New Roman" w:hAnsi="Times New Roman" w:cs="Times New Roman"/>
+          <w:sz w:val="24"/>
+          <w:szCs w:val="24"/>
+          <w:highlight w:val="white"/>
+        </w:rPr>
+        <w:t>.</w:t>
       </w:r>
     </w:p>
     <w:p>
@@ -2118,9 +4476,10 @@
         <w:ind w:left="1" w:hanging="3"/>
         <w:jc w:val="both"/>
       </w:pPr>
-      <w:bookmarkStart w:id="42" w:name="_heading=h.pbjl7yqq6eou" w:colFirst="0" w:colLast="0"/>
-      <w:bookmarkEnd w:id="42"/>
-      <w:r>
+      <w:bookmarkStart w:id="36" w:name="_heading=h.pbjl7yqq6eou" w:colFirst="0" w:colLast="0"/>
+      <w:bookmarkEnd w:id="36"/>
+      <w:r>
+        <w:lastRenderedPageBreak/>
         <w:t>20</w:t>
       </w:r>
       <w:r>
@@ -2130,7 +4489,15 @@
         <w:t xml:space="preserve"> травня. </w:t>
       </w:r>
       <w:r>
-        <w:t xml:space="preserve"> Св. мч. Талалея.</w:t>
+        <w:t xml:space="preserve"> Св. мч. </w:t>
+      </w:r>
+      <w:proofErr w:type="spellStart"/>
+      <w:r>
+        <w:t>Талалея</w:t>
+      </w:r>
+      <w:proofErr w:type="spellEnd"/>
+      <w:r>
+        <w:t>.</w:t>
       </w:r>
     </w:p>
     <w:p>
@@ -2159,7 +4526,25 @@
           <w:sz w:val="24"/>
           <w:szCs w:val="24"/>
         </w:rPr>
-        <w:t xml:space="preserve"> Мученик Твій, Господи, Талалей,* у стражданнях своїх прийняв вінець нетлінний від Тебе, Бога нашого,* мавши бо кріпость Твою, він мучителів подолав,* сокрушив і демонів зухвальства безсильні.* Його молитвами спаси душі наші.</w:t>
+        <w:t xml:space="preserve"> Мученик Твій, Господи, </w:t>
+      </w:r>
+      <w:proofErr w:type="spellStart"/>
+      <w:r>
+        <w:rPr>
+          <w:rFonts w:ascii="Times New Roman" w:eastAsia="Times New Roman" w:hAnsi="Times New Roman" w:cs="Times New Roman"/>
+          <w:sz w:val="24"/>
+          <w:szCs w:val="24"/>
+        </w:rPr>
+        <w:t>Талалей</w:t>
+      </w:r>
+      <w:proofErr w:type="spellEnd"/>
+      <w:r>
+        <w:rPr>
+          <w:rFonts w:ascii="Times New Roman" w:eastAsia="Times New Roman" w:hAnsi="Times New Roman" w:cs="Times New Roman"/>
+          <w:sz w:val="24"/>
+          <w:szCs w:val="24"/>
+        </w:rPr>
+        <w:t>,* у стражданнях своїх прийняв вінець нетлінний від Тебе, Бога нашого,* мавши бо кріпость Твою, він мучителів подолав,* сокрушив і демонів зухвальства безсильні.* Його молитвами спаси душі наші.</w:t>
       </w:r>
     </w:p>
     <w:p>
@@ -2188,7 +4573,61 @@
           <w:sz w:val="24"/>
           <w:szCs w:val="24"/>
         </w:rPr>
-        <w:t xml:space="preserve"> Співстраждальцем мучеників і поборником явився єси, воїном особливим Царя Слави, випробуваннями ж і муками вивищення ідолослужителів низложив ти, тому й пам’ять цінну твою оспівуємо мудрий Талалею.</w:t>
+        <w:t xml:space="preserve"> </w:t>
+      </w:r>
+      <w:proofErr w:type="spellStart"/>
+      <w:r>
+        <w:rPr>
+          <w:rFonts w:ascii="Times New Roman" w:eastAsia="Times New Roman" w:hAnsi="Times New Roman" w:cs="Times New Roman"/>
+          <w:sz w:val="24"/>
+          <w:szCs w:val="24"/>
+        </w:rPr>
+        <w:t>Співстраждальцем</w:t>
+      </w:r>
+      <w:proofErr w:type="spellEnd"/>
+      <w:r>
+        <w:rPr>
+          <w:rFonts w:ascii="Times New Roman" w:eastAsia="Times New Roman" w:hAnsi="Times New Roman" w:cs="Times New Roman"/>
+          <w:sz w:val="24"/>
+          <w:szCs w:val="24"/>
+        </w:rPr>
+        <w:t xml:space="preserve"> мучеників і поборником явився єси, воїном особливим Царя Слави, випробуваннями ж і муками вивищення </w:t>
+      </w:r>
+      <w:proofErr w:type="spellStart"/>
+      <w:r>
+        <w:rPr>
+          <w:rFonts w:ascii="Times New Roman" w:eastAsia="Times New Roman" w:hAnsi="Times New Roman" w:cs="Times New Roman"/>
+          <w:sz w:val="24"/>
+          <w:szCs w:val="24"/>
+        </w:rPr>
+        <w:t>ідолослужителів</w:t>
+      </w:r>
+      <w:proofErr w:type="spellEnd"/>
+      <w:r>
+        <w:rPr>
+          <w:rFonts w:ascii="Times New Roman" w:eastAsia="Times New Roman" w:hAnsi="Times New Roman" w:cs="Times New Roman"/>
+          <w:sz w:val="24"/>
+          <w:szCs w:val="24"/>
+        </w:rPr>
+        <w:t xml:space="preserve"> низложив ти, тому й пам’ять цінну твою оспівуємо мудрий </w:t>
+      </w:r>
+      <w:proofErr w:type="spellStart"/>
+      <w:r>
+        <w:rPr>
+          <w:rFonts w:ascii="Times New Roman" w:eastAsia="Times New Roman" w:hAnsi="Times New Roman" w:cs="Times New Roman"/>
+          <w:sz w:val="24"/>
+          <w:szCs w:val="24"/>
+        </w:rPr>
+        <w:t>Талалею</w:t>
+      </w:r>
+      <w:proofErr w:type="spellEnd"/>
+      <w:r>
+        <w:rPr>
+          <w:rFonts w:ascii="Times New Roman" w:eastAsia="Times New Roman" w:hAnsi="Times New Roman" w:cs="Times New Roman"/>
+          <w:sz w:val="24"/>
+          <w:szCs w:val="24"/>
+        </w:rPr>
+        <w:t>.</w:t>
       </w:r>
     </w:p>
     <w:p>
@@ -2198,27 +4637,38 @@
         <w:ind w:left="1" w:hanging="3"/>
         <w:jc w:val="both"/>
       </w:pPr>
-      <w:bookmarkStart w:id="43" w:name="_heading=h.jrug2g4pr5kf" w:colFirst="0" w:colLast="0"/>
-      <w:bookmarkEnd w:id="43"/>
-      <w:r>
-        <w:t>21 травня. + Свв. великих царів і рівноап. Константина й Олени.</w:t>
-      </w:r>
-    </w:p>
-    <w:p>
-      <w:pPr>
-        <w:ind w:left="0" w:hanging="2"/>
-        <w:jc w:val="both"/>
-        <w:rPr>
-          <w:rFonts w:ascii="Times New Roman" w:eastAsia="Times New Roman" w:hAnsi="Times New Roman" w:cs="Times New Roman"/>
-          <w:sz w:val="24"/>
-          <w:szCs w:val="24"/>
-        </w:rPr>
-      </w:pPr>
-      <w:r>
-        <w:rPr>
-          <w:rFonts w:ascii="Times New Roman" w:eastAsia="Times New Roman" w:hAnsi="Times New Roman" w:cs="Times New Roman"/>
-          <w:i/>
-          <w:color w:val="FF0000"/>
+      <w:bookmarkStart w:id="37" w:name="_heading=h.jrug2g4pr5kf" w:colFirst="0" w:colLast="0"/>
+      <w:bookmarkEnd w:id="37"/>
+      <w:r>
+        <w:t xml:space="preserve">21 травня. + Свв. великих царів і </w:t>
+      </w:r>
+      <w:proofErr w:type="spellStart"/>
+      <w:r>
+        <w:t>рівноап</w:t>
+      </w:r>
+      <w:proofErr w:type="spellEnd"/>
+      <w:r>
+        <w:t>. Константина й Олени.</w:t>
+      </w:r>
+    </w:p>
+    <w:p>
+      <w:pPr>
+        <w:spacing w:after="280" w:line="240" w:lineRule="auto"/>
+        <w:ind w:left="0" w:hanging="2"/>
+        <w:rPr>
+          <w:rFonts w:ascii="Times New Roman" w:eastAsia="Times New Roman" w:hAnsi="Times New Roman" w:cs="Times New Roman"/>
+          <w:color w:val="333333"/>
+          <w:sz w:val="24"/>
+          <w:szCs w:val="24"/>
+        </w:rPr>
+      </w:pPr>
+      <w:bookmarkStart w:id="38" w:name="_heading=h.9l8bt6q4vj8a" w:colFirst="0" w:colLast="0"/>
+      <w:bookmarkEnd w:id="38"/>
+      <w:r>
+        <w:rPr>
+          <w:rFonts w:ascii="Times New Roman" w:eastAsia="Times New Roman" w:hAnsi="Times New Roman" w:cs="Times New Roman"/>
+          <w:i/>
+          <w:color w:val="FF4400"/>
           <w:sz w:val="24"/>
           <w:szCs w:val="24"/>
         </w:rPr>
@@ -2227,48 +4677,61 @@
       <w:r>
         <w:rPr>
           <w:rFonts w:ascii="Times New Roman" w:eastAsia="Times New Roman" w:hAnsi="Times New Roman" w:cs="Times New Roman"/>
-          <w:sz w:val="24"/>
-          <w:szCs w:val="24"/>
-        </w:rPr>
-        <w:t xml:space="preserve"> Хреста твого образ на небі побачивши,* і як Павло, покликання не від людей прийнявши,* між царями твій апостол, Господи, царюючий город у руку твою положив.* Спасай нас завжди в мирі, молитвами Богородиці,* єдиний Чоловіколюбче.</w:t>
-      </w:r>
-    </w:p>
-    <w:p>
-      <w:pPr>
-        <w:ind w:left="0" w:hanging="2"/>
-        <w:jc w:val="both"/>
-        <w:rPr>
-          <w:rFonts w:ascii="Times New Roman" w:eastAsia="Times New Roman" w:hAnsi="Times New Roman" w:cs="Times New Roman"/>
-          <w:sz w:val="24"/>
-          <w:szCs w:val="24"/>
-        </w:rPr>
-      </w:pPr>
-      <w:r>
-        <w:rPr>
-          <w:rFonts w:ascii="Times New Roman" w:eastAsia="Times New Roman" w:hAnsi="Times New Roman" w:cs="Times New Roman"/>
-          <w:i/>
-          <w:color w:val="FF0000"/>
-          <w:sz w:val="24"/>
-          <w:szCs w:val="24"/>
-        </w:rPr>
-        <w:t>Кондак (г. 3):</w:t>
-      </w:r>
-      <w:r>
-        <w:rPr>
-          <w:rFonts w:ascii="Times New Roman" w:eastAsia="Times New Roman" w:hAnsi="Times New Roman" w:cs="Times New Roman"/>
-          <w:color w:val="FF0000"/>
-          <w:sz w:val="24"/>
-          <w:szCs w:val="24"/>
-        </w:rPr>
-        <w:t xml:space="preserve"> </w:t>
-      </w:r>
-      <w:r>
-        <w:rPr>
-          <w:rFonts w:ascii="Times New Roman" w:eastAsia="Times New Roman" w:hAnsi="Times New Roman" w:cs="Times New Roman"/>
-          <w:sz w:val="24"/>
-          <w:szCs w:val="24"/>
-        </w:rPr>
-        <w:t>Днесь Константин із матір’ю Оленою показують хрест, всечесне Древо* – для всіх юдеїв посоромлення, зброя ж на противників вірним,* бо ради нас з’явилося знамено велике і в боях грізне.</w:t>
+          <w:color w:val="333333"/>
+          <w:sz w:val="24"/>
+          <w:szCs w:val="24"/>
+        </w:rPr>
+        <w:t xml:space="preserve"> Благословен єси, Христе Боже наш,* що премудрими рибаків явив,* </w:t>
+      </w:r>
+      <w:proofErr w:type="spellStart"/>
+      <w:r>
+        <w:rPr>
+          <w:rFonts w:ascii="Times New Roman" w:eastAsia="Times New Roman" w:hAnsi="Times New Roman" w:cs="Times New Roman"/>
+          <w:color w:val="333333"/>
+          <w:sz w:val="24"/>
+          <w:szCs w:val="24"/>
+        </w:rPr>
+        <w:t>зіславши</w:t>
+      </w:r>
+      <w:proofErr w:type="spellEnd"/>
+      <w:r>
+        <w:rPr>
+          <w:rFonts w:ascii="Times New Roman" w:eastAsia="Times New Roman" w:hAnsi="Times New Roman" w:cs="Times New Roman"/>
+          <w:color w:val="333333"/>
+          <w:sz w:val="24"/>
+          <w:szCs w:val="24"/>
+        </w:rPr>
+        <w:t xml:space="preserve"> їм Духа Святого,* і ними уловив вселенну.* Чоловіколюбче, слава Тобі.</w:t>
+      </w:r>
+    </w:p>
+    <w:p>
+      <w:pPr>
+        <w:spacing w:after="280" w:line="240" w:lineRule="auto"/>
+        <w:ind w:left="0" w:hanging="2"/>
+        <w:rPr>
+          <w:rFonts w:ascii="Times New Roman" w:eastAsia="Times New Roman" w:hAnsi="Times New Roman" w:cs="Times New Roman"/>
+          <w:sz w:val="24"/>
+          <w:szCs w:val="24"/>
+        </w:rPr>
+      </w:pPr>
+      <w:r>
+        <w:rPr>
+          <w:rFonts w:ascii="Times New Roman" w:eastAsia="Times New Roman" w:hAnsi="Times New Roman" w:cs="Times New Roman"/>
+          <w:i/>
+          <w:color w:val="FF4400"/>
+          <w:sz w:val="24"/>
+          <w:szCs w:val="24"/>
+        </w:rPr>
+        <w:t>Кондак (г. 8):</w:t>
+      </w:r>
+      <w:r>
+        <w:rPr>
+          <w:rFonts w:ascii="Times New Roman" w:eastAsia="Times New Roman" w:hAnsi="Times New Roman" w:cs="Times New Roman"/>
+          <w:color w:val="333333"/>
+          <w:sz w:val="24"/>
+          <w:szCs w:val="24"/>
+        </w:rPr>
+        <w:t xml:space="preserve"> Коли Ти, зійшовши, язики змішав,* розділив Ти народи, Всевишній.* Коли ж вогненні язики Ти роздавав,* у з’єднання всіх Ти призвав.* I одноголосно славимо Пресвятого Духа.</w:t>
       </w:r>
     </w:p>
     <w:p>
@@ -2278,8 +4741,6 @@
         <w:ind w:left="1" w:hanging="3"/>
         <w:jc w:val="both"/>
       </w:pPr>
-      <w:bookmarkStart w:id="44" w:name="_heading=h.9l8bt6q4vj8a" w:colFirst="0" w:colLast="0"/>
-      <w:bookmarkEnd w:id="44"/>
       <w:r>
         <w:t>22</w:t>
       </w:r>
@@ -2290,66 +4751,98 @@
         <w:t xml:space="preserve"> травня. </w:t>
       </w:r>
       <w:r>
-        <w:t xml:space="preserve"> Св. мч. Василиска.</w:t>
-      </w:r>
-    </w:p>
-    <w:p>
-      <w:pPr>
-        <w:ind w:left="0" w:hanging="2"/>
-        <w:jc w:val="both"/>
-        <w:rPr>
-          <w:rFonts w:ascii="Times New Roman" w:eastAsia="Times New Roman" w:hAnsi="Times New Roman" w:cs="Times New Roman"/>
-          <w:sz w:val="24"/>
-          <w:szCs w:val="24"/>
-        </w:rPr>
-      </w:pPr>
-      <w:r>
-        <w:rPr>
-          <w:rFonts w:ascii="Times New Roman" w:eastAsia="Times New Roman" w:hAnsi="Times New Roman" w:cs="Times New Roman"/>
-          <w:i/>
-          <w:color w:val="FF0000"/>
-          <w:sz w:val="24"/>
-          <w:szCs w:val="24"/>
-        </w:rPr>
-        <w:t>Тропар (г. 4):</w:t>
-      </w:r>
-      <w:r>
-        <w:rPr>
-          <w:rFonts w:ascii="Times New Roman" w:eastAsia="Times New Roman" w:hAnsi="Times New Roman" w:cs="Times New Roman"/>
-          <w:sz w:val="24"/>
-          <w:szCs w:val="24"/>
-        </w:rPr>
-        <w:t xml:space="preserve"> Мученик Твій, Господи, Василіск,* у стражданнях своїх прийняв вінець нетлінний від Тебе, Бога нашого,* мавши бо кріпость Твою, він мучителів подолав,* сокрушив і демонів зухвальства безсильні.* Його молитвами спаси душі наші.</w:t>
-      </w:r>
-    </w:p>
-    <w:p>
-      <w:pPr>
-        <w:ind w:left="0" w:hanging="2"/>
-        <w:jc w:val="both"/>
-        <w:rPr>
-          <w:rFonts w:ascii="Times New Roman" w:eastAsia="Times New Roman" w:hAnsi="Times New Roman" w:cs="Times New Roman"/>
-          <w:sz w:val="24"/>
-          <w:szCs w:val="24"/>
-        </w:rPr>
-      </w:pPr>
-      <w:r>
-        <w:rPr>
-          <w:rFonts w:ascii="Times New Roman" w:eastAsia="Times New Roman" w:hAnsi="Times New Roman" w:cs="Times New Roman"/>
-          <w:i/>
-          <w:color w:val="FF0000"/>
-          <w:sz w:val="24"/>
-          <w:szCs w:val="24"/>
-        </w:rPr>
-        <w:lastRenderedPageBreak/>
-        <w:t xml:space="preserve">Кондак (г. 8): </w:t>
-      </w:r>
-      <w:r>
-        <w:rPr>
-          <w:rFonts w:ascii="Times New Roman" w:eastAsia="Times New Roman" w:hAnsi="Times New Roman" w:cs="Times New Roman"/>
-          <w:sz w:val="24"/>
-          <w:szCs w:val="24"/>
-        </w:rPr>
-        <w:t>У стражданнях сильним і мужнім явився єси і у чудах предивним, явно ім’я Христа свідчачи мучителя посоромив ти, тому й почитаєм тебе, Василіску, завжди зовучи, всечесний: радуйся мучеників світла доброто.</w:t>
+        <w:t xml:space="preserve"> Св. мч. </w:t>
+      </w:r>
+      <w:proofErr w:type="spellStart"/>
+      <w:r>
+        <w:t>Василиска</w:t>
+      </w:r>
+      <w:proofErr w:type="spellEnd"/>
+      <w:r>
+        <w:t>.</w:t>
+      </w:r>
+    </w:p>
+    <w:p>
+      <w:pPr>
+        <w:spacing w:after="280" w:line="240" w:lineRule="auto"/>
+        <w:ind w:left="0" w:hanging="2"/>
+        <w:rPr>
+          <w:rFonts w:ascii="Times New Roman" w:eastAsia="Times New Roman" w:hAnsi="Times New Roman" w:cs="Times New Roman"/>
+          <w:color w:val="333333"/>
+          <w:sz w:val="24"/>
+          <w:szCs w:val="24"/>
+        </w:rPr>
+      </w:pPr>
+      <w:bookmarkStart w:id="39" w:name="_heading=h.cbwiv5e2ypn0" w:colFirst="0" w:colLast="0"/>
+      <w:bookmarkEnd w:id="39"/>
+      <w:r>
+        <w:rPr>
+          <w:rFonts w:ascii="Times New Roman" w:eastAsia="Times New Roman" w:hAnsi="Times New Roman" w:cs="Times New Roman"/>
+          <w:i/>
+          <w:color w:val="FF4400"/>
+          <w:sz w:val="24"/>
+          <w:szCs w:val="24"/>
+        </w:rPr>
+        <w:t>Тропар (г. 8):</w:t>
+      </w:r>
+      <w:r>
+        <w:rPr>
+          <w:rFonts w:ascii="Times New Roman" w:eastAsia="Times New Roman" w:hAnsi="Times New Roman" w:cs="Times New Roman"/>
+          <w:color w:val="333333"/>
+          <w:sz w:val="24"/>
+          <w:szCs w:val="24"/>
+        </w:rPr>
+        <w:t xml:space="preserve"> Благословен єси, Христе Боже наш,* що премудрими рибаків явив,* </w:t>
+      </w:r>
+      <w:proofErr w:type="spellStart"/>
+      <w:r>
+        <w:rPr>
+          <w:rFonts w:ascii="Times New Roman" w:eastAsia="Times New Roman" w:hAnsi="Times New Roman" w:cs="Times New Roman"/>
+          <w:color w:val="333333"/>
+          <w:sz w:val="24"/>
+          <w:szCs w:val="24"/>
+        </w:rPr>
+        <w:t>зіславши</w:t>
+      </w:r>
+      <w:proofErr w:type="spellEnd"/>
+      <w:r>
+        <w:rPr>
+          <w:rFonts w:ascii="Times New Roman" w:eastAsia="Times New Roman" w:hAnsi="Times New Roman" w:cs="Times New Roman"/>
+          <w:color w:val="333333"/>
+          <w:sz w:val="24"/>
+          <w:szCs w:val="24"/>
+        </w:rPr>
+        <w:t xml:space="preserve"> їм Духа Святого,* і ними уловив вселенну.* Чоловіколюбче, слава Тобі.</w:t>
+      </w:r>
+    </w:p>
+    <w:p>
+      <w:pPr>
+        <w:spacing w:after="280" w:line="240" w:lineRule="auto"/>
+        <w:ind w:left="0" w:hanging="2"/>
+        <w:rPr>
+          <w:rFonts w:ascii="Times New Roman" w:eastAsia="Times New Roman" w:hAnsi="Times New Roman" w:cs="Times New Roman"/>
+          <w:sz w:val="24"/>
+          <w:szCs w:val="24"/>
+        </w:rPr>
+      </w:pPr>
+      <w:r>
+        <w:rPr>
+          <w:rFonts w:ascii="Times New Roman" w:eastAsia="Times New Roman" w:hAnsi="Times New Roman" w:cs="Times New Roman"/>
+          <w:i/>
+          <w:color w:val="FF4400"/>
+          <w:sz w:val="24"/>
+          <w:szCs w:val="24"/>
+        </w:rPr>
+        <w:t>Кондак (г. 8):</w:t>
+      </w:r>
+      <w:r>
+        <w:rPr>
+          <w:rFonts w:ascii="Times New Roman" w:eastAsia="Times New Roman" w:hAnsi="Times New Roman" w:cs="Times New Roman"/>
+          <w:color w:val="333333"/>
+          <w:sz w:val="24"/>
+          <w:szCs w:val="24"/>
+        </w:rPr>
+        <w:t xml:space="preserve"> Коли Ти, зійшовши, язики змішав,* розділив Ти народи, Всевишній.* Коли ж вогненні язики Ти роздавав,* у з’єднання всіх Ти призвав.* I одноголосно славимо Пресвятого Духа.</w:t>
       </w:r>
     </w:p>
     <w:p>
@@ -2359,8 +4852,6 @@
         <w:ind w:left="1" w:hanging="3"/>
         <w:jc w:val="both"/>
       </w:pPr>
-      <w:bookmarkStart w:id="45" w:name="_heading=h.cbwiv5e2ypn0" w:colFirst="0" w:colLast="0"/>
-      <w:bookmarkEnd w:id="45"/>
       <w:r>
         <w:t>23</w:t>
       </w:r>
@@ -2371,104 +4862,97 @@
         <w:t xml:space="preserve"> травня. </w:t>
       </w:r>
       <w:r>
-        <w:t xml:space="preserve"> Прп. ісп. Михаїла, єп. Синадського. </w:t>
-      </w:r>
-    </w:p>
-    <w:p>
-      <w:pPr>
-        <w:ind w:left="0" w:hanging="2"/>
-        <w:jc w:val="both"/>
-        <w:rPr>
-          <w:rFonts w:ascii="Times New Roman" w:eastAsia="Times New Roman" w:hAnsi="Times New Roman" w:cs="Times New Roman"/>
-          <w:sz w:val="24"/>
-          <w:szCs w:val="24"/>
-        </w:rPr>
-      </w:pPr>
-      <w:r>
-        <w:rPr>
-          <w:rFonts w:ascii="Times New Roman" w:eastAsia="Times New Roman" w:hAnsi="Times New Roman" w:cs="Times New Roman"/>
-          <w:i/>
-          <w:color w:val="FF0000"/>
-          <w:sz w:val="24"/>
-          <w:szCs w:val="24"/>
-        </w:rPr>
-        <w:t>Тропар (г. 4):</w:t>
-      </w:r>
-      <w:r>
-        <w:rPr>
-          <w:rFonts w:ascii="Times New Roman" w:eastAsia="Times New Roman" w:hAnsi="Times New Roman" w:cs="Times New Roman"/>
-          <w:sz w:val="24"/>
-          <w:szCs w:val="24"/>
-        </w:rPr>
-        <w:t xml:space="preserve"> Правилом віри і образом лагідности,* учителем повздержности* явила тебе твоєму стаду всіх речей істина.* Ради цього придбав ти смиренням високе,* убогістю – багате,* отче священноначальнику Михаїле,* Моли Христа Бога, щоб спаслися душі наші.</w:t>
-      </w:r>
-    </w:p>
-    <w:p>
-      <w:pPr>
-        <w:ind w:left="0" w:hanging="2"/>
-        <w:jc w:val="both"/>
-        <w:rPr>
-          <w:rFonts w:ascii="Times New Roman" w:eastAsia="Times New Roman" w:hAnsi="Times New Roman" w:cs="Times New Roman"/>
-          <w:sz w:val="24"/>
-          <w:szCs w:val="24"/>
-        </w:rPr>
-      </w:pPr>
-      <w:r>
-        <w:rPr>
-          <w:rFonts w:ascii="Times New Roman" w:eastAsia="Times New Roman" w:hAnsi="Times New Roman" w:cs="Times New Roman"/>
-          <w:i/>
-          <w:color w:val="FF0000"/>
-          <w:sz w:val="24"/>
-          <w:szCs w:val="24"/>
-        </w:rPr>
-        <w:t xml:space="preserve">Кондак (г. 8): </w:t>
-      </w:r>
-      <w:r>
-        <w:rPr>
-          <w:rFonts w:ascii="Times New Roman" w:eastAsia="Times New Roman" w:hAnsi="Times New Roman" w:cs="Times New Roman"/>
-          <w:sz w:val="24"/>
-          <w:szCs w:val="24"/>
-        </w:rPr>
-        <w:t>Як архієрей всечесний, і благочестя священностраждалець, заборон злоіменитого не злякався ти, єретичний спротив його переміг, свобідним гласом голосно кличучи: іконі покланяюсь Христовій і його пречистої Матері, тому й почитаємо тебе, Михаїле.</w:t>
-      </w:r>
-    </w:p>
-    <w:p>
-      <w:pPr>
-        <w:ind w:left="0" w:hanging="2"/>
-        <w:jc w:val="both"/>
-        <w:rPr>
-          <w:rFonts w:ascii="Times New Roman" w:eastAsia="Times New Roman" w:hAnsi="Times New Roman" w:cs="Times New Roman"/>
-          <w:b/>
-          <w:i/>
-          <w:sz w:val="24"/>
-          <w:szCs w:val="24"/>
-        </w:rPr>
-      </w:pPr>
-      <w:r>
-        <w:rPr>
-          <w:rFonts w:ascii="Times New Roman" w:eastAsia="Times New Roman" w:hAnsi="Times New Roman" w:cs="Times New Roman"/>
-          <w:b/>
-          <w:i/>
-          <w:sz w:val="24"/>
-          <w:szCs w:val="24"/>
-        </w:rPr>
-        <w:t>В той же день преподобної Євфросинії Полоцької, ігумені монастиря Святого Спаса.</w:t>
-      </w:r>
-    </w:p>
-    <w:p>
-      <w:pPr>
-        <w:keepNext/>
-        <w:keepLines/>
-        <w:spacing w:before="360"/>
-        <w:ind w:left="0" w:hanging="2"/>
-        <w:jc w:val="both"/>
-        <w:rPr>
-          <w:rFonts w:ascii="Times New Roman" w:eastAsia="Times New Roman" w:hAnsi="Times New Roman" w:cs="Times New Roman"/>
-          <w:b/>
-          <w:sz w:val="24"/>
-          <w:szCs w:val="24"/>
-        </w:rPr>
-      </w:pPr>
+        <w:t xml:space="preserve"> Прп. ісп. Михаїла, єп. </w:t>
+      </w:r>
+      <w:proofErr w:type="spellStart"/>
+      <w:r>
+        <w:t>Синадського</w:t>
+      </w:r>
+      <w:proofErr w:type="spellEnd"/>
+      <w:r>
+        <w:t xml:space="preserve">. </w:t>
+      </w:r>
+    </w:p>
+    <w:p>
+      <w:pPr>
+        <w:spacing w:after="280" w:line="240" w:lineRule="auto"/>
+        <w:ind w:left="0" w:hanging="2"/>
+        <w:rPr>
+          <w:rFonts w:ascii="Times New Roman" w:eastAsia="Times New Roman" w:hAnsi="Times New Roman" w:cs="Times New Roman"/>
+          <w:color w:val="333333"/>
+          <w:sz w:val="24"/>
+          <w:szCs w:val="24"/>
+        </w:rPr>
+      </w:pPr>
+      <w:r>
+        <w:rPr>
+          <w:rFonts w:ascii="Times New Roman" w:eastAsia="Times New Roman" w:hAnsi="Times New Roman" w:cs="Times New Roman"/>
+          <w:i/>
+          <w:color w:val="FF4400"/>
+          <w:sz w:val="24"/>
+          <w:szCs w:val="24"/>
+        </w:rPr>
+        <w:t>Тропар (г. 8):</w:t>
+      </w:r>
+      <w:r>
+        <w:rPr>
+          <w:rFonts w:ascii="Times New Roman" w:eastAsia="Times New Roman" w:hAnsi="Times New Roman" w:cs="Times New Roman"/>
+          <w:color w:val="333333"/>
+          <w:sz w:val="24"/>
+          <w:szCs w:val="24"/>
+        </w:rPr>
+        <w:t xml:space="preserve"> Благословен єси, Христе Боже наш,* що премудрими рибаків явив,* </w:t>
+      </w:r>
+      <w:proofErr w:type="spellStart"/>
+      <w:r>
+        <w:rPr>
+          <w:rFonts w:ascii="Times New Roman" w:eastAsia="Times New Roman" w:hAnsi="Times New Roman" w:cs="Times New Roman"/>
+          <w:color w:val="333333"/>
+          <w:sz w:val="24"/>
+          <w:szCs w:val="24"/>
+        </w:rPr>
+        <w:t>зіславши</w:t>
+      </w:r>
+      <w:proofErr w:type="spellEnd"/>
+      <w:r>
+        <w:rPr>
+          <w:rFonts w:ascii="Times New Roman" w:eastAsia="Times New Roman" w:hAnsi="Times New Roman" w:cs="Times New Roman"/>
+          <w:color w:val="333333"/>
+          <w:sz w:val="24"/>
+          <w:szCs w:val="24"/>
+        </w:rPr>
+        <w:t xml:space="preserve"> їм Духа Святого,* і ними уловив вселенну.* Чоловіколюбче, слава Тобі.</w:t>
+      </w:r>
+    </w:p>
+    <w:p>
+      <w:pPr>
+        <w:spacing w:after="280" w:line="240" w:lineRule="auto"/>
+        <w:ind w:left="0" w:hanging="2"/>
+        <w:rPr>
+          <w:rFonts w:ascii="Times New Roman" w:eastAsia="Times New Roman" w:hAnsi="Times New Roman" w:cs="Times New Roman"/>
+          <w:sz w:val="24"/>
+          <w:szCs w:val="24"/>
+        </w:rPr>
+      </w:pPr>
+      <w:r>
+        <w:rPr>
+          <w:rFonts w:ascii="Times New Roman" w:eastAsia="Times New Roman" w:hAnsi="Times New Roman" w:cs="Times New Roman"/>
+          <w:i/>
+          <w:color w:val="FF4400"/>
+          <w:sz w:val="24"/>
+          <w:szCs w:val="24"/>
+        </w:rPr>
+        <w:t>Кондак (г. 8):</w:t>
+      </w:r>
+      <w:r>
+        <w:rPr>
+          <w:rFonts w:ascii="Times New Roman" w:eastAsia="Times New Roman" w:hAnsi="Times New Roman" w:cs="Times New Roman"/>
+          <w:color w:val="333333"/>
+          <w:sz w:val="24"/>
+          <w:szCs w:val="24"/>
+        </w:rPr>
+        <w:t xml:space="preserve"> Коли Ти, зійшовши, язики змішав,* розділив Ти народи, Всевишній.* Коли ж вогненні язики Ти роздавав,* у з’єднання всіх Ти призвав.* I одноголосно славимо Пресвятого Духа.</w:t>
+      </w:r>
     </w:p>
     <w:p>
       <w:pPr>
@@ -2477,8 +4961,8 @@
         <w:ind w:left="1" w:hanging="3"/>
         <w:jc w:val="both"/>
       </w:pPr>
-      <w:bookmarkStart w:id="46" w:name="_heading=h.w37oqi4q3rb3" w:colFirst="0" w:colLast="0"/>
-      <w:bookmarkEnd w:id="46"/>
+      <w:bookmarkStart w:id="40" w:name="_heading=h.w37oqi4q3rb3" w:colFirst="0" w:colLast="0"/>
+      <w:bookmarkEnd w:id="40"/>
       <w:r>
         <w:t>24</w:t>
       </w:r>
@@ -2494,136 +4978,84 @@
     </w:p>
     <w:p>
       <w:pPr>
-        <w:ind w:left="0" w:hanging="2"/>
-        <w:jc w:val="both"/>
-        <w:rPr>
-          <w:rFonts w:ascii="Times New Roman" w:eastAsia="Times New Roman" w:hAnsi="Times New Roman" w:cs="Times New Roman"/>
-          <w:sz w:val="24"/>
-          <w:szCs w:val="24"/>
-        </w:rPr>
-      </w:pPr>
-      <w:r>
-        <w:rPr>
-          <w:rFonts w:ascii="Times New Roman" w:eastAsia="Times New Roman" w:hAnsi="Times New Roman" w:cs="Times New Roman"/>
-          <w:i/>
-          <w:color w:val="FF0000"/>
-          <w:sz w:val="24"/>
-          <w:szCs w:val="24"/>
-        </w:rPr>
-        <w:t>Тропар (г. 1):</w:t>
-      </w:r>
-      <w:r>
-        <w:rPr>
-          <w:rFonts w:ascii="Times New Roman" w:eastAsia="Times New Roman" w:hAnsi="Times New Roman" w:cs="Times New Roman"/>
-          <w:sz w:val="24"/>
-          <w:szCs w:val="24"/>
-        </w:rPr>
-        <w:t xml:space="preserve"> Пустинним жителем і в тілі ангелом,* і чудотворцем показав ти себе, богоносний отче наш </w:t>
-      </w:r>
-      <w:r>
-        <w:rPr>
-          <w:rFonts w:ascii="Times New Roman" w:eastAsia="Times New Roman" w:hAnsi="Times New Roman" w:cs="Times New Roman"/>
-          <w:sz w:val="24"/>
-          <w:szCs w:val="24"/>
-        </w:rPr>
-        <w:t>Симеоне</w:t>
-      </w:r>
-      <w:r>
-        <w:rPr>
-          <w:rFonts w:ascii="Times New Roman" w:eastAsia="Times New Roman" w:hAnsi="Times New Roman" w:cs="Times New Roman"/>
-          <w:sz w:val="24"/>
-          <w:szCs w:val="24"/>
-        </w:rPr>
-        <w:t>.* Постом, чуванням, молитвою небесні дарування прийнявши,* зціляєш недужих і душі, що з вірою прибігають до тебе.* Слава тому, що дав тобі кріпость,* слава тому, що вінчав тебе,* слава тому, що діє тобою всім зцілення.</w:t>
-      </w:r>
-    </w:p>
-    <w:p>
-      <w:pPr>
-        <w:ind w:left="0" w:hanging="2"/>
-        <w:jc w:val="both"/>
-        <w:rPr>
-          <w:rFonts w:ascii="Times New Roman" w:eastAsia="Times New Roman" w:hAnsi="Times New Roman" w:cs="Times New Roman"/>
-          <w:sz w:val="24"/>
-          <w:szCs w:val="24"/>
-        </w:rPr>
-      </w:pPr>
-      <w:r>
-        <w:rPr>
-          <w:rFonts w:ascii="Times New Roman" w:eastAsia="Times New Roman" w:hAnsi="Times New Roman" w:cs="Times New Roman"/>
-          <w:i/>
-          <w:color w:val="FF0000"/>
-          <w:sz w:val="24"/>
-          <w:szCs w:val="24"/>
-        </w:rPr>
-        <w:t xml:space="preserve">Кондак (г. 2): </w:t>
-      </w:r>
-      <w:r>
-        <w:rPr>
-          <w:rFonts w:ascii="Times New Roman" w:eastAsia="Times New Roman" w:hAnsi="Times New Roman" w:cs="Times New Roman"/>
-          <w:sz w:val="24"/>
-          <w:szCs w:val="24"/>
-        </w:rPr>
-        <w:t>Вишнього бажаючи, нижнє відклав ти і як небо стовп збудував ти, ним зблиснув єси зорею чудес, преподобний і Христу всіх Богу молишся за всіх нас.</w:t>
-      </w:r>
-    </w:p>
-    <w:p>
-      <w:pPr>
-        <w:ind w:left="0" w:hanging="2"/>
-        <w:jc w:val="both"/>
-        <w:rPr>
-          <w:rFonts w:ascii="Times New Roman" w:eastAsia="Times New Roman" w:hAnsi="Times New Roman" w:cs="Times New Roman"/>
-          <w:b/>
-          <w:i/>
-          <w:sz w:val="24"/>
-          <w:szCs w:val="24"/>
-        </w:rPr>
-      </w:pPr>
-      <w:r>
-        <w:rPr>
-          <w:rFonts w:ascii="Times New Roman" w:eastAsia="Times New Roman" w:hAnsi="Times New Roman" w:cs="Times New Roman"/>
-          <w:b/>
-          <w:i/>
-          <w:sz w:val="24"/>
-          <w:szCs w:val="24"/>
-        </w:rPr>
-        <w:t>В той сам день преподобного Микити Стовпника, Переяславського чудотворця.</w:t>
-      </w:r>
-    </w:p>
-    <w:p>
-      <w:pPr>
-        <w:ind w:left="0" w:hanging="2"/>
-        <w:jc w:val="both"/>
-        <w:rPr>
-          <w:rFonts w:ascii="Times New Roman" w:eastAsia="Times New Roman" w:hAnsi="Times New Roman" w:cs="Times New Roman"/>
-          <w:b/>
-          <w:i/>
-          <w:sz w:val="24"/>
-          <w:szCs w:val="24"/>
-        </w:rPr>
-      </w:pPr>
-      <w:r>
-        <w:rPr>
-          <w:rFonts w:ascii="Times New Roman" w:eastAsia="Times New Roman" w:hAnsi="Times New Roman" w:cs="Times New Roman"/>
-          <w:b/>
-          <w:i/>
-          <w:sz w:val="24"/>
-          <w:szCs w:val="24"/>
-        </w:rPr>
-        <w:t>І святих мучеників Мелетія Стратилата, Йоана, Стефана і з ними.</w:t>
-      </w:r>
-    </w:p>
-    <w:p>
-      <w:pPr>
-        <w:ind w:left="0" w:hanging="2"/>
-        <w:jc w:val="both"/>
-        <w:rPr>
-          <w:rFonts w:ascii="Times New Roman" w:eastAsia="Times New Roman" w:hAnsi="Times New Roman" w:cs="Times New Roman"/>
-          <w:b/>
-          <w:i/>
-          <w:sz w:val="24"/>
-          <w:szCs w:val="24"/>
-        </w:rPr>
-      </w:pPr>
+        <w:spacing w:after="280" w:line="240" w:lineRule="auto"/>
+        <w:ind w:left="0" w:hanging="2"/>
+        <w:rPr>
+          <w:rFonts w:ascii="Times New Roman" w:eastAsia="Times New Roman" w:hAnsi="Times New Roman" w:cs="Times New Roman"/>
+          <w:color w:val="333333"/>
+          <w:sz w:val="24"/>
+          <w:szCs w:val="24"/>
+        </w:rPr>
+      </w:pPr>
+      <w:r>
+        <w:rPr>
+          <w:rFonts w:ascii="Times New Roman" w:eastAsia="Times New Roman" w:hAnsi="Times New Roman" w:cs="Times New Roman"/>
+          <w:i/>
+          <w:color w:val="FF4400"/>
+          <w:sz w:val="24"/>
+          <w:szCs w:val="24"/>
+        </w:rPr>
+        <w:t>Тропар (г. 8):</w:t>
+      </w:r>
+      <w:r>
+        <w:rPr>
+          <w:rFonts w:ascii="Times New Roman" w:eastAsia="Times New Roman" w:hAnsi="Times New Roman" w:cs="Times New Roman"/>
+          <w:color w:val="333333"/>
+          <w:sz w:val="24"/>
+          <w:szCs w:val="24"/>
+        </w:rPr>
+        <w:t xml:space="preserve"> Благословен єси, Христе Боже наш,* що премудрими рибаків явив,* </w:t>
+      </w:r>
+      <w:proofErr w:type="spellStart"/>
+      <w:r>
+        <w:rPr>
+          <w:rFonts w:ascii="Times New Roman" w:eastAsia="Times New Roman" w:hAnsi="Times New Roman" w:cs="Times New Roman"/>
+          <w:color w:val="333333"/>
+          <w:sz w:val="24"/>
+          <w:szCs w:val="24"/>
+        </w:rPr>
+        <w:t>зіславши</w:t>
+      </w:r>
+      <w:proofErr w:type="spellEnd"/>
+      <w:r>
+        <w:rPr>
+          <w:rFonts w:ascii="Times New Roman" w:eastAsia="Times New Roman" w:hAnsi="Times New Roman" w:cs="Times New Roman"/>
+          <w:color w:val="333333"/>
+          <w:sz w:val="24"/>
+          <w:szCs w:val="24"/>
+        </w:rPr>
+        <w:t xml:space="preserve"> їм Духа Святого,* і ними уловив вселенну.* Чоловіколюбче, слава Тобі.</w:t>
+      </w:r>
+    </w:p>
+    <w:p>
+      <w:pPr>
+        <w:spacing w:after="280" w:line="240" w:lineRule="auto"/>
+        <w:ind w:left="0" w:hanging="2"/>
+        <w:rPr>
+          <w:rFonts w:ascii="Times New Roman" w:eastAsia="Times New Roman" w:hAnsi="Times New Roman" w:cs="Times New Roman"/>
+          <w:sz w:val="24"/>
+          <w:szCs w:val="24"/>
+        </w:rPr>
+      </w:pPr>
+      <w:r>
+        <w:rPr>
+          <w:rFonts w:ascii="Times New Roman" w:eastAsia="Times New Roman" w:hAnsi="Times New Roman" w:cs="Times New Roman"/>
+          <w:i/>
+          <w:color w:val="FF4400"/>
+          <w:sz w:val="24"/>
+          <w:szCs w:val="24"/>
+        </w:rPr>
+        <w:t>Кондак (г. 8):</w:t>
+      </w:r>
+      <w:r>
+        <w:rPr>
+          <w:rFonts w:ascii="Times New Roman" w:eastAsia="Times New Roman" w:hAnsi="Times New Roman" w:cs="Times New Roman"/>
+          <w:color w:val="333333"/>
+          <w:sz w:val="24"/>
+          <w:szCs w:val="24"/>
+        </w:rPr>
+        <w:t xml:space="preserve"> Коли Ти, зійшовши, язики змішав,* розділив Ти народи, Всевишній.* Коли ж вогненні язики Ти роздавав,* у з’єднання всіх Ти призвав.* I одноголосно славимо Пресвятого Духа.</w:t>
+      </w:r>
     </w:p>
     <w:p>
       <w:pPr>
@@ -2632,78 +5064,92 @@
         <w:ind w:left="1" w:hanging="3"/>
         <w:jc w:val="both"/>
       </w:pPr>
-      <w:bookmarkStart w:id="47" w:name="_heading=h.r8vig8gq5fp3" w:colFirst="0" w:colLast="0"/>
-      <w:bookmarkEnd w:id="47"/>
-      <w:r>
+      <w:bookmarkStart w:id="41" w:name="_heading=h.r8vig8gq5fp3" w:colFirst="0" w:colLast="0"/>
+      <w:bookmarkEnd w:id="41"/>
+      <w:r>
+        <w:lastRenderedPageBreak/>
         <w:t>25 травня.  + Третє віднайдення чесної голови св. прор., Предтечі і Хрестителя Господнього Йоана.</w:t>
       </w:r>
     </w:p>
     <w:p>
       <w:pPr>
-        <w:ind w:left="0" w:hanging="2"/>
-        <w:jc w:val="both"/>
-        <w:rPr>
-          <w:rFonts w:ascii="Times New Roman" w:eastAsia="Times New Roman" w:hAnsi="Times New Roman" w:cs="Times New Roman"/>
-          <w:sz w:val="24"/>
-          <w:szCs w:val="24"/>
-        </w:rPr>
-      </w:pPr>
-      <w:r>
-        <w:rPr>
-          <w:rFonts w:ascii="Times New Roman" w:eastAsia="Times New Roman" w:hAnsi="Times New Roman" w:cs="Times New Roman"/>
-          <w:i/>
-          <w:color w:val="FF0000"/>
-          <w:sz w:val="24"/>
-          <w:szCs w:val="24"/>
-        </w:rPr>
-        <w:t>Тропар (г. 4):</w:t>
-      </w:r>
-      <w:r>
-        <w:rPr>
-          <w:rFonts w:ascii="Times New Roman" w:eastAsia="Times New Roman" w:hAnsi="Times New Roman" w:cs="Times New Roman"/>
-          <w:color w:val="FF0000"/>
-          <w:sz w:val="24"/>
-          <w:szCs w:val="24"/>
-        </w:rPr>
-        <w:t xml:space="preserve"> </w:t>
-      </w:r>
-      <w:r>
-        <w:rPr>
-          <w:rFonts w:ascii="Times New Roman" w:eastAsia="Times New Roman" w:hAnsi="Times New Roman" w:cs="Times New Roman"/>
-          <w:sz w:val="24"/>
-          <w:szCs w:val="24"/>
-        </w:rPr>
-        <w:t>Як божественний скарб, сокровенний в землі,* Христос відкрив главу твою нам, пророче й предтече.* Отож усі, зійшовшися на її знайдення,* піснями богомовними Спаса оспівуймо.* Він спасає нас від тління, молитвами твоїми.</w:t>
-      </w:r>
-    </w:p>
-    <w:p>
-      <w:pPr>
-        <w:ind w:left="0" w:hanging="2"/>
-        <w:jc w:val="both"/>
-        <w:rPr>
-          <w:rFonts w:ascii="Times New Roman" w:eastAsia="Times New Roman" w:hAnsi="Times New Roman" w:cs="Times New Roman"/>
-          <w:color w:val="FF0000"/>
-          <w:sz w:val="24"/>
-          <w:szCs w:val="24"/>
-        </w:rPr>
-      </w:pPr>
-      <w:r>
-        <w:rPr>
-          <w:rFonts w:ascii="Times New Roman" w:eastAsia="Times New Roman" w:hAnsi="Times New Roman" w:cs="Times New Roman"/>
-          <w:i/>
-          <w:color w:val="FF0000"/>
-          <w:sz w:val="24"/>
-          <w:szCs w:val="24"/>
-        </w:rPr>
-        <w:t>Кондак (г. 6):</w:t>
-      </w:r>
-      <w:r>
-        <w:rPr>
-          <w:rFonts w:ascii="Times New Roman" w:eastAsia="Times New Roman" w:hAnsi="Times New Roman" w:cs="Times New Roman"/>
-          <w:sz w:val="24"/>
-          <w:szCs w:val="24"/>
-        </w:rPr>
-        <w:t xml:space="preserve"> Світлосяючий і божественний у світі стовп, світильник сонця,* предтеча главу свою світлоносну й божественну показав у краях.* Він освячує тих, що вірно поклоняються і кличуть:* Христовий хрестителю премудрий, спаси всіх нас.</w:t>
+        <w:spacing w:after="280" w:line="240" w:lineRule="auto"/>
+        <w:ind w:left="0" w:hanging="2"/>
+        <w:rPr>
+          <w:rFonts w:ascii="Times New Roman" w:eastAsia="Times New Roman" w:hAnsi="Times New Roman" w:cs="Times New Roman"/>
+          <w:color w:val="333333"/>
+          <w:sz w:val="24"/>
+          <w:szCs w:val="24"/>
+        </w:rPr>
+      </w:pPr>
+      <w:r>
+        <w:rPr>
+          <w:rFonts w:ascii="Times New Roman" w:eastAsia="Times New Roman" w:hAnsi="Times New Roman" w:cs="Times New Roman"/>
+          <w:i/>
+          <w:color w:val="FF4400"/>
+          <w:sz w:val="24"/>
+          <w:szCs w:val="24"/>
+        </w:rPr>
+        <w:t>Тропар (г. 8):</w:t>
+      </w:r>
+      <w:r>
+        <w:rPr>
+          <w:rFonts w:ascii="Times New Roman" w:eastAsia="Times New Roman" w:hAnsi="Times New Roman" w:cs="Times New Roman"/>
+          <w:color w:val="333333"/>
+          <w:sz w:val="24"/>
+          <w:szCs w:val="24"/>
+        </w:rPr>
+        <w:t xml:space="preserve"> Благословен єси, Христе Боже наш,* що премудрими рибаків явив,* </w:t>
+      </w:r>
+      <w:proofErr w:type="spellStart"/>
+      <w:r>
+        <w:rPr>
+          <w:rFonts w:ascii="Times New Roman" w:eastAsia="Times New Roman" w:hAnsi="Times New Roman" w:cs="Times New Roman"/>
+          <w:color w:val="333333"/>
+          <w:sz w:val="24"/>
+          <w:szCs w:val="24"/>
+        </w:rPr>
+        <w:t>зіславши</w:t>
+      </w:r>
+      <w:proofErr w:type="spellEnd"/>
+      <w:r>
+        <w:rPr>
+          <w:rFonts w:ascii="Times New Roman" w:eastAsia="Times New Roman" w:hAnsi="Times New Roman" w:cs="Times New Roman"/>
+          <w:color w:val="333333"/>
+          <w:sz w:val="24"/>
+          <w:szCs w:val="24"/>
+        </w:rPr>
+        <w:t xml:space="preserve"> їм Духа Святого,* і ними уловив вселенну.* Чоловіколюбче, слава Тобі.</w:t>
+      </w:r>
+    </w:p>
+    <w:p>
+      <w:pPr>
+        <w:spacing w:after="280" w:line="240" w:lineRule="auto"/>
+        <w:ind w:left="0" w:hanging="2"/>
+        <w:rPr>
+          <w:rFonts w:ascii="Times New Roman" w:eastAsia="Times New Roman" w:hAnsi="Times New Roman" w:cs="Times New Roman"/>
+          <w:sz w:val="24"/>
+          <w:szCs w:val="24"/>
+        </w:rPr>
+      </w:pPr>
+      <w:r>
+        <w:rPr>
+          <w:rFonts w:ascii="Times New Roman" w:eastAsia="Times New Roman" w:hAnsi="Times New Roman" w:cs="Times New Roman"/>
+          <w:i/>
+          <w:color w:val="FF4400"/>
+          <w:sz w:val="24"/>
+          <w:szCs w:val="24"/>
+        </w:rPr>
+        <w:t>Кондак (г. 8):</w:t>
+      </w:r>
+      <w:r>
+        <w:rPr>
+          <w:rFonts w:ascii="Times New Roman" w:eastAsia="Times New Roman" w:hAnsi="Times New Roman" w:cs="Times New Roman"/>
+          <w:color w:val="333333"/>
+          <w:sz w:val="24"/>
+          <w:szCs w:val="24"/>
+        </w:rPr>
+        <w:t xml:space="preserve"> Коли Ти, зійшовши, язики змішав,* розділив Ти народи, Всевишній.* Коли ж вогненні язики Ти роздавав,* у з’єднання всіх Ти призвав.* I одноголосно славимо Пресвятого Духа.</w:t>
       </w:r>
     </w:p>
     <w:p>
@@ -2727,7 +5173,6 @@
           <w:sz w:val="24"/>
           <w:szCs w:val="24"/>
         </w:rPr>
-        <w:lastRenderedPageBreak/>
         <w:t>26</w:t>
       </w:r>
       <w:r>
@@ -2805,7 +5250,25 @@
           <w:sz w:val="24"/>
           <w:szCs w:val="24"/>
         </w:rPr>
-        <w:t xml:space="preserve"> Як зорю пресвітлу церква придбала тебе, апостоле Карпе, просвічуючись завжди чудес твоїх многопліддям зове: спаси тих, які з вірою почитають пам’ять твою.</w:t>
+        <w:t xml:space="preserve"> Як зорю пресвітлу церква придбала тебе, апостоле Карпе, просвічуючись завжди чудес твоїх </w:t>
+      </w:r>
+      <w:proofErr w:type="spellStart"/>
+      <w:r>
+        <w:rPr>
+          <w:rFonts w:ascii="Times New Roman" w:eastAsia="Times New Roman" w:hAnsi="Times New Roman" w:cs="Times New Roman"/>
+          <w:sz w:val="24"/>
+          <w:szCs w:val="24"/>
+        </w:rPr>
+        <w:t>многопліддям</w:t>
+      </w:r>
+      <w:proofErr w:type="spellEnd"/>
+      <w:r>
+        <w:rPr>
+          <w:rFonts w:ascii="Times New Roman" w:eastAsia="Times New Roman" w:hAnsi="Times New Roman" w:cs="Times New Roman"/>
+          <w:sz w:val="24"/>
+          <w:szCs w:val="24"/>
+        </w:rPr>
+        <w:t xml:space="preserve"> зове: спаси тих, які з вірою почитають пам’ять твою.</w:t>
       </w:r>
     </w:p>
     <w:p>
@@ -2815,8 +5278,8 @@
         <w:ind w:left="1" w:hanging="3"/>
         <w:jc w:val="both"/>
       </w:pPr>
-      <w:bookmarkStart w:id="48" w:name="_heading=h.82bg6egr67wq" w:colFirst="0" w:colLast="0"/>
-      <w:bookmarkEnd w:id="48"/>
+      <w:bookmarkStart w:id="42" w:name="_heading=h.82bg6egr67wq" w:colFirst="0" w:colLast="0"/>
+      <w:bookmarkEnd w:id="42"/>
       <w:r>
         <w:t>27</w:t>
       </w:r>
@@ -2827,7 +5290,15 @@
         <w:t xml:space="preserve"> травня. </w:t>
       </w:r>
       <w:r>
-        <w:t xml:space="preserve"> Св. свщмч. Терапонта.</w:t>
+        <w:t xml:space="preserve"> Св. свщмч. </w:t>
+      </w:r>
+      <w:proofErr w:type="spellStart"/>
+      <w:r>
+        <w:t>Терапонта</w:t>
+      </w:r>
+      <w:proofErr w:type="spellEnd"/>
+      <w:r>
+        <w:t>.</w:t>
       </w:r>
     </w:p>
     <w:p>
@@ -2856,8 +5327,18 @@
           <w:sz w:val="24"/>
           <w:szCs w:val="24"/>
         </w:rPr>
-        <w:t xml:space="preserve"> I звичаїв апостолів причасником і їх намісником стався ти,* знайшов ти шлях, богонатхненний, як дійти до видіння.* Задля того слово істини справляючи,* і задля віри постраждав ти аж до крови, священномученику Терапонте</w:t>
-      </w:r>
+        <w:t xml:space="preserve"> I звичаїв апостолів причасником і їх намісником стався ти,* знайшов ти шлях, богонатхненний, як дійти до видіння.* Задля того слово істини справляючи,* і задля віри постраждав ти аж до крови, священномученику </w:t>
+      </w:r>
+      <w:proofErr w:type="spellStart"/>
+      <w:r>
+        <w:rPr>
+          <w:rFonts w:ascii="Times New Roman" w:eastAsia="Times New Roman" w:hAnsi="Times New Roman" w:cs="Times New Roman"/>
+          <w:sz w:val="24"/>
+          <w:szCs w:val="24"/>
+        </w:rPr>
+        <w:t>Терапонте</w:t>
+      </w:r>
+      <w:proofErr w:type="spellEnd"/>
       <w:r>
         <w:rPr>
           <w:rFonts w:ascii="Times New Roman" w:eastAsia="Times New Roman" w:hAnsi="Times New Roman" w:cs="Times New Roman"/>
@@ -2912,7 +5393,25 @@
           <w:sz w:val="24"/>
           <w:szCs w:val="24"/>
         </w:rPr>
-        <w:t xml:space="preserve"> Угоднику Христовий Терапонте,</w:t>
+        <w:t xml:space="preserve"> Угоднику Христовий </w:t>
+      </w:r>
+      <w:proofErr w:type="spellStart"/>
+      <w:r>
+        <w:rPr>
+          <w:rFonts w:ascii="Times New Roman" w:eastAsia="Times New Roman" w:hAnsi="Times New Roman" w:cs="Times New Roman"/>
+          <w:sz w:val="24"/>
+          <w:szCs w:val="24"/>
+        </w:rPr>
+        <w:t>Терапонте</w:t>
+      </w:r>
+      <w:proofErr w:type="spellEnd"/>
+      <w:r>
+        <w:rPr>
+          <w:rFonts w:ascii="Times New Roman" w:eastAsia="Times New Roman" w:hAnsi="Times New Roman" w:cs="Times New Roman"/>
+          <w:sz w:val="24"/>
+          <w:szCs w:val="24"/>
+        </w:rPr>
+        <w:t>,</w:t>
       </w:r>
       <w:r>
         <w:rPr>
@@ -2976,7 +5475,25 @@
           <w:sz w:val="24"/>
           <w:szCs w:val="24"/>
         </w:rPr>
-        <w:t xml:space="preserve"> чоловіколюбця і милості бажаючого Христа умоляючи.</w:t>
+        <w:t xml:space="preserve"> чоловіколюбця і милості бажаючого Христа </w:t>
+      </w:r>
+      <w:proofErr w:type="spellStart"/>
+      <w:r>
+        <w:rPr>
+          <w:rFonts w:ascii="Times New Roman" w:eastAsia="Times New Roman" w:hAnsi="Times New Roman" w:cs="Times New Roman"/>
+          <w:sz w:val="24"/>
+          <w:szCs w:val="24"/>
+        </w:rPr>
+        <w:t>умоляючи</w:t>
+      </w:r>
+      <w:proofErr w:type="spellEnd"/>
+      <w:r>
+        <w:rPr>
+          <w:rFonts w:ascii="Times New Roman" w:eastAsia="Times New Roman" w:hAnsi="Times New Roman" w:cs="Times New Roman"/>
+          <w:sz w:val="24"/>
+          <w:szCs w:val="24"/>
+        </w:rPr>
+        <w:t>.</w:t>
       </w:r>
     </w:p>
     <w:p>
@@ -2997,8 +5514,8 @@
         <w:ind w:left="1" w:hanging="3"/>
         <w:jc w:val="both"/>
       </w:pPr>
-      <w:bookmarkStart w:id="49" w:name="_heading=h.eoinm355hpqz" w:colFirst="0" w:colLast="0"/>
-      <w:bookmarkEnd w:id="49"/>
+      <w:bookmarkStart w:id="43" w:name="_heading=h.eoinm355hpqz" w:colFirst="0" w:colLast="0"/>
+      <w:bookmarkEnd w:id="43"/>
       <w:r>
         <w:t>28</w:t>
       </w:r>
@@ -3009,7 +5526,15 @@
         <w:t xml:space="preserve"> травня. </w:t>
       </w:r>
       <w:r>
-        <w:t>Прп. Микити, єп. Халкидонського.</w:t>
+        <w:t xml:space="preserve">Прп. Микити, єп. </w:t>
+      </w:r>
+      <w:proofErr w:type="spellStart"/>
+      <w:r>
+        <w:t>Халкидонського</w:t>
+      </w:r>
+      <w:proofErr w:type="spellEnd"/>
+      <w:r>
+        <w:t>.</w:t>
       </w:r>
     </w:p>
     <w:p>
@@ -3147,7 +5672,25 @@
           <w:sz w:val="24"/>
           <w:szCs w:val="24"/>
         </w:rPr>
-        <w:t xml:space="preserve"> радуйся, окрасо Халкидону.</w:t>
+        <w:t xml:space="preserve"> радуйся, окрасо </w:t>
+      </w:r>
+      <w:proofErr w:type="spellStart"/>
+      <w:r>
+        <w:rPr>
+          <w:rFonts w:ascii="Times New Roman" w:eastAsia="Times New Roman" w:hAnsi="Times New Roman" w:cs="Times New Roman"/>
+          <w:sz w:val="24"/>
+          <w:szCs w:val="24"/>
+        </w:rPr>
+        <w:t>Халкидону</w:t>
+      </w:r>
+      <w:proofErr w:type="spellEnd"/>
+      <w:r>
+        <w:rPr>
+          <w:rFonts w:ascii="Times New Roman" w:eastAsia="Times New Roman" w:hAnsi="Times New Roman" w:cs="Times New Roman"/>
+          <w:sz w:val="24"/>
+          <w:szCs w:val="24"/>
+        </w:rPr>
+        <w:t>.</w:t>
       </w:r>
     </w:p>
     <w:p>
@@ -3183,7 +5726,29 @@
           <w:sz w:val="24"/>
           <w:szCs w:val="24"/>
         </w:rPr>
-        <w:t>В той сам день св. Муч. Еладія.</w:t>
+        <w:t xml:space="preserve">В той сам день св. Муч. </w:t>
+      </w:r>
+      <w:proofErr w:type="spellStart"/>
+      <w:r>
+        <w:rPr>
+          <w:rFonts w:ascii="Times New Roman" w:eastAsia="Times New Roman" w:hAnsi="Times New Roman" w:cs="Times New Roman"/>
+          <w:b/>
+          <w:i/>
+          <w:sz w:val="24"/>
+          <w:szCs w:val="24"/>
+        </w:rPr>
+        <w:t>Еладія</w:t>
+      </w:r>
+      <w:proofErr w:type="spellEnd"/>
+      <w:r>
+        <w:rPr>
+          <w:rFonts w:ascii="Times New Roman" w:eastAsia="Times New Roman" w:hAnsi="Times New Roman" w:cs="Times New Roman"/>
+          <w:b/>
+          <w:i/>
+          <w:sz w:val="24"/>
+          <w:szCs w:val="24"/>
+        </w:rPr>
+        <w:t>.</w:t>
       </w:r>
     </w:p>
     <w:p>
@@ -3206,7 +5771,29 @@
           <w:sz w:val="24"/>
           <w:szCs w:val="24"/>
         </w:rPr>
-        <w:t>В той сам день св. Муч. Євтихія Мелітинського.</w:t>
+        <w:t xml:space="preserve">В той сам день св. Муч. Євтихія </w:t>
+      </w:r>
+      <w:proofErr w:type="spellStart"/>
+      <w:r>
+        <w:rPr>
+          <w:rFonts w:ascii="Times New Roman" w:eastAsia="Times New Roman" w:hAnsi="Times New Roman" w:cs="Times New Roman"/>
+          <w:b/>
+          <w:i/>
+          <w:sz w:val="24"/>
+          <w:szCs w:val="24"/>
+        </w:rPr>
+        <w:t>Мелітинського</w:t>
+      </w:r>
+      <w:proofErr w:type="spellEnd"/>
+      <w:r>
+        <w:rPr>
+          <w:rFonts w:ascii="Times New Roman" w:eastAsia="Times New Roman" w:hAnsi="Times New Roman" w:cs="Times New Roman"/>
+          <w:b/>
+          <w:i/>
+          <w:sz w:val="24"/>
+          <w:szCs w:val="24"/>
+        </w:rPr>
+        <w:t>.</w:t>
       </w:r>
     </w:p>
     <w:p>
@@ -3229,7 +5816,29 @@
           <w:sz w:val="24"/>
           <w:szCs w:val="24"/>
         </w:rPr>
-        <w:t>В той сам день святих отців 1 нікейського собору.</w:t>
+        <w:t xml:space="preserve">В той сам день святих отців 1 </w:t>
+      </w:r>
+      <w:proofErr w:type="spellStart"/>
+      <w:r>
+        <w:rPr>
+          <w:rFonts w:ascii="Times New Roman" w:eastAsia="Times New Roman" w:hAnsi="Times New Roman" w:cs="Times New Roman"/>
+          <w:b/>
+          <w:i/>
+          <w:sz w:val="24"/>
+          <w:szCs w:val="24"/>
+        </w:rPr>
+        <w:t>нікейського</w:t>
+      </w:r>
+      <w:proofErr w:type="spellEnd"/>
+      <w:r>
+        <w:rPr>
+          <w:rFonts w:ascii="Times New Roman" w:eastAsia="Times New Roman" w:hAnsi="Times New Roman" w:cs="Times New Roman"/>
+          <w:b/>
+          <w:i/>
+          <w:sz w:val="24"/>
+          <w:szCs w:val="24"/>
+        </w:rPr>
+        <w:t xml:space="preserve"> собору.</w:t>
       </w:r>
     </w:p>
     <w:p>
@@ -3252,9 +5861,10 @@
         <w:ind w:left="1" w:hanging="3"/>
         <w:jc w:val="both"/>
       </w:pPr>
-      <w:bookmarkStart w:id="50" w:name="_heading=h.yi0sd0cgp1z5" w:colFirst="0" w:colLast="0"/>
-      <w:bookmarkEnd w:id="50"/>
-      <w:r>
+      <w:bookmarkStart w:id="44" w:name="_heading=h.yi0sd0cgp1z5" w:colFirst="0" w:colLast="0"/>
+      <w:bookmarkEnd w:id="44"/>
+      <w:r>
+        <w:lastRenderedPageBreak/>
         <w:t>29</w:t>
       </w:r>
       <w:r>
@@ -3293,7 +5903,25 @@
           <w:sz w:val="24"/>
           <w:szCs w:val="24"/>
         </w:rPr>
-        <w:t xml:space="preserve"> Чесноту благоприємно пізнавши, мученице,</w:t>
+        <w:t xml:space="preserve"> Чесноту </w:t>
+      </w:r>
+      <w:proofErr w:type="spellStart"/>
+      <w:r>
+        <w:rPr>
+          <w:rFonts w:ascii="Times New Roman" w:eastAsia="Times New Roman" w:hAnsi="Times New Roman" w:cs="Times New Roman"/>
+          <w:sz w:val="24"/>
+          <w:szCs w:val="24"/>
+        </w:rPr>
+        <w:t>благоприємно</w:t>
+      </w:r>
+      <w:proofErr w:type="spellEnd"/>
+      <w:r>
+        <w:rPr>
+          <w:rFonts w:ascii="Times New Roman" w:eastAsia="Times New Roman" w:hAnsi="Times New Roman" w:cs="Times New Roman"/>
+          <w:sz w:val="24"/>
+          <w:szCs w:val="24"/>
+        </w:rPr>
+        <w:t xml:space="preserve"> пізнавши, мученице,</w:t>
       </w:r>
       <w:r>
         <w:rPr>
@@ -3341,7 +5969,25 @@
           <w:sz w:val="24"/>
           <w:szCs w:val="24"/>
         </w:rPr>
-        <w:t xml:space="preserve"> і посікла Копроніма, Теодосіє, мечем віри</w:t>
+        <w:t xml:space="preserve"> і посікла </w:t>
+      </w:r>
+      <w:proofErr w:type="spellStart"/>
+      <w:r>
+        <w:rPr>
+          <w:rFonts w:ascii="Times New Roman" w:eastAsia="Times New Roman" w:hAnsi="Times New Roman" w:cs="Times New Roman"/>
+          <w:sz w:val="24"/>
+          <w:szCs w:val="24"/>
+        </w:rPr>
+        <w:t>Копроніма</w:t>
+      </w:r>
+      <w:proofErr w:type="spellEnd"/>
+      <w:r>
+        <w:rPr>
+          <w:rFonts w:ascii="Times New Roman" w:eastAsia="Times New Roman" w:hAnsi="Times New Roman" w:cs="Times New Roman"/>
+          <w:sz w:val="24"/>
+          <w:szCs w:val="24"/>
+        </w:rPr>
+        <w:t>, Теодосіє, мечем віри</w:t>
       </w:r>
       <w:r>
         <w:rPr>
@@ -3394,7 +6040,6 @@
           <w:sz w:val="24"/>
           <w:szCs w:val="24"/>
         </w:rPr>
-        <w:lastRenderedPageBreak/>
         <w:t xml:space="preserve">Кондак (г. 2): </w:t>
       </w:r>
       <w:r>
@@ -3419,7 +6064,25 @@
           <w:sz w:val="24"/>
           <w:szCs w:val="24"/>
         </w:rPr>
-        <w:t xml:space="preserve"> кров’ю ж Копроніма, злісного ворога церкви, потопила єси, мученице</w:t>
+        <w:t xml:space="preserve"> кров’ю ж </w:t>
+      </w:r>
+      <w:proofErr w:type="spellStart"/>
+      <w:r>
+        <w:rPr>
+          <w:rFonts w:ascii="Times New Roman" w:eastAsia="Times New Roman" w:hAnsi="Times New Roman" w:cs="Times New Roman"/>
+          <w:sz w:val="24"/>
+          <w:szCs w:val="24"/>
+        </w:rPr>
+        <w:t>Копроніма</w:t>
+      </w:r>
+      <w:proofErr w:type="spellEnd"/>
+      <w:r>
+        <w:rPr>
+          <w:rFonts w:ascii="Times New Roman" w:eastAsia="Times New Roman" w:hAnsi="Times New Roman" w:cs="Times New Roman"/>
+          <w:sz w:val="24"/>
+          <w:szCs w:val="24"/>
+        </w:rPr>
+        <w:t>, злісного ворога церкви, потопила єси, мученице</w:t>
       </w:r>
       <w:r>
         <w:rPr>
@@ -3435,7 +6098,25 @@
           <w:sz w:val="24"/>
           <w:szCs w:val="24"/>
         </w:rPr>
-        <w:t xml:space="preserve"> всеблаженна Теодо</w:t>
+        <w:t xml:space="preserve"> </w:t>
+      </w:r>
+      <w:proofErr w:type="spellStart"/>
+      <w:r>
+        <w:rPr>
+          <w:rFonts w:ascii="Times New Roman" w:eastAsia="Times New Roman" w:hAnsi="Times New Roman" w:cs="Times New Roman"/>
+          <w:sz w:val="24"/>
+          <w:szCs w:val="24"/>
+        </w:rPr>
+        <w:t>всеблаженна</w:t>
+      </w:r>
+      <w:proofErr w:type="spellEnd"/>
+      <w:r>
+        <w:rPr>
+          <w:rFonts w:ascii="Times New Roman" w:eastAsia="Times New Roman" w:hAnsi="Times New Roman" w:cs="Times New Roman"/>
+          <w:sz w:val="24"/>
+          <w:szCs w:val="24"/>
+        </w:rPr>
+        <w:t xml:space="preserve"> Теодо</w:t>
       </w:r>
       <w:r>
         <w:rPr>
@@ -3504,8 +6185,8 @@
         <w:ind w:left="1" w:hanging="3"/>
         <w:jc w:val="both"/>
       </w:pPr>
-      <w:bookmarkStart w:id="51" w:name="_heading=h.to5wescxhha8" w:colFirst="0" w:colLast="0"/>
-      <w:bookmarkEnd w:id="51"/>
+      <w:bookmarkStart w:id="45" w:name="_heading=h.to5wescxhha8" w:colFirst="0" w:colLast="0"/>
+      <w:bookmarkEnd w:id="45"/>
       <w:r>
         <w:t>30</w:t>
       </w:r>
@@ -3521,6 +6202,7 @@
     </w:p>
     <w:p>
       <w:pPr>
+        <w:spacing w:line="240" w:lineRule="auto"/>
         <w:ind w:left="0" w:hanging="2"/>
         <w:jc w:val="both"/>
         <w:rPr>
@@ -3533,23 +6215,78 @@
         <w:rPr>
           <w:rFonts w:ascii="Times New Roman" w:eastAsia="Times New Roman" w:hAnsi="Times New Roman" w:cs="Times New Roman"/>
           <w:i/>
-          <w:color w:val="FF0000"/>
-          <w:sz w:val="24"/>
-          <w:szCs w:val="24"/>
-        </w:rPr>
-        <w:t xml:space="preserve">Тропар (г. 8): </w:t>
-      </w:r>
-      <w:r>
-        <w:rPr>
-          <w:rFonts w:ascii="Times New Roman" w:eastAsia="Times New Roman" w:hAnsi="Times New Roman" w:cs="Times New Roman"/>
-          <w:sz w:val="24"/>
-          <w:szCs w:val="24"/>
-        </w:rPr>
-        <w:t>В тобі, отче, дбайливо зберігся образ,* бо прийнявши хрест, ти пішов слідом за Христом* і ділом навчав ти погорджувати тілом, бо воно проминає,* а дбати про душу – єство безсмертне.* Тим-то з ангелами разом радується,* преподобний Ісаакію, дух твій.</w:t>
-      </w:r>
-    </w:p>
-    <w:p>
-      <w:pPr>
+          <w:color w:val="FF4400"/>
+          <w:sz w:val="24"/>
+          <w:szCs w:val="24"/>
+        </w:rPr>
+        <w:t>Тропар (г. 4):</w:t>
+      </w:r>
+      <w:r>
+        <w:rPr>
+          <w:rFonts w:ascii="Times New Roman" w:eastAsia="Times New Roman" w:hAnsi="Times New Roman" w:cs="Times New Roman"/>
+          <w:sz w:val="24"/>
+          <w:szCs w:val="24"/>
+        </w:rPr>
+        <w:t xml:space="preserve"> </w:t>
+      </w:r>
+      <w:proofErr w:type="spellStart"/>
+      <w:r>
+        <w:rPr>
+          <w:rFonts w:ascii="Times New Roman" w:eastAsia="Times New Roman" w:hAnsi="Times New Roman" w:cs="Times New Roman"/>
+          <w:sz w:val="24"/>
+          <w:szCs w:val="24"/>
+        </w:rPr>
+        <w:t>Воспоминання</w:t>
+      </w:r>
+      <w:proofErr w:type="spellEnd"/>
+      <w:r>
+        <w:rPr>
+          <w:rFonts w:ascii="Times New Roman" w:eastAsia="Times New Roman" w:hAnsi="Times New Roman" w:cs="Times New Roman"/>
+          <w:sz w:val="24"/>
+          <w:szCs w:val="24"/>
+        </w:rPr>
+        <w:t xml:space="preserve"> Твоє, Христе Боже наш,* засвітило світові день </w:t>
+      </w:r>
+      <w:proofErr w:type="spellStart"/>
+      <w:r>
+        <w:rPr>
+          <w:rFonts w:ascii="Times New Roman" w:eastAsia="Times New Roman" w:hAnsi="Times New Roman" w:cs="Times New Roman"/>
+          <w:sz w:val="24"/>
+          <w:szCs w:val="24"/>
+        </w:rPr>
+        <w:t>празничний</w:t>
+      </w:r>
+      <w:proofErr w:type="spellEnd"/>
+      <w:r>
+        <w:rPr>
+          <w:rFonts w:ascii="Times New Roman" w:eastAsia="Times New Roman" w:hAnsi="Times New Roman" w:cs="Times New Roman"/>
+          <w:sz w:val="24"/>
+          <w:szCs w:val="24"/>
+        </w:rPr>
+        <w:t xml:space="preserve">,* від Тебе бо рибалки училися безкровну жертву хліба й вина Тобі приносити* і так творити Твоє божественне </w:t>
+      </w:r>
+      <w:proofErr w:type="spellStart"/>
+      <w:r>
+        <w:rPr>
+          <w:rFonts w:ascii="Times New Roman" w:eastAsia="Times New Roman" w:hAnsi="Times New Roman" w:cs="Times New Roman"/>
+          <w:sz w:val="24"/>
+          <w:szCs w:val="24"/>
+        </w:rPr>
+        <w:t>воспоминання</w:t>
+      </w:r>
+      <w:proofErr w:type="spellEnd"/>
+      <w:r>
+        <w:rPr>
+          <w:rFonts w:ascii="Times New Roman" w:eastAsia="Times New Roman" w:hAnsi="Times New Roman" w:cs="Times New Roman"/>
+          <w:sz w:val="24"/>
+          <w:szCs w:val="24"/>
+        </w:rPr>
+        <w:t>,* яке й ми празнуємо і кличемо:* Господи, слава Тобі.</w:t>
+      </w:r>
+    </w:p>
+    <w:p>
+      <w:pPr>
+        <w:spacing w:line="240" w:lineRule="auto"/>
         <w:ind w:left="0" w:hanging="2"/>
         <w:jc w:val="both"/>
         <w:rPr>
@@ -3562,19 +6299,73 @@
         <w:rPr>
           <w:rFonts w:ascii="Times New Roman" w:eastAsia="Times New Roman" w:hAnsi="Times New Roman" w:cs="Times New Roman"/>
           <w:i/>
-          <w:color w:val="FF0000"/>
-          <w:sz w:val="24"/>
-          <w:szCs w:val="24"/>
-        </w:rPr>
-        <w:t xml:space="preserve">Кондак (г. 8): </w:t>
-      </w:r>
-      <w:r>
-        <w:rPr>
-          <w:rFonts w:ascii="Times New Roman" w:eastAsia="Times New Roman" w:hAnsi="Times New Roman" w:cs="Times New Roman"/>
-          <w:sz w:val="24"/>
-          <w:szCs w:val="24"/>
-        </w:rPr>
-        <w:t>Як угодник Божий вірний, розпалився єси ревністю за Церкву Христову, вудила Валентові вдержавши, пророчо йому смерть пагубну за закриття церкви передрік єси, преподобний, тому моли за нас, які пам’ять твою, Ісаакію преподобний, почитають.</w:t>
+          <w:color w:val="FF4400"/>
+          <w:sz w:val="24"/>
+          <w:szCs w:val="24"/>
+        </w:rPr>
+        <w:t>Кондак (г. 4):</w:t>
+      </w:r>
+      <w:r>
+        <w:rPr>
+          <w:rFonts w:ascii="Times New Roman" w:eastAsia="Times New Roman" w:hAnsi="Times New Roman" w:cs="Times New Roman"/>
+          <w:sz w:val="24"/>
+          <w:szCs w:val="24"/>
+        </w:rPr>
+        <w:t xml:space="preserve"> Ось </w:t>
+      </w:r>
+      <w:proofErr w:type="spellStart"/>
+      <w:r>
+        <w:rPr>
+          <w:rFonts w:ascii="Times New Roman" w:eastAsia="Times New Roman" w:hAnsi="Times New Roman" w:cs="Times New Roman"/>
+          <w:sz w:val="24"/>
+          <w:szCs w:val="24"/>
+        </w:rPr>
+        <w:t>предлежить</w:t>
+      </w:r>
+      <w:proofErr w:type="spellEnd"/>
+      <w:r>
+        <w:rPr>
+          <w:rFonts w:ascii="Times New Roman" w:eastAsia="Times New Roman" w:hAnsi="Times New Roman" w:cs="Times New Roman"/>
+          <w:sz w:val="24"/>
+          <w:szCs w:val="24"/>
+        </w:rPr>
+        <w:t xml:space="preserve"> Христос на поживу всім,* </w:t>
+      </w:r>
+      <w:proofErr w:type="spellStart"/>
+      <w:r>
+        <w:rPr>
+          <w:rFonts w:ascii="Times New Roman" w:eastAsia="Times New Roman" w:hAnsi="Times New Roman" w:cs="Times New Roman"/>
+          <w:sz w:val="24"/>
+          <w:szCs w:val="24"/>
+        </w:rPr>
+        <w:t>прийдіте</w:t>
+      </w:r>
+      <w:proofErr w:type="spellEnd"/>
+      <w:r>
+        <w:rPr>
+          <w:rFonts w:ascii="Times New Roman" w:eastAsia="Times New Roman" w:hAnsi="Times New Roman" w:cs="Times New Roman"/>
+          <w:sz w:val="24"/>
+          <w:szCs w:val="24"/>
+        </w:rPr>
+        <w:t xml:space="preserve">, і припадаючи, поклонімся Христу Богові,* у цих тайнах утаєному,* з </w:t>
+      </w:r>
+      <w:proofErr w:type="spellStart"/>
+      <w:r>
+        <w:rPr>
+          <w:rFonts w:ascii="Times New Roman" w:eastAsia="Times New Roman" w:hAnsi="Times New Roman" w:cs="Times New Roman"/>
+          <w:sz w:val="24"/>
+          <w:szCs w:val="24"/>
+        </w:rPr>
+        <w:t>умилінням</w:t>
+      </w:r>
+      <w:proofErr w:type="spellEnd"/>
+      <w:r>
+        <w:rPr>
+          <w:rFonts w:ascii="Times New Roman" w:eastAsia="Times New Roman" w:hAnsi="Times New Roman" w:cs="Times New Roman"/>
+          <w:sz w:val="24"/>
+          <w:szCs w:val="24"/>
+        </w:rPr>
+        <w:t xml:space="preserve"> кличучи:* Владико, не опали нас, недостойних, причастям,* але попали гріхи і очисти душі наші.</w:t>
       </w:r>
     </w:p>
     <w:p>
@@ -3604,8 +6395,8 @@
           <w:szCs w:val="24"/>
         </w:rPr>
       </w:pPr>
-      <w:bookmarkStart w:id="52" w:name="_heading=h.m76dqg7fpbcn" w:colFirst="0" w:colLast="0"/>
-      <w:bookmarkEnd w:id="52"/>
+      <w:bookmarkStart w:id="46" w:name="_heading=h.m76dqg7fpbcn" w:colFirst="0" w:colLast="0"/>
+      <w:bookmarkEnd w:id="46"/>
       <w:r>
         <w:rPr>
           <w:rFonts w:ascii="Times New Roman" w:eastAsia="Times New Roman" w:hAnsi="Times New Roman" w:cs="Times New Roman"/>
@@ -3629,7 +6420,25 @@
           <w:sz w:val="24"/>
           <w:szCs w:val="24"/>
         </w:rPr>
-        <w:t xml:space="preserve"> Св. ап. Єрмія.</w:t>
+        <w:t xml:space="preserve"> Св. ап. </w:t>
+      </w:r>
+      <w:proofErr w:type="spellStart"/>
+      <w:r>
+        <w:rPr>
+          <w:rFonts w:ascii="Times New Roman" w:eastAsia="Times New Roman" w:hAnsi="Times New Roman" w:cs="Times New Roman"/>
+          <w:sz w:val="24"/>
+          <w:szCs w:val="24"/>
+        </w:rPr>
+        <w:t>Єрмія</w:t>
+      </w:r>
+      <w:proofErr w:type="spellEnd"/>
+      <w:r>
+        <w:rPr>
+          <w:rFonts w:ascii="Times New Roman" w:eastAsia="Times New Roman" w:hAnsi="Times New Roman" w:cs="Times New Roman"/>
+          <w:sz w:val="24"/>
+          <w:szCs w:val="24"/>
+        </w:rPr>
+        <w:t>.</w:t>
       </w:r>
       <w:r>
         <w:rPr>
@@ -3644,7 +6453,25 @@
           <w:sz w:val="24"/>
           <w:szCs w:val="24"/>
         </w:rPr>
-        <w:t>Св. мч. Єрмея.</w:t>
+        <w:t xml:space="preserve">Св. мч. </w:t>
+      </w:r>
+      <w:proofErr w:type="spellStart"/>
+      <w:r>
+        <w:rPr>
+          <w:rFonts w:ascii="Times New Roman" w:eastAsia="Times New Roman" w:hAnsi="Times New Roman" w:cs="Times New Roman"/>
+          <w:sz w:val="24"/>
+          <w:szCs w:val="24"/>
+        </w:rPr>
+        <w:t>Єрмея</w:t>
+      </w:r>
+      <w:proofErr w:type="spellEnd"/>
+      <w:r>
+        <w:rPr>
+          <w:rFonts w:ascii="Times New Roman" w:eastAsia="Times New Roman" w:hAnsi="Times New Roman" w:cs="Times New Roman"/>
+          <w:sz w:val="24"/>
+          <w:szCs w:val="24"/>
+        </w:rPr>
+        <w:t>.</w:t>
       </w:r>
     </w:p>
     <w:p>
@@ -3653,10 +6480,18 @@
         <w:spacing w:before="280" w:after="80" w:line="240" w:lineRule="auto"/>
         <w:ind w:left="0" w:hanging="2"/>
       </w:pPr>
-      <w:bookmarkStart w:id="53" w:name="_heading=h.ul0mlly7vc8w" w:colFirst="0" w:colLast="0"/>
-      <w:bookmarkEnd w:id="53"/>
-      <w:r>
-        <w:t xml:space="preserve">Св. ап. Єрмія </w:t>
+      <w:bookmarkStart w:id="47" w:name="_heading=h.ul0mlly7vc8w" w:colFirst="0" w:colLast="0"/>
+      <w:bookmarkEnd w:id="47"/>
+      <w:r>
+        <w:t xml:space="preserve">Св. ап. </w:t>
+      </w:r>
+      <w:proofErr w:type="spellStart"/>
+      <w:r>
+        <w:t>Єрмія</w:t>
+      </w:r>
+      <w:proofErr w:type="spellEnd"/>
+      <w:r>
+        <w:t xml:space="preserve"> </w:t>
       </w:r>
     </w:p>
     <w:p>
@@ -3685,7 +6520,25 @@
           <w:sz w:val="24"/>
           <w:szCs w:val="24"/>
         </w:rPr>
-        <w:t xml:space="preserve"> Апостоле святий, Єрмію, моли милостивого Бога,* щоб відпущення прогрішень подав душам нашим.</w:t>
+        <w:t xml:space="preserve"> Апостоле святий, </w:t>
+      </w:r>
+      <w:proofErr w:type="spellStart"/>
+      <w:r>
+        <w:rPr>
+          <w:rFonts w:ascii="Times New Roman" w:eastAsia="Times New Roman" w:hAnsi="Times New Roman" w:cs="Times New Roman"/>
+          <w:sz w:val="24"/>
+          <w:szCs w:val="24"/>
+        </w:rPr>
+        <w:t>Єрмію</w:t>
+      </w:r>
+      <w:proofErr w:type="spellEnd"/>
+      <w:r>
+        <w:rPr>
+          <w:rFonts w:ascii="Times New Roman" w:eastAsia="Times New Roman" w:hAnsi="Times New Roman" w:cs="Times New Roman"/>
+          <w:sz w:val="24"/>
+          <w:szCs w:val="24"/>
+        </w:rPr>
+        <w:t>, моли милостивого Бога,* щоб відпущення прогрішень подав душам нашим.</w:t>
       </w:r>
     </w:p>
     <w:p>
@@ -3714,7 +6567,25 @@
           <w:sz w:val="24"/>
           <w:szCs w:val="24"/>
         </w:rPr>
-        <w:t>Як зоря возсіяв єси вселенній, світлом Сонця – всесвітлого Павла, світу кінці просвітившого – просіявши, блаженний. Тому й почитаємо тебе, Єрмію.</w:t>
+        <w:t xml:space="preserve">Як зоря возсіяв єси вселенній, світлом Сонця – всесвітлого Павла, світу кінці просвітившого – просіявши, блаженний. Тому й почитаємо тебе, </w:t>
+      </w:r>
+      <w:proofErr w:type="spellStart"/>
+      <w:r>
+        <w:rPr>
+          <w:rFonts w:ascii="Times New Roman" w:eastAsia="Times New Roman" w:hAnsi="Times New Roman" w:cs="Times New Roman"/>
+          <w:sz w:val="24"/>
+          <w:szCs w:val="24"/>
+        </w:rPr>
+        <w:t>Єрмію</w:t>
+      </w:r>
+      <w:proofErr w:type="spellEnd"/>
+      <w:r>
+        <w:rPr>
+          <w:rFonts w:ascii="Times New Roman" w:eastAsia="Times New Roman" w:hAnsi="Times New Roman" w:cs="Times New Roman"/>
+          <w:sz w:val="24"/>
+          <w:szCs w:val="24"/>
+        </w:rPr>
+        <w:t>.</w:t>
       </w:r>
     </w:p>
     <w:p>
@@ -3723,10 +6594,18 @@
         <w:spacing w:before="280" w:after="80" w:line="240" w:lineRule="auto"/>
         <w:ind w:left="0" w:hanging="2"/>
       </w:pPr>
-      <w:bookmarkStart w:id="54" w:name="_heading=h.it5oy59kt56o" w:colFirst="0" w:colLast="0"/>
-      <w:bookmarkEnd w:id="54"/>
-      <w:r>
-        <w:t>Св. мч. Єрмея.</w:t>
+      <w:bookmarkStart w:id="48" w:name="_heading=h.it5oy59kt56o" w:colFirst="0" w:colLast="0"/>
+      <w:bookmarkEnd w:id="48"/>
+      <w:r>
+        <w:t xml:space="preserve">Св. мч. </w:t>
+      </w:r>
+      <w:proofErr w:type="spellStart"/>
+      <w:r>
+        <w:t>Єрмея</w:t>
+      </w:r>
+      <w:proofErr w:type="spellEnd"/>
+      <w:r>
+        <w:t>.</w:t>
       </w:r>
     </w:p>
     <w:p>
@@ -3755,7 +6634,25 @@
           <w:sz w:val="24"/>
           <w:szCs w:val="24"/>
         </w:rPr>
-        <w:t xml:space="preserve"> Мученик Твій, Господи, Єрмей,* у стражданнях своїх прийняв вінець нетлінний від Тебе, Бога нашого,* мавши бо кріпость Твою, він мучителів подолав,* сокрушив і демонів зухвальства безсильні.* Його молитвами спаси душі наші.</w:t>
+        <w:t xml:space="preserve"> Мученик Твій, Господи, </w:t>
+      </w:r>
+      <w:proofErr w:type="spellStart"/>
+      <w:r>
+        <w:rPr>
+          <w:rFonts w:ascii="Times New Roman" w:eastAsia="Times New Roman" w:hAnsi="Times New Roman" w:cs="Times New Roman"/>
+          <w:sz w:val="24"/>
+          <w:szCs w:val="24"/>
+        </w:rPr>
+        <w:t>Єрмей</w:t>
+      </w:r>
+      <w:proofErr w:type="spellEnd"/>
+      <w:r>
+        <w:rPr>
+          <w:rFonts w:ascii="Times New Roman" w:eastAsia="Times New Roman" w:hAnsi="Times New Roman" w:cs="Times New Roman"/>
+          <w:sz w:val="24"/>
+          <w:szCs w:val="24"/>
+        </w:rPr>
+        <w:t>,* у стражданнях своїх прийняв вінець нетлінний від Тебе, Бога нашого,* мавши бо кріпость Твою, він мучителів подолав,* сокрушив і демонів зухвальства безсильні.* Його молитвами спаси душі наші.</w:t>
       </w:r>
     </w:p>
     <w:p>
@@ -3784,7 +6681,43 @@
           <w:sz w:val="24"/>
           <w:szCs w:val="24"/>
         </w:rPr>
-        <w:t>За Христом усильно подвизавшись, у сивині шляхетній мужність хоробрих придбав єси, мученику Єрмею, беззаконних зловмисли силою Христа низложив, від напоїв ворожбитських неуражений явився єси, взиваючи: Бог зі мною і ніхто проти мене!</w:t>
+        <w:t xml:space="preserve">За Христом усильно подвизавшись, у сивині шляхетній мужність хоробрих придбав єси, мученику </w:t>
+      </w:r>
+      <w:proofErr w:type="spellStart"/>
+      <w:r>
+        <w:rPr>
+          <w:rFonts w:ascii="Times New Roman" w:eastAsia="Times New Roman" w:hAnsi="Times New Roman" w:cs="Times New Roman"/>
+          <w:sz w:val="24"/>
+          <w:szCs w:val="24"/>
+        </w:rPr>
+        <w:t>Єрмею</w:t>
+      </w:r>
+      <w:proofErr w:type="spellEnd"/>
+      <w:r>
+        <w:rPr>
+          <w:rFonts w:ascii="Times New Roman" w:eastAsia="Times New Roman" w:hAnsi="Times New Roman" w:cs="Times New Roman"/>
+          <w:sz w:val="24"/>
+          <w:szCs w:val="24"/>
+        </w:rPr>
+        <w:t xml:space="preserve">, беззаконних </w:t>
+      </w:r>
+      <w:proofErr w:type="spellStart"/>
+      <w:r>
+        <w:rPr>
+          <w:rFonts w:ascii="Times New Roman" w:eastAsia="Times New Roman" w:hAnsi="Times New Roman" w:cs="Times New Roman"/>
+          <w:sz w:val="24"/>
+          <w:szCs w:val="24"/>
+        </w:rPr>
+        <w:t>зловмисли</w:t>
+      </w:r>
+      <w:proofErr w:type="spellEnd"/>
+      <w:r>
+        <w:rPr>
+          <w:rFonts w:ascii="Times New Roman" w:eastAsia="Times New Roman" w:hAnsi="Times New Roman" w:cs="Times New Roman"/>
+          <w:sz w:val="24"/>
+          <w:szCs w:val="24"/>
+        </w:rPr>
+        <w:t xml:space="preserve"> силою Христа низложив, від напоїв ворожбитських неуражений явився єси, взиваючи: Бог зі мною і ніхто проти мене!</w:t>
       </w:r>
     </w:p>
     <w:sectPr>
@@ -4323,6 +7256,7 @@
   <w:style w:type="character" w:default="1" w:styleId="a0">
     <w:name w:val="Default Paragraph Font"/>
     <w:uiPriority w:val="1"/>
+    <w:semiHidden/>
     <w:unhideWhenUsed/>
   </w:style>
   <w:style w:type="table" w:default="1" w:styleId="a1">
